--- a/fuentes/CFA1_135333_DU.docx
+++ b/fuentes/CFA1_135333_DU.docx
@@ -9548,6 +9548,7 @@
       </w:pPr>
       <w:r>
         <w:rPr>
+          <w:noProof/>
           <w:lang w:val="es-419" w:eastAsia="es-CO"/>
         </w:rPr>
         <w:drawing>
@@ -13987,7 +13988,7 @@
                 <w:sz w:val="28"/>
                 <w:szCs w:val="28"/>
               </w:rPr>
-              <w:t>Dirección General</w:t>
+              <w:t>Centro Agroturístico - Regional Santander</w:t>
             </w:r>
           </w:p>
         </w:tc>
@@ -21566,17 +21567,6 @@
 </file>
 
 <file path=customXml/item1.xml><?xml version="1.0" encoding="utf-8"?>
-<p:properties xmlns:p="http://schemas.microsoft.com/office/2006/metadata/properties" xmlns:xsi="http://www.w3.org/2001/XMLSchema-instance" xmlns:pc="http://schemas.microsoft.com/office/infopath/2007/PartnerControls">
-  <documentManagement>
-    <TaxCatchAll xmlns="13c90a0b-73bc-4dc0-be5f-28d77b615beb" xsi:nil="true"/>
-    <lcf76f155ced4ddcb4097134ff3c332f xmlns="13c93bba-48ce-428c-bfe5-88b42c19b028">
-      <Terms xmlns="http://schemas.microsoft.com/office/infopath/2007/PartnerControls"/>
-    </lcf76f155ced4ddcb4097134ff3c332f>
-  </documentManagement>
-</p:properties>
-</file>
-
-<file path=customXml/item2.xml><?xml version="1.0" encoding="utf-8"?>
 <b:Sources xmlns:b="http://schemas.openxmlformats.org/officeDocument/2006/bibliography" xmlns="http://schemas.openxmlformats.org/officeDocument/2006/bibliography" SelectedStyle="\APASixthEditionOfficeOnline.xsl" StyleName="APA" Version="6">
   <b:Source>
     <b:Tag>Mue12</b:Tag>
@@ -22087,7 +22077,27 @@
 </b:Sources>
 </file>
 
+<file path=customXml/item2.xml><?xml version="1.0" encoding="utf-8"?>
+<p:properties xmlns:p="http://schemas.microsoft.com/office/2006/metadata/properties" xmlns:xsi="http://www.w3.org/2001/XMLSchema-instance" xmlns:pc="http://schemas.microsoft.com/office/infopath/2007/PartnerControls">
+  <documentManagement>
+    <TaxCatchAll xmlns="13c90a0b-73bc-4dc0-be5f-28d77b615beb" xsi:nil="true"/>
+    <lcf76f155ced4ddcb4097134ff3c332f xmlns="13c93bba-48ce-428c-bfe5-88b42c19b028">
+      <Terms xmlns="http://schemas.microsoft.com/office/infopath/2007/PartnerControls"/>
+    </lcf76f155ced4ddcb4097134ff3c332f>
+  </documentManagement>
+</p:properties>
+</file>
+
 <file path=customXml/item3.xml><?xml version="1.0" encoding="utf-8"?>
+<?mso-contentType ?>
+<FormTemplates xmlns="http://schemas.microsoft.com/sharepoint/v3/contenttype/forms">
+  <Display>DocumentLibraryForm</Display>
+  <Edit>DocumentLibraryForm</Edit>
+  <New>DocumentLibraryForm</New>
+</FormTemplates>
+</file>
+
+<file path=customXml/item4.xml><?xml version="1.0" encoding="utf-8"?>
 <ct:contentTypeSchema xmlns:ct="http://schemas.microsoft.com/office/2006/metadata/contentType" xmlns:ma="http://schemas.microsoft.com/office/2006/metadata/properties/metaAttributes" ct:_="" ma:_="" ma:contentTypeName="Documento" ma:contentTypeID="0x0101006A81D6BD42E8DF4C91013959704817E1" ma:contentTypeVersion="15" ma:contentTypeDescription="Crear nuevo documento." ma:contentTypeScope="" ma:versionID="bf4f72ffd194f0963ff564daca6869f7">
   <xsd:schema xmlns:xsd="http://www.w3.org/2001/XMLSchema" xmlns:xs="http://www.w3.org/2001/XMLSchema" xmlns:p="http://schemas.microsoft.com/office/2006/metadata/properties" xmlns:ns2="13c90a0b-73bc-4dc0-be5f-28d77b615beb" xmlns:ns3="13c93bba-48ce-428c-bfe5-88b42c19b028" targetNamespace="http://schemas.microsoft.com/office/2006/metadata/properties" ma:root="true" ma:fieldsID="8718d6f4873a5b1392a45044efa78385" ns2:_="" ns3:_="">
     <xsd:import namespace="13c90a0b-73bc-4dc0-be5f-28d77b615beb"/>
@@ -22322,16 +22332,15 @@
 </ct:contentTypeSchema>
 </file>
 
-<file path=customXml/item4.xml><?xml version="1.0" encoding="utf-8"?>
-<?mso-contentType ?>
-<FormTemplates xmlns="http://schemas.microsoft.com/sharepoint/v3/contenttype/forms">
-  <Display>DocumentLibraryForm</Display>
-  <Edit>DocumentLibraryForm</Edit>
-  <New>DocumentLibraryForm</New>
-</FormTemplates>
+<file path=customXml/itemProps1.xml><?xml version="1.0" encoding="utf-8"?>
+<ds:datastoreItem xmlns:ds="http://schemas.openxmlformats.org/officeDocument/2006/customXml" ds:itemID="{84F3832F-79D0-40EC-924E-4EC5D33B7AFB}">
+  <ds:schemaRefs>
+    <ds:schemaRef ds:uri="http://schemas.openxmlformats.org/officeDocument/2006/bibliography"/>
+  </ds:schemaRefs>
+</ds:datastoreItem>
 </file>
 
-<file path=customXml/itemProps1.xml><?xml version="1.0" encoding="utf-8"?>
+<file path=customXml/itemProps2.xml><?xml version="1.0" encoding="utf-8"?>
 <ds:datastoreItem xmlns:ds="http://schemas.openxmlformats.org/officeDocument/2006/customXml" ds:itemID="{1145D752-ACC1-45E1-AB53-0C756F67FC7F}">
   <ds:schemaRefs>
     <ds:schemaRef ds:uri="http://schemas.microsoft.com/office/2006/metadata/properties"/>
@@ -22342,22 +22351,14 @@
 </ds:datastoreItem>
 </file>
 
-<file path=customXml/itemProps2.xml><?xml version="1.0" encoding="utf-8"?>
-<ds:datastoreItem xmlns:ds="http://schemas.openxmlformats.org/officeDocument/2006/customXml" ds:itemID="{84F3832F-79D0-40EC-924E-4EC5D33B7AFB}">
-  <ds:schemaRefs>
-    <ds:schemaRef ds:uri="http://schemas.openxmlformats.org/officeDocument/2006/bibliography"/>
-  </ds:schemaRefs>
-</ds:datastoreItem>
-</file>
-
 <file path=customXml/itemProps3.xml><?xml version="1.0" encoding="utf-8"?>
-<ds:datastoreItem xmlns:ds="http://schemas.openxmlformats.org/officeDocument/2006/customXml" ds:itemID="{050DB922-AAFD-4219-97E6-6FA287CC70A8}"/>
-</file>
-
-<file path=customXml/itemProps4.xml><?xml version="1.0" encoding="utf-8"?>
 <ds:datastoreItem xmlns:ds="http://schemas.openxmlformats.org/officeDocument/2006/customXml" ds:itemID="{81CBDEC1-3B00-44ED-AD36-0268077980BA}">
   <ds:schemaRefs>
     <ds:schemaRef ds:uri="http://schemas.microsoft.com/sharepoint/v3/contenttype/forms"/>
   </ds:schemaRefs>
 </ds:datastoreItem>
+</file>
+
+<file path=customXml/itemProps4.xml><?xml version="1.0" encoding="utf-8"?>
+<ds:datastoreItem xmlns:ds="http://schemas.openxmlformats.org/officeDocument/2006/customXml" ds:itemID="{A523CB51-3279-4715-ABF4-9DC7CA14D0D8}"/>
 </file>
--- a/fuentes/CFA1_135333_DU.docx
+++ b/fuentes/CFA1_135333_DU.docx
@@ -2425,7 +2425,13 @@
     </w:p>
     <w:p>
       <w:r>
-        <w:t>Le damos la bienvenida al componente Reconocimiento de clientes. Para comenzar satisfactoriamente este recorrido, explore el recurso que se muestra a continuación:</w:t>
+        <w:t xml:space="preserve">Le damos la bienvenida al componente Reconocimiento de clientes. Para comenzar satisfactoriamente este recorrido, explore el recurso que se </w:t>
+      </w:r>
+      <w:r>
+        <w:t>detalla</w:t>
+      </w:r>
+      <w:r>
+        <w:t xml:space="preserve"> a continuación:</w:t>
       </w:r>
     </w:p>
     <w:p>
@@ -2439,16 +2445,16 @@
     </w:p>
     <w:p>
       <w:r>
-        <w:t xml:space="preserve">          </w:t>
+        <w:t xml:space="preserve">       </w:t>
       </w:r>
       <w:r>
         <w:rPr>
           <w:noProof/>
         </w:rPr>
         <w:drawing>
-          <wp:inline distT="0" distB="0" distL="0" distR="0" wp14:anchorId="4F7FCD8C" wp14:editId="1E8B7B5C">
-            <wp:extent cx="4837814" cy="2720179"/>
-            <wp:effectExtent l="0" t="0" r="1270" b="4445"/>
+          <wp:inline distT="0" distB="0" distL="0" distR="0" wp14:anchorId="4F7FCD8C" wp14:editId="13F98D09">
+            <wp:extent cx="4678326" cy="2630503"/>
+            <wp:effectExtent l="0" t="0" r="8255" b="0"/>
             <wp:docPr id="7" name="Imagen 7">
               <a:extLst xmlns:a="http://schemas.openxmlformats.org/drawingml/2006/main">
                 <a:ext uri="{C183D7F6-B498-43B3-948B-1728B52AA6E4}">
@@ -2490,7 +2496,7 @@
                   <pic:spPr bwMode="auto">
                     <a:xfrm>
                       <a:off x="0" y="0"/>
-                      <a:ext cx="4852089" cy="2728205"/>
+                      <a:ext cx="4706547" cy="2646371"/>
                     </a:xfrm>
                     <a:prstGeom prst="rect">
                       <a:avLst/>
@@ -2513,22 +2519,15 @@
     <w:p>
       <w:r>
         <w:tab/>
-        <w:t xml:space="preserve">Nota. SENA, </w:t>
-      </w:r>
-      <w:r>
-        <w:t>(</w:t>
-      </w:r>
-      <w:r>
-        <w:t>2026</w:t>
-      </w:r>
-      <w:r>
-        <w:t>)</w:t>
-      </w:r>
-      <w:r>
-        <w:t>.</w:t>
-      </w:r>
-      <w:r>
-        <w:t xml:space="preserve">                   </w:t>
+      </w:r>
+      <w:r>
+        <w:t>Video: reconocimiento de clientes</w:t>
+      </w:r>
+      <w:r>
+        <w:t>: introducción.</w:t>
+      </w:r>
+      <w:r>
+        <w:t xml:space="preserve">                 </w:t>
       </w:r>
       <w:r>
         <w:t xml:space="preserve">             </w:t>
@@ -2626,13 +2625,20 @@
                 <w:b/>
                 <w:lang w:val="es-419"/>
               </w:rPr>
-              <w:t>Síntesis del video:</w:t>
+              <w:t>Transcripción</w:t>
             </w:r>
             <w:r>
               <w:rPr>
                 <w:b/>
                 <w:lang w:val="es-419"/>
               </w:rPr>
+              <w:t xml:space="preserve"> del video:</w:t>
+            </w:r>
+            <w:r>
+              <w:rPr>
+                <w:b/>
+                <w:lang w:val="es-419"/>
+              </w:rPr>
               <w:t xml:space="preserve"> </w:t>
             </w:r>
             <w:r>
@@ -2640,7 +2646,28 @@
                 <w:bCs/>
                 <w:lang w:val="es-419"/>
               </w:rPr>
-              <w:t>Reconocimiento de clientes</w:t>
+              <w:t>r</w:t>
+            </w:r>
+            <w:r>
+              <w:rPr>
+                <w:bCs/>
+                <w:lang w:val="es-419"/>
+              </w:rPr>
+              <w:t>econocimiento</w:t>
+            </w:r>
+            <w:r>
+              <w:rPr>
+                <w:bCs/>
+                <w:lang w:val="es-419"/>
+              </w:rPr>
+              <w:t xml:space="preserve"> de clientes</w:t>
+            </w:r>
+            <w:r>
+              <w:rPr>
+                <w:bCs/>
+                <w:lang w:val="es-419"/>
+              </w:rPr>
+              <w:t>: introducción.</w:t>
             </w:r>
           </w:p>
         </w:tc>
@@ -2670,11 +2697,23 @@
               <w:t>c</w:t>
             </w:r>
             <w:r>
-              <w:t xml:space="preserve">liente. En este sentido, este componente formativo se orientará al entendimiento de una variable que es foco de interés para las empresas </w:t>
+              <w:t xml:space="preserve">liente. En este sentido, este componente formativo se orientará al entendimiento de </w:t>
+            </w:r>
+            <w:r>
+              <w:t>la</w:t>
+            </w:r>
+            <w:r>
+              <w:t xml:space="preserve"> variable </w:t>
+            </w:r>
+            <w:r>
+              <w:t>un</w:t>
+            </w:r>
+            <w:r>
+              <w:t xml:space="preserve"> foco de interés para las empresas que </w:t>
             </w:r>
             <w:r>
               <w:lastRenderedPageBreak/>
-              <w:t>que son, los clientes</w:t>
+              <w:t>son, los clientes</w:t>
             </w:r>
             <w:r>
               <w:t xml:space="preserve"> y en </w:t>
@@ -2729,12 +2768,18 @@
           </w:p>
           <w:p>
             <w:r>
-              <w:t xml:space="preserve">Y justamente para este entendimiento de los clientes, debemos saber quiénes son y entender que hay unos términos muy similares, que son cliente, consumidor y usuario, pero que, dependiendo del grado de relación que tengan con la empresa y de cómo se comporten, tendrán una clasificación diferente. Asimismo, según sus comportamientos, tendrán unas tipologías y es importante conocerlos porque un agente de servicio al cliente debe siempre tenerlos muy presentes para poder moldear las pautas de su comportamiento en son o en términos de ese perfil de cliente y poder así generar una interacción positiva con estos. </w:t>
+              <w:t>Y justamente para este entendimiento de los clientes, debemos saber quiénes son y entender que hay unos términos muy similares, que son cliente, consumidor y usuario, pero que, dependiendo del grado de relación que tengan con la empresa y de cómo se comporten, tendrán una clasificación diferente. Asimismo, según sus comportamientos, tendrán unas tipologías y es importante conocerl</w:t>
+            </w:r>
+            <w:r>
+              <w:t>a</w:t>
+            </w:r>
+            <w:r>
+              <w:t xml:space="preserve">s porque un agente de servicio al cliente debe siempre tenerlos muy presentes para poder moldear las pautas de su comportamiento en son o en términos de ese perfil de cliente y poder así generar una interacción positiva con estos. </w:t>
             </w:r>
           </w:p>
           <w:p>
             <w:r>
-              <w:t>¿Cuáles son, entonces, los fines que persigue una empresa respecto a su tratamiento o a su relación con los clientes?</w:t>
+              <w:t>¿Cuáles son entonces, los fines que persigue una empresa respecto a su tratamiento o a su relación con los clientes?</w:t>
             </w:r>
           </w:p>
           <w:p>
@@ -2887,7 +2932,13 @@
               <w:t xml:space="preserve"> </w:t>
             </w:r>
             <w:r>
-              <w:t xml:space="preserve">tal cual como ocurre con los agentes de servicio que en los canales telefónicos permanecen mucho tiempo sentados y que los canales presenciales pueden pasar largos tiempos de pie o </w:t>
+              <w:t>tal cual como ocurre con los agentes de servicio</w:t>
+            </w:r>
+            <w:r>
+              <w:t>,</w:t>
+            </w:r>
+            <w:r>
+              <w:t xml:space="preserve"> que en los canales telefónicos permanecen mucho tiempo sentados y que los canales presenciales pueden pasar largos tiempos de pie o </w:t>
             </w:r>
             <w:r>
               <w:t>también</w:t>
@@ -3383,7 +3434,7 @@
           <w:szCs w:val="28"/>
           <w:lang w:val="es-419"/>
         </w:rPr>
-        <w:t xml:space="preserve">n la tabla anterior se observa la relación entre ambos conceptos. Por una </w:t>
+        <w:t xml:space="preserve">n la tabla anterior </w:t>
       </w:r>
       <w:r>
         <w:rPr>
@@ -3391,7 +3442,7 @@
           <w:szCs w:val="28"/>
           <w:lang w:val="es-419"/>
         </w:rPr>
-        <w:t>parte,</w:t>
+        <w:t>está</w:t>
       </w:r>
       <w:r>
         <w:rPr>
@@ -3399,7 +3450,7 @@
           <w:szCs w:val="28"/>
           <w:lang w:val="es-419"/>
         </w:rPr>
-        <w:t xml:space="preserve"> se cuentan con cuatro datos, tres de ellos cuantitativos ($200.000, 16 y 12) y uno de ellos cualitativo (Servicial). En este sentido, el usuario de la información solo tiene esa visualización sin mayor contexto. Cuando se toman estos datos y se les da un alcance o </w:t>
+        <w:t xml:space="preserve"> la relación entre ambos conceptos. Por una </w:t>
       </w:r>
       <w:r>
         <w:rPr>
@@ -3407,41 +3458,41 @@
           <w:szCs w:val="28"/>
           <w:lang w:val="es-419"/>
         </w:rPr>
-        <w:lastRenderedPageBreak/>
-        <w:t>se asocian a una situación se identifica la importancia de cada dato y se pasa ahora a hacer mención de información.</w:t>
-      </w:r>
-    </w:p>
-    <w:p>
-      <w:pPr>
+        <w:t>parte,</w:t>
+      </w:r>
+      <w:r>
         <w:rPr>
           <w:rFonts w:ascii="Calibri" w:hAnsi="Calibri" w:cs="Calibri"/>
           <w:szCs w:val="28"/>
           <w:lang w:val="es-419"/>
         </w:rPr>
-      </w:pPr>
+        <w:t xml:space="preserve"> se cuentan con cuatro datos, tres de ellos cuantitativos ($200.000, 16 y 12) y uno de ellos cualitativo (Servicial). En este sentido, el usuario de la información solo tiene esa visualización sin mayor contexto. Cuando se toman estos datos y se les da un alcance o </w:t>
+      </w:r>
       <w:r>
         <w:rPr>
           <w:rFonts w:ascii="Calibri" w:hAnsi="Calibri" w:cs="Calibri"/>
           <w:szCs w:val="28"/>
           <w:lang w:val="es-419"/>
         </w:rPr>
-        <w:t xml:space="preserve">En el contexto de la </w:t>
-      </w:r>
-      <w:r>
+        <w:lastRenderedPageBreak/>
+        <w:t>se asocian a una situación se identifica la importancia de cada dato y se pasa ahora a hacer mención de información.</w:t>
+      </w:r>
+    </w:p>
+    <w:p>
+      <w:pPr>
         <w:rPr>
           <w:rFonts w:ascii="Calibri" w:hAnsi="Calibri" w:cs="Calibri"/>
           <w:szCs w:val="28"/>
           <w:lang w:val="es-419"/>
         </w:rPr>
-        <w:t>a</w:t>
-      </w:r>
+      </w:pPr>
       <w:r>
         <w:rPr>
           <w:rFonts w:ascii="Calibri" w:hAnsi="Calibri" w:cs="Calibri"/>
           <w:szCs w:val="28"/>
           <w:lang w:val="es-419"/>
         </w:rPr>
-        <w:t xml:space="preserve">tención al </w:t>
+        <w:t xml:space="preserve">En el contexto de la </w:t>
       </w:r>
       <w:r>
         <w:rPr>
@@ -3449,7 +3500,7 @@
           <w:szCs w:val="28"/>
           <w:lang w:val="es-419"/>
         </w:rPr>
-        <w:t>c</w:t>
+        <w:t>a</w:t>
       </w:r>
       <w:r>
         <w:rPr>
@@ -3457,40 +3508,40 @@
           <w:szCs w:val="28"/>
           <w:lang w:val="es-419"/>
         </w:rPr>
-        <w:t>liente la información es vital, dado que es lo que motiva la interacción y el interés entre:</w:t>
-      </w:r>
-    </w:p>
-    <w:p>
-      <w:pPr>
+        <w:t xml:space="preserve">tención al </w:t>
+      </w:r>
+      <w:r>
         <w:rPr>
           <w:rFonts w:ascii="Calibri" w:hAnsi="Calibri" w:cs="Calibri"/>
           <w:szCs w:val="28"/>
           <w:lang w:val="es-419"/>
         </w:rPr>
-      </w:pPr>
+        <w:t>c</w:t>
+      </w:r>
       <w:r>
         <w:rPr>
           <w:rFonts w:ascii="Calibri" w:hAnsi="Calibri" w:cs="Calibri"/>
           <w:szCs w:val="28"/>
           <w:lang w:val="es-419"/>
         </w:rPr>
-        <w:t xml:space="preserve">Emisor - quien emite el mensaje comunicacional, generalmente, es el </w:t>
-      </w:r>
-      <w:r>
+        <w:t>liente la información es vital, dado que es lo que motiva la interacción y el interés entre:</w:t>
+      </w:r>
+    </w:p>
+    <w:p>
+      <w:pPr>
         <w:rPr>
           <w:rFonts w:ascii="Calibri" w:hAnsi="Calibri" w:cs="Calibri"/>
           <w:szCs w:val="28"/>
           <w:lang w:val="es-419"/>
         </w:rPr>
-        <w:t>a</w:t>
-      </w:r>
+      </w:pPr>
       <w:r>
         <w:rPr>
           <w:rFonts w:ascii="Calibri" w:hAnsi="Calibri" w:cs="Calibri"/>
           <w:szCs w:val="28"/>
           <w:lang w:val="es-419"/>
         </w:rPr>
-        <w:t xml:space="preserve">gente de </w:t>
+        <w:t xml:space="preserve">Emisor - quien emite el mensaje comunicacional, generalmente, es el </w:t>
       </w:r>
       <w:r>
         <w:rPr>
@@ -3498,7 +3549,7 @@
           <w:szCs w:val="28"/>
           <w:lang w:val="es-419"/>
         </w:rPr>
-        <w:t>s</w:t>
+        <w:t>a</w:t>
       </w:r>
       <w:r>
         <w:rPr>
@@ -3506,71 +3557,82 @@
           <w:szCs w:val="28"/>
           <w:lang w:val="es-419"/>
         </w:rPr>
-        <w:t>ervicio.</w:t>
-      </w:r>
-    </w:p>
-    <w:p>
-      <w:pPr>
+        <w:t xml:space="preserve">gente de </w:t>
+      </w:r>
+      <w:r>
         <w:rPr>
           <w:rFonts w:ascii="Calibri" w:hAnsi="Calibri" w:cs="Calibri"/>
           <w:szCs w:val="28"/>
           <w:lang w:val="es-419"/>
         </w:rPr>
-      </w:pPr>
+        <w:t>s</w:t>
+      </w:r>
       <w:r>
         <w:rPr>
           <w:rFonts w:ascii="Calibri" w:hAnsi="Calibri" w:cs="Calibri"/>
           <w:szCs w:val="28"/>
           <w:lang w:val="es-419"/>
         </w:rPr>
-        <w:t xml:space="preserve">Receptor </w:t>
-      </w:r>
-      <w:r>
+        <w:t>ervicio.</w:t>
+      </w:r>
+    </w:p>
+    <w:p>
+      <w:pPr>
         <w:rPr>
           <w:rFonts w:ascii="Calibri" w:hAnsi="Calibri" w:cs="Calibri"/>
           <w:szCs w:val="28"/>
           <w:lang w:val="es-419"/>
         </w:rPr>
-        <w:t xml:space="preserve">- </w:t>
-      </w:r>
+      </w:pPr>
       <w:r>
         <w:rPr>
           <w:rFonts w:ascii="Calibri" w:hAnsi="Calibri" w:cs="Calibri"/>
           <w:szCs w:val="28"/>
           <w:lang w:val="es-419"/>
         </w:rPr>
-        <w:t>quien recibe la información, usualmente el cliente.</w:t>
-      </w:r>
-    </w:p>
-    <w:p>
-      <w:pPr>
-        <w:pStyle w:val="Figura"/>
-      </w:pPr>
-      <w:r>
-        <w:t>Interacción entre emisor y receptor</w:t>
-      </w:r>
-    </w:p>
-    <w:p>
-      <w:pPr>
-        <w:ind w:firstLine="0"/>
+        <w:t xml:space="preserve">Receptor </w:t>
+      </w:r>
+      <w:r>
         <w:rPr>
           <w:rFonts w:ascii="Calibri" w:hAnsi="Calibri" w:cs="Calibri"/>
           <w:szCs w:val="28"/>
           <w:lang w:val="es-419"/>
         </w:rPr>
-      </w:pPr>
+        <w:t xml:space="preserve">- </w:t>
+      </w:r>
       <w:r>
         <w:rPr>
           <w:rFonts w:ascii="Calibri" w:hAnsi="Calibri" w:cs="Calibri"/>
-          <w:noProof/>
           <w:szCs w:val="28"/>
           <w:lang w:val="es-419"/>
         </w:rPr>
+        <w:t>quien recibe la información, usualmente el cliente.</w:t>
+      </w:r>
+    </w:p>
+    <w:p>
+      <w:pPr>
+        <w:pStyle w:val="Figura"/>
+      </w:pPr>
+      <w:r>
+        <w:t>Interacción entre emisor y receptor</w:t>
+      </w:r>
+    </w:p>
+    <w:p>
+      <w:pPr>
+        <w:rPr>
+          <w:lang w:val="es-419" w:eastAsia="es-CO"/>
+        </w:rPr>
+      </w:pPr>
+      <w:r>
+        <w:rPr>
+          <w:noProof/>
+          <w:lang w:val="es-419" w:eastAsia="es-CO"/>
+        </w:rPr>
         <w:drawing>
-          <wp:inline distT="0" distB="0" distL="0" distR="0" wp14:anchorId="1C5A03D6" wp14:editId="768232E6">
-            <wp:extent cx="6332220" cy="3832860"/>
-            <wp:effectExtent l="0" t="0" r="0" b="0"/>
-            <wp:docPr id="2" name="Imagen 2" descr="En la figura de interacción se detalla los componentes básicos que son: la disponibilidad, la finalidad, generación de conocimiento, ser confiable y precisa."/>
+          <wp:inline distT="0" distB="0" distL="0" distR="0" wp14:anchorId="62F7F165" wp14:editId="2B714CB4">
+            <wp:extent cx="5465135" cy="3307470"/>
+            <wp:effectExtent l="0" t="0" r="2540" b="7620"/>
+            <wp:docPr id="12" name="Imagen 12" descr="En la figura de interacción se detalla los componentes básicos que son: la disponibilidad, la finalidad, generación de conocimiento, ser confiable y precisa."/>
             <wp:cNvGraphicFramePr>
               <a:graphicFrameLocks xmlns:a="http://schemas.openxmlformats.org/drawingml/2006/main" noChangeAspect="1"/>
             </wp:cNvGraphicFramePr>
@@ -3578,7 +3640,7 @@
               <a:graphicData uri="http://schemas.openxmlformats.org/drawingml/2006/picture">
                 <pic:pic xmlns:pic="http://schemas.openxmlformats.org/drawingml/2006/picture">
                   <pic:nvPicPr>
-                    <pic:cNvPr id="2" name="Imagen 2" descr="En la figura de interacción se detalla los componentes básicos que son: la disponibilidad, la finalidad, generación de conocimiento, ser confiable y precisa."/>
+                    <pic:cNvPr id="12" name="Imagen 12" descr="En la figura de interacción se detalla los componentes básicos que son: la disponibilidad, la finalidad, generación de conocimiento, ser confiable y precisa."/>
                     <pic:cNvPicPr/>
                   </pic:nvPicPr>
                   <pic:blipFill>
@@ -3590,7 +3652,7 @@
                   <pic:spPr>
                     <a:xfrm>
                       <a:off x="0" y="0"/>
-                      <a:ext cx="6332220" cy="3832860"/>
+                      <a:ext cx="5474241" cy="3312981"/>
                     </a:xfrm>
                     <a:prstGeom prst="rect">
                       <a:avLst/>
@@ -3605,7 +3667,7 @@
     </w:p>
     <w:p>
       <w:pPr>
-        <w:ind w:firstLine="0"/>
+        <w:ind w:firstLine="708"/>
         <w:rPr>
           <w:rFonts w:ascii="Calibri" w:hAnsi="Calibri" w:cs="Calibri"/>
           <w:szCs w:val="28"/>
@@ -3694,7 +3756,7 @@
         <w:rPr>
           <w:lang w:val="es-419" w:eastAsia="es-CO"/>
         </w:rPr>
-        <w:t>Existen diferentes tipos de información, los cuales se pueden clasificar desde diferentes perspectivas, según su: fuente, el objeto comunicacional, criterios de programación en sistemas, entre otros; sin embargo, la clasificación más referenciada a nivel empresarial es la asociada con la relación que existe entre quien la produce</w:t>
+        <w:t>Existen diferentes tipos de información, los cuales se pueden clasificar desde diferentes perspectivas, según su fuente, el objeto comunicacional, criterios de programación en sistemas, entre otros; sin embargo, la clasificación más referenciada a nivel empresarial es la asociada con la relación que existe entre quien la produce</w:t>
       </w:r>
       <w:r>
         <w:rPr>
@@ -3718,7 +3780,19 @@
         <w:rPr>
           <w:lang w:val="es-419" w:eastAsia="es-CO"/>
         </w:rPr>
-        <w:t>publica (emisor) y los potenciales usuarios requirentes (receptores), esta clasificación se muestra a continuación:</w:t>
+        <w:t>publica (emisor) y los potenciales usuarios requirentes (receptores), esta clasificación</w:t>
+      </w:r>
+      <w:r>
+        <w:rPr>
+          <w:lang w:val="es-419" w:eastAsia="es-CO"/>
+        </w:rPr>
+        <w:t xml:space="preserve"> se evidencia</w:t>
+      </w:r>
+      <w:r>
+        <w:rPr>
+          <w:lang w:val="es-419" w:eastAsia="es-CO"/>
+        </w:rPr>
+        <w:t xml:space="preserve"> a continuación:</w:t>
       </w:r>
     </w:p>
     <w:p>
@@ -3908,13 +3982,31 @@
         </w:rPr>
         <w:t xml:space="preserve">La mala aplicación de los tipos de información puede llevar a las empresas a la desinformación a nivel digital; conocida como </w:t>
       </w:r>
+      <w:proofErr w:type="spellStart"/>
       <w:r>
         <w:rPr>
           <w:rStyle w:val="Extranjerismo"/>
           <w:lang w:val="es-419" w:eastAsia="es-CO"/>
         </w:rPr>
-        <w:t>fake news</w:t>
-      </w:r>
+        <w:t>fake</w:t>
+      </w:r>
+      <w:proofErr w:type="spellEnd"/>
+      <w:r>
+        <w:rPr>
+          <w:rStyle w:val="Extranjerismo"/>
+          <w:lang w:val="es-419" w:eastAsia="es-CO"/>
+        </w:rPr>
+        <w:t xml:space="preserve"> </w:t>
+      </w:r>
+      <w:proofErr w:type="spellStart"/>
+      <w:r>
+        <w:rPr>
+          <w:rStyle w:val="Extranjerismo"/>
+          <w:lang w:val="es-419" w:eastAsia="es-CO"/>
+        </w:rPr>
+        <w:t>news</w:t>
+      </w:r>
+      <w:proofErr w:type="spellEnd"/>
       <w:r>
         <w:rPr>
           <w:lang w:val="es-419" w:eastAsia="es-CO"/>
@@ -3969,7 +4061,13 @@
         <w:rPr>
           <w:bCs/>
         </w:rPr>
-        <w:t>Observe en el siguiente video cómo se define un cliente.</w:t>
+        <w:t>Se detalla</w:t>
+      </w:r>
+      <w:r>
+        <w:rPr>
+          <w:bCs/>
+        </w:rPr>
+        <w:t xml:space="preserve"> en el siguiente video cómo se define un cliente.</w:t>
       </w:r>
     </w:p>
     <w:p>
@@ -4055,19 +4153,13 @@
         <w:ind w:left="707"/>
       </w:pPr>
       <w:r>
-        <w:t>Nota. SENA,</w:t>
-      </w:r>
-      <w:r>
-        <w:t xml:space="preserve"> (</w:t>
-      </w:r>
-      <w:r>
-        <w:t>2026</w:t>
-      </w:r>
-      <w:r>
-        <w:t>)</w:t>
-      </w:r>
-      <w:r>
-        <w:t>.</w:t>
+        <w:t xml:space="preserve">Video: </w:t>
+      </w:r>
+      <w:r>
+        <w:t>R</w:t>
+      </w:r>
+      <w:r>
+        <w:t>econocimiento de clientes.</w:t>
       </w:r>
     </w:p>
     <w:p>
@@ -4121,17 +4213,30 @@
                 <w:b/>
                 <w:lang w:val="es-419"/>
               </w:rPr>
-              <w:t>Síntesis del video:</w:t>
+              <w:t>Transcripción</w:t>
             </w:r>
             <w:r>
               <w:rPr>
                 <w:b/>
                 <w:lang w:val="es-419"/>
               </w:rPr>
+              <w:t xml:space="preserve"> del video:</w:t>
+            </w:r>
+            <w:r>
+              <w:rPr>
+                <w:b/>
+                <w:lang w:val="es-419"/>
+              </w:rPr>
               <w:t xml:space="preserve"> </w:t>
             </w:r>
             <w:r>
-              <w:t>Reconocimiento de clientes</w:t>
+              <w:t>R</w:t>
+            </w:r>
+            <w:r>
+              <w:t>econocimiento de clientes</w:t>
+            </w:r>
+            <w:r>
+              <w:t>.</w:t>
             </w:r>
           </w:p>
         </w:tc>
@@ -4158,7 +4263,13 @@
               <w:t>,</w:t>
             </w:r>
             <w:r>
-              <w:t xml:space="preserve"> aunque contrario a lo que popularmente se dice no siempre tiene la razón pero sí es el centro de la estrategia de sostenibilidad de la compañía</w:t>
+              <w:t xml:space="preserve"> aunque contrario a lo que popularmente se dice no siempre tiene la </w:t>
+            </w:r>
+            <w:r>
+              <w:t>razón,</w:t>
+            </w:r>
+            <w:r>
+              <w:t xml:space="preserve"> pero sí es el centro de la estrategia de sostenibilidad de la compañía</w:t>
             </w:r>
             <w:r>
               <w:t>,</w:t>
@@ -4200,7 +4311,13 @@
               <w:t>?</w:t>
             </w:r>
             <w:r>
-              <w:t xml:space="preserve"> y qué esperan de la empresa y sus productos</w:t>
+              <w:t xml:space="preserve"> y </w:t>
+            </w:r>
+            <w:r>
+              <w:t>¿</w:t>
+            </w:r>
+            <w:r>
+              <w:t>qué esperan de la empresa y sus productos</w:t>
             </w:r>
             <w:r>
               <w:t>?</w:t>
@@ -4593,7 +4710,13 @@
         <w:rPr>
           <w:bCs/>
         </w:rPr>
-        <w:t>Seguramente algunos ejemplos nos ayudarán a comprender y diferenciar mejor estos conceptos, revíselos a continuación.</w:t>
+        <w:t>Seguramente algunos ejemplos nos ayudarán a comprender y diferenciar mejor estos conceptos</w:t>
+      </w:r>
+      <w:r>
+        <w:rPr>
+          <w:bCs/>
+        </w:rPr>
+        <w:t xml:space="preserve"> en el video diferencias de cliente.</w:t>
       </w:r>
     </w:p>
     <w:p>
@@ -4692,16 +4815,10 @@
     </w:p>
     <w:p>
       <w:r>
-        <w:t xml:space="preserve">        Nota. SENA, </w:t>
-      </w:r>
-      <w:r>
-        <w:t>(</w:t>
-      </w:r>
-      <w:r>
-        <w:t>2026</w:t>
-      </w:r>
-      <w:r>
-        <w:t>)</w:t>
+        <w:t xml:space="preserve">        </w:t>
+      </w:r>
+      <w:r>
+        <w:t>Video: Diferencias de cliente</w:t>
       </w:r>
       <w:r>
         <w:t>.</w:t>
@@ -4760,13 +4877,20 @@
                 <w:b/>
                 <w:lang w:val="es-419"/>
               </w:rPr>
-              <w:t>Síntesis del video:</w:t>
+              <w:t>Transcripción</w:t>
             </w:r>
             <w:r>
               <w:rPr>
                 <w:b/>
                 <w:lang w:val="es-419"/>
               </w:rPr>
+              <w:t xml:space="preserve"> del video:</w:t>
+            </w:r>
+            <w:r>
+              <w:rPr>
+                <w:b/>
+                <w:lang w:val="es-419"/>
+              </w:rPr>
               <w:t xml:space="preserve"> </w:t>
             </w:r>
             <w:r>
@@ -4775,6 +4899,13 @@
                 <w:lang w:val="es-419"/>
               </w:rPr>
               <w:t>Diferencias de cliente</w:t>
+            </w:r>
+            <w:r>
+              <w:rPr>
+                <w:bCs/>
+                <w:lang w:val="es-419"/>
+              </w:rPr>
+              <w:t>.</w:t>
             </w:r>
           </w:p>
         </w:tc>
@@ -4840,7 +4971,15 @@
             </w:r>
             <w:r>
               <w:lastRenderedPageBreak/>
-              <w:t>quien pagó por los zapatos y al mismo tiempo es la consumidora por que es un producto tangible y ella es quien va a hacer uso de ellos</w:t>
+              <w:t xml:space="preserve">quien pagó por los zapatos y al mismo tiempo es la consumidora </w:t>
+            </w:r>
+            <w:proofErr w:type="spellStart"/>
+            <w:r>
+              <w:t>por que</w:t>
+            </w:r>
+            <w:proofErr w:type="spellEnd"/>
+            <w:r>
+              <w:t xml:space="preserve"> es un producto tangible y ella es quien va a hacer uso de ellos</w:t>
             </w:r>
             <w:r>
               <w:t>.</w:t>
@@ -4969,7 +5108,19 @@
           <w:bCs/>
         </w:rPr>
         <w:lastRenderedPageBreak/>
-        <w:t>Hay un interrogante que es frecuente cuando se están analizando a los clientes, el cual es: ¿las necesidades de los clientes ya están creadas o se deben crear?, la respuesta es simple: las necesidades ya existen; por esto, las empresas crean o comercializan bienes o servicios, para satisfacer las necesidades de los clientes de la mejor posible.</w:t>
+        <w:t xml:space="preserve">Hay un interrogante que es frecuente cuando se están analizando a los clientes, el cual es: ¿las necesidades de los clientes ya están creadas o se deben crear?, la respuesta es simple: las necesidades ya existen; por esto, las empresas crean o comercializan bienes o servicios, para satisfacer las necesidades de los clientes de la mejor </w:t>
+      </w:r>
+      <w:r>
+        <w:rPr>
+          <w:bCs/>
+        </w:rPr>
+        <w:t xml:space="preserve">manera </w:t>
+      </w:r>
+      <w:r>
+        <w:rPr>
+          <w:bCs/>
+        </w:rPr>
+        <w:t>posible.</w:t>
       </w:r>
     </w:p>
     <w:p>
@@ -5002,33 +5153,19 @@
     </w:p>
     <w:p>
       <w:pPr>
-        <w:ind w:firstLine="0"/>
-        <w:rPr>
-          <w:lang w:val="es-419" w:eastAsia="es-CO"/>
-        </w:rPr>
-      </w:pPr>
-      <w:r>
-        <w:rPr>
-          <w:lang w:val="es-419" w:eastAsia="es-CO"/>
-        </w:rPr>
-        <w:t xml:space="preserve">      </w:t>
-      </w:r>
-      <w:r>
-        <w:rPr>
-          <w:lang w:val="es-419" w:eastAsia="es-CO"/>
-        </w:rPr>
-        <w:t xml:space="preserve">     </w:t>
-      </w:r>
-      <w:r>
-        <w:rPr>
-          <w:noProof/>
+        <w:rPr>
+          <w:lang w:val="es-419" w:eastAsia="es-CO"/>
+        </w:rPr>
+      </w:pPr>
+      <w:r>
+        <w:rPr>
           <w:lang w:val="es-419" w:eastAsia="es-CO"/>
         </w:rPr>
         <w:drawing>
-          <wp:inline distT="0" distB="0" distL="0" distR="0" wp14:anchorId="4B0E955C" wp14:editId="6995F77F">
-            <wp:extent cx="5369441" cy="3642626"/>
-            <wp:effectExtent l="0" t="0" r="3175" b="0"/>
-            <wp:docPr id="1" name="Imagen 1" descr="En la figura se detalla la jerarquización de las necesidades humanas en cinco niveles, autorrealización, reconocimiento, afiliación y afecto, necesidades de seguridad y necesidades fisiológicas."/>
+          <wp:inline distT="0" distB="0" distL="0" distR="0" wp14:anchorId="3CC59B02" wp14:editId="10748E7B">
+            <wp:extent cx="5550196" cy="3598277"/>
+            <wp:effectExtent l="0" t="0" r="0" b="2540"/>
+            <wp:docPr id="2" name="Imagen 2" descr="En la figura se detalla la jerarquización de las necesidades humanas en cinco niveles, autorrealización, reconocimiento, afiliación y afecto, necesidades de seguridad y necesidades fisiológicas."/>
             <wp:cNvGraphicFramePr>
               <a:graphicFrameLocks xmlns:a="http://schemas.openxmlformats.org/drawingml/2006/main" noChangeAspect="1"/>
             </wp:cNvGraphicFramePr>
@@ -5036,7 +5173,7 @@
               <a:graphicData uri="http://schemas.openxmlformats.org/drawingml/2006/picture">
                 <pic:pic xmlns:pic="http://schemas.openxmlformats.org/drawingml/2006/picture">
                   <pic:nvPicPr>
-                    <pic:cNvPr id="1" name="Imagen 1" descr="En la figura se detalla la jerarquización de las necesidades humanas en cinco niveles, autorrealización, reconocimiento, afiliación y afecto, necesidades de seguridad y necesidades fisiológicas."/>
+                    <pic:cNvPr id="2" name="Imagen 2" descr="En la figura se detalla la jerarquización de las necesidades humanas en cinco niveles, autorrealización, reconocimiento, afiliación y afecto, necesidades de seguridad y necesidades fisiológicas."/>
                     <pic:cNvPicPr/>
                   </pic:nvPicPr>
                   <pic:blipFill>
@@ -5048,7 +5185,7 @@
                   <pic:spPr>
                     <a:xfrm>
                       <a:off x="0" y="0"/>
-                      <a:ext cx="5379817" cy="3649665"/>
+                      <a:ext cx="5558127" cy="3603419"/>
                     </a:xfrm>
                     <a:prstGeom prst="rect">
                       <a:avLst/>
@@ -5063,10 +5200,23 @@
     </w:p>
     <w:p>
       <w:pPr>
-        <w:rPr>
-          <w:bCs/>
-        </w:rPr>
-      </w:pPr>
+        <w:ind w:firstLine="0"/>
+        <w:rPr>
+          <w:bCs/>
+        </w:rPr>
+      </w:pPr>
+      <w:r>
+        <w:rPr>
+          <w:lang w:val="es-419" w:eastAsia="es-CO"/>
+        </w:rPr>
+        <w:t xml:space="preserve">      </w:t>
+      </w:r>
+      <w:r>
+        <w:rPr>
+          <w:lang w:val="es-419" w:eastAsia="es-CO"/>
+        </w:rPr>
+        <w:t xml:space="preserve">     </w:t>
+      </w:r>
       <w:r>
         <w:rPr>
           <w:bCs/>
@@ -5256,7 +5406,7 @@
         <w:rPr>
           <w:lang w:val="es-419" w:eastAsia="es-CO"/>
         </w:rPr>
-        <w:t>liente es importante identificar en qué clasificación está un cliente, dado que cada empresa tiene establecida su clasificación y tipología, según su visión corporativa. Por lo tanto, no hay un estándar sobre el criterio que prevalece para realizar la clasificación de un cliente. En el siguiente esquema se muestra la clasificación que se abordará en este componente.</w:t>
+        <w:t xml:space="preserve">liente es importante identificar en qué clasificación está un cliente, dado que cada empresa tiene establecida su clasificación y tipología, según su visión corporativa. Por lo tanto, no hay un estándar sobre el criterio que prevalece para realizar la clasificación de un cliente. </w:t>
       </w:r>
     </w:p>
     <w:p>
@@ -5370,14 +5520,14 @@
         <w:rPr>
           <w:lang w:val="es-419" w:eastAsia="es-CO"/>
         </w:rPr>
-        <w:t xml:space="preserve">Son los que están por fuera de la empresa y se ven influenciados por ella, son relevantes porque son los que generan principalmente los ingresos a la empresa. El cliente externo, por excelencia, es aquel que le compra los productos a la empresa, sin </w:t>
+        <w:t xml:space="preserve">Son los que están por fuera de la empresa y se ven influenciados por ella, son relevantes porque son los que generan principalmente los ingresos a la empresa. El cliente externo, por excelencia, es aquel que le compra los productos a la empresa, sin embargo, en sentido técnico clientes externos también son: los proveedores, los </w:t>
       </w:r>
       <w:r>
         <w:rPr>
           <w:lang w:val="es-419" w:eastAsia="es-CO"/>
         </w:rPr>
         <w:lastRenderedPageBreak/>
-        <w:t>embargo, en sentido técnico clientes externos también son: los proveedores, los distribuidores, el Estado, los entes de vigilancia, reguladores y de control y en general la sociedad en general, quienes están siempre pendientes del impacto de las acciones de las empresas en el entorno.</w:t>
+        <w:t>distribuidores, el Estado, los entes de vigilancia, reguladores y de control y en general la sociedad en general, quienes están siempre pendientes del impacto de las acciones de las empresas en el entorno.</w:t>
       </w:r>
     </w:p>
     <w:p>
@@ -5827,7 +5977,19 @@
         <w:rPr>
           <w:lang w:val="es-419" w:eastAsia="es-CO"/>
         </w:rPr>
-        <w:t>La vigencia implica identificar los clientes que generan ingresos (entradas de dinero a la compañía), en este sentido se identifican dos tipos de clientes, loa activos y los inactivos.</w:t>
+        <w:t>La vigencia implica identificar los clientes que generan ingresos (entradas de dinero a la compañía), en este sentido se identifican dos tipos de clientes, lo</w:t>
+      </w:r>
+      <w:r>
+        <w:rPr>
+          <w:lang w:val="es-419" w:eastAsia="es-CO"/>
+        </w:rPr>
+        <w:t>s</w:t>
+      </w:r>
+      <w:r>
+        <w:rPr>
+          <w:lang w:val="es-419" w:eastAsia="es-CO"/>
+        </w:rPr>
+        <w:t xml:space="preserve"> activos y los inactivos.</w:t>
       </w:r>
     </w:p>
     <w:p>
@@ -6166,7 +6328,7 @@
         <w:rPr>
           <w:lang w:val="es-419" w:eastAsia="es-CO"/>
         </w:rPr>
-        <w:t>La frecuencia hace relación al cada cuanto, en este orden de ideas, se mide en número de veces en un periodo de tiempo.</w:t>
+        <w:t>La frecuencia hace relación a cada cuanto, en este orden de ideas, se mide en número de veces en un periodo de tiempo.</w:t>
       </w:r>
     </w:p>
     <w:p>
@@ -6737,19 +6899,6 @@
     <w:p>
       <w:pPr>
         <w:rPr>
-          <w:lang w:val="es-419" w:eastAsia="es-CO"/>
-        </w:rPr>
-      </w:pPr>
-      <w:r>
-        <w:rPr>
-          <w:lang w:val="es-419" w:eastAsia="es-CO"/>
-        </w:rPr>
-        <w:t>En el siguiente esquema, se detallan algunas recomendaciones para cada una de las tipologías de cliente que se mencionó antes.</w:t>
-      </w:r>
-    </w:p>
-    <w:p>
-      <w:pPr>
-        <w:rPr>
           <w:b/>
           <w:bCs/>
           <w:lang w:val="es-419" w:eastAsia="es-CO"/>
@@ -6842,11 +6991,19 @@
       <w:r>
         <w:t>c</w:t>
       </w:r>
-      <w:r>
-        <w:rPr>
-          <w:lang w:val="es-419" w:eastAsia="es-CO"/>
-        </w:rPr>
-        <w:t>on el cliente polémico la clave está en la escucha con atención, mostrando una actitud de interés y en la medida de lo posible tratar de no interrumpirlo, para que sienta que su conversación es importante, tratar de no discutir, por tanto, tener intervenciones cortas y sustanciosas, aclarando las inquietudes que presente.</w:t>
+      <w:proofErr w:type="spellStart"/>
+      <w:r>
+        <w:rPr>
+          <w:lang w:val="es-419" w:eastAsia="es-CO"/>
+        </w:rPr>
+        <w:t>on</w:t>
+      </w:r>
+      <w:proofErr w:type="spellEnd"/>
+      <w:r>
+        <w:rPr>
+          <w:lang w:val="es-419" w:eastAsia="es-CO"/>
+        </w:rPr>
+        <w:t xml:space="preserve"> el cliente polémico la clave está en la escucha con atención, mostrando una actitud de interés y en la medida de lo posible tratar de no interrumpirlo, para que sienta que su conversación es importante, tratar de no discutir, por tanto, tener intervenciones cortas y sustanciosas, aclarando las inquietudes que presente.</w:t>
       </w:r>
     </w:p>
     <w:p>
@@ -6886,7 +7043,34 @@
         <w:rPr>
           <w:lang w:val="es-419" w:eastAsia="es-CO"/>
         </w:rPr>
-        <w:t>l cliente minucioso es meticuloso, por ende, el tip consiste en la atención a los detalles, se debe mostrar seriedad, seguridad e interés.</w:t>
+        <w:t xml:space="preserve">l cliente minucioso es meticuloso, por ende, el </w:t>
+      </w:r>
+      <w:proofErr w:type="spellStart"/>
+      <w:r>
+        <w:rPr>
+          <w:lang w:val="es-419" w:eastAsia="es-CO"/>
+        </w:rPr>
+        <w:t>tip</w:t>
+      </w:r>
+      <w:proofErr w:type="spellEnd"/>
+      <w:r>
+        <w:rPr>
+          <w:lang w:val="es-419" w:eastAsia="es-CO"/>
+        </w:rPr>
+        <w:t xml:space="preserve"> consiste en la atención a los detalles, se debe mostrar seriedad, seguridad e interés.</w:t>
+      </w:r>
+    </w:p>
+    <w:p>
+      <w:pPr>
+        <w:rPr>
+          <w:lang w:val="es-419" w:eastAsia="es-CO"/>
+        </w:rPr>
+      </w:pPr>
+      <w:r>
+        <w:rPr>
+          <w:lang w:val="es-419" w:eastAsia="es-CO"/>
+        </w:rPr>
+        <w:t>Dar un trato amable y respetuoso.</w:t>
       </w:r>
     </w:p>
     <w:p>
@@ -6900,19 +7084,6 @@
           <w:lang w:val="es-419" w:eastAsia="es-CO"/>
         </w:rPr>
         <w:lastRenderedPageBreak/>
-        <w:t>Dar un trato amable y respetuoso.</w:t>
-      </w:r>
-    </w:p>
-    <w:p>
-      <w:pPr>
-        <w:rPr>
-          <w:lang w:val="es-419" w:eastAsia="es-CO"/>
-        </w:rPr>
-      </w:pPr>
-      <w:r>
-        <w:rPr>
-          <w:lang w:val="es-419" w:eastAsia="es-CO"/>
-        </w:rPr>
         <w:t>Suministrar respuestas claras y con foco en el objetivo, es decir, dar respuestas precisas.</w:t>
       </w:r>
     </w:p>
@@ -7419,7 +7590,19 @@
         <w:rPr>
           <w:lang w:val="es-419" w:eastAsia="es-CO"/>
         </w:rPr>
-        <w:t>Para mayor entendimiento, en la siguiente imagen, se muestran los tipos de inclusión que suelen abordarse con mayor frecuencia en los estudios sociales y económicos</w:t>
+        <w:t xml:space="preserve">Para mayor entendimiento, </w:t>
+      </w:r>
+      <w:r>
+        <w:rPr>
+          <w:lang w:val="es-419" w:eastAsia="es-CO"/>
+        </w:rPr>
+        <w:t>a continuación</w:t>
+      </w:r>
+      <w:r>
+        <w:rPr>
+          <w:lang w:val="es-419" w:eastAsia="es-CO"/>
+        </w:rPr>
+        <w:t xml:space="preserve"> los tipos de inclusión que suelen abordarse con mayor frecuencia en los estudios sociales y económicos</w:t>
       </w:r>
       <w:r>
         <w:rPr>
@@ -8041,7 +8224,25 @@
         <w:rPr>
           <w:lang w:val="es-419" w:eastAsia="es-CO"/>
         </w:rPr>
-        <w:t xml:space="preserve"> Consultar en la carpeta Anexos.</w:t>
+        <w:t xml:space="preserve"> Consultar en la carpeta Anexos</w:t>
+      </w:r>
+      <w:r>
+        <w:rPr>
+          <w:lang w:val="es-419" w:eastAsia="es-CO"/>
+        </w:rPr>
+        <w:t xml:space="preserve"> Protocolo_Atenci</w:t>
+      </w:r>
+      <w:r>
+        <w:rPr>
+          <w:lang w:val="es-419" w:eastAsia="es-CO"/>
+        </w:rPr>
+        <w:t>ó</w:t>
+      </w:r>
+      <w:r>
+        <w:rPr>
+          <w:lang w:val="es-419" w:eastAsia="es-CO"/>
+        </w:rPr>
+        <w:t>n_clientes.</w:t>
       </w:r>
     </w:p>
     <w:p>
@@ -8080,7 +8281,19 @@
         <w:rPr>
           <w:lang w:val="es-419" w:eastAsia="es-CO"/>
         </w:rPr>
-        <w:t>A nivel Internacional, podemos ver los siguientes hitos:</w:t>
+        <w:t xml:space="preserve">A nivel Internacional, podemos </w:t>
+      </w:r>
+      <w:r>
+        <w:rPr>
+          <w:lang w:val="es-419" w:eastAsia="es-CO"/>
+        </w:rPr>
+        <w:t>destacar</w:t>
+      </w:r>
+      <w:r>
+        <w:rPr>
+          <w:lang w:val="es-419" w:eastAsia="es-CO"/>
+        </w:rPr>
+        <w:t xml:space="preserve"> los siguientes hitos:</w:t>
       </w:r>
     </w:p>
     <w:p>
@@ -8127,14 +8340,14 @@
         <w:rPr>
           <w:lang w:val="es-419" w:eastAsia="es-CO"/>
         </w:rPr>
-        <w:t xml:space="preserve">En esta carta firmada en 1948, plantea como un ideal que los seres humanos deben ser libres, gozar de libertades civiles y contar con la implementación de políticas que permitan que las personas no estén en condiciones de pobreza extrema. Si bien no es una ley o un documento </w:t>
+        <w:t xml:space="preserve">En esta carta firmada en 1948, plantea como un ideal que los seres humanos deben ser libres, gozar de libertades civiles y contar con la implementación de políticas que permitan que las personas no estén en </w:t>
       </w:r>
       <w:r>
         <w:rPr>
           <w:lang w:val="es-419" w:eastAsia="es-CO"/>
         </w:rPr>
         <w:lastRenderedPageBreak/>
-        <w:t>obligatorio dado que cuando se promulgó no existía tanta consciencia sobre el tema, sirve actualmente como base para la creación de los Convenios Internacionales de la ONU y son la plataforma para elaborar códigos de inclusión o gobierno corporativo por parte de las empresas respecto al tema de la inclusión.</w:t>
+        <w:t>condiciones de pobreza extrema. Si bien no es una ley o un documento obligatorio dado que cuando se promulgó no existía tanta consciencia sobre el tema, sirve actualmente como base para la creación de los Convenios Internacionales de la ONU y son la plataforma para elaborar códigos de inclusión o gobierno corporativo por parte de las empresas respecto al tema de la inclusión.</w:t>
       </w:r>
     </w:p>
     <w:p>
@@ -8290,14 +8503,8 @@
         <w:rPr>
           <w:lang w:val="es-419" w:eastAsia="es-CO"/>
         </w:rPr>
-        <w:t xml:space="preserve">Los ODS son 17 objetivos que plantean líneas de acción mundiales para que alrededor de temáticas que se consideran claves, los países y las </w:t>
-      </w:r>
-      <w:r>
-        <w:rPr>
-          <w:lang w:val="es-419" w:eastAsia="es-CO"/>
-        </w:rPr>
         <w:lastRenderedPageBreak/>
-        <w:t>empresas formulen planes y proyectos. En este sentido, en el objetivo cuatro se hace mención del tema de la inclusión cuando se plantea que debe ser un propósito garantizar una educación inclusiva, equitativa y de calidad para promover oportunidades de aprendizaje.</w:t>
+        <w:t>Los ODS son 17 objetivos que plantean líneas de acción mundiales para que alrededor de temáticas que se consideran claves, los países y las empresas formulen planes y proyectos. En este sentido, en el objetivo cuatro se hace mención del tema de la inclusión cuando se plantea que debe ser un propósito garantizar una educación inclusiva, equitativa y de calidad para promover oportunidades de aprendizaje.</w:t>
       </w:r>
     </w:p>
     <w:p>
@@ -8412,6 +8619,7 @@
           <w:bCs/>
           <w:lang w:val="es-419" w:eastAsia="es-CO"/>
         </w:rPr>
+        <w:lastRenderedPageBreak/>
         <w:t>1994</w:t>
       </w:r>
       <w:r>
@@ -8424,14 +8632,7 @@
         <w:rPr>
           <w:lang w:val="es-419" w:eastAsia="es-CO"/>
         </w:rPr>
-        <w:t xml:space="preserve">En su artículo 46 referencia que: “La educación de las personas con limitaciones físicas, sensoriales, psíquicas, cognoscitivas, emocionales o con capacidades </w:t>
-      </w:r>
-      <w:r>
-        <w:rPr>
-          <w:lang w:val="es-419" w:eastAsia="es-CO"/>
-        </w:rPr>
-        <w:lastRenderedPageBreak/>
-        <w:t>'intelectuales excepcionales, es parte integrante del servicio público educativo”; ello muestra como la inclusión educativa es un tema de importancia dentro de las políticas nacionales en Colombia.</w:t>
+        <w:t>En su artículo 46 referencia que: “La educación de las personas con limitaciones físicas, sensoriales, psíquicas, cognoscitivas, emocionales o con capacidades 'intelectuales excepcionales, es parte integrante del servicio público educativo”; ello muestra como la inclusión educativa es un tema de importancia dentro de las políticas nacionales en Colombia.</w:t>
       </w:r>
     </w:p>
     <w:p>
@@ -8563,7 +8764,14 @@
         <w:rPr>
           <w:lang w:val="es-419" w:eastAsia="es-CO"/>
         </w:rPr>
-        <w:t>Plantea las obligaciones del Estado y de la Sociedad respecto a las personas con discapacidad, los deberes que como sociedad se tienen con ellos y el derecho a la habilitación y a la rehabilitación, de acuerdo con sus posibilidades y necesidades particulares. A su vez, asigna responsables específicos para garantizar la expedición y aplicación de medidas tendientes a garantizar los derechos de las personas con discapacidad.</w:t>
+        <w:t xml:space="preserve">Plantea las obligaciones del Estado y de la Sociedad respecto a las personas con discapacidad, los deberes que como sociedad se tienen con ellos y el derecho a la habilitación y a la rehabilitación, de acuerdo con sus posibilidades y </w:t>
+      </w:r>
+      <w:r>
+        <w:rPr>
+          <w:lang w:val="es-419" w:eastAsia="es-CO"/>
+        </w:rPr>
+        <w:lastRenderedPageBreak/>
+        <w:t>necesidades particulares. A su vez, asigna responsables específicos para garantizar la expedición y aplicación de medidas tendientes a garantizar los derechos de las personas con discapacidad.</w:t>
       </w:r>
     </w:p>
     <w:p>
@@ -8583,7 +8791,6 @@
           <w:bCs/>
           <w:lang w:val="es-419" w:eastAsia="es-CO"/>
         </w:rPr>
-        <w:lastRenderedPageBreak/>
         <w:t>2013</w:t>
       </w:r>
       <w:r>
@@ -8596,7 +8803,21 @@
         <w:rPr>
           <w:lang w:val="es-419" w:eastAsia="es-CO"/>
         </w:rPr>
-        <w:t>Reglamentación Conpes 166 de 2013</w:t>
+        <w:t xml:space="preserve">Reglamentación </w:t>
+      </w:r>
+      <w:proofErr w:type="spellStart"/>
+      <w:r>
+        <w:rPr>
+          <w:lang w:val="es-419" w:eastAsia="es-CO"/>
+        </w:rPr>
+        <w:t>Conpes</w:t>
+      </w:r>
+      <w:proofErr w:type="spellEnd"/>
+      <w:r>
+        <w:rPr>
+          <w:lang w:val="es-419" w:eastAsia="es-CO"/>
+        </w:rPr>
+        <w:t xml:space="preserve"> 166 de 2013</w:t>
       </w:r>
       <w:r>
         <w:rPr>
@@ -8608,7 +8829,21 @@
         <w:rPr>
           <w:lang w:val="es-419" w:eastAsia="es-CO"/>
         </w:rPr>
-        <w:t>Plantea estrategias para que Colombia avance en temas de Inclusión Social y Discapacidad con el fin de fomentar la igualdad en las oportunidades y la calidad de vida de la población con discapacidad. Las perspectivas que aborda este Conpes son: la transformación de lo público implementando el Observatorio Nacional de Discapacidad – OND e incluyendo a esta población en la información de estudios económicos y sociales con carácter nacional.</w:t>
+        <w:t xml:space="preserve">Plantea estrategias para que Colombia avance en temas de Inclusión Social y Discapacidad con el fin de fomentar la igualdad en las oportunidades y la calidad de vida de la población con discapacidad. Las perspectivas que aborda este </w:t>
+      </w:r>
+      <w:proofErr w:type="spellStart"/>
+      <w:r>
+        <w:rPr>
+          <w:lang w:val="es-419" w:eastAsia="es-CO"/>
+        </w:rPr>
+        <w:t>Conpes</w:t>
+      </w:r>
+      <w:proofErr w:type="spellEnd"/>
+      <w:r>
+        <w:rPr>
+          <w:lang w:val="es-419" w:eastAsia="es-CO"/>
+        </w:rPr>
+        <w:t xml:space="preserve"> son: la transformación de lo público implementando el Observatorio Nacional de Discapacidad – OND e incluyendo a esta población en la información de estudios económicos y sociales con carácter nacional.</w:t>
       </w:r>
     </w:p>
     <w:p>
@@ -8740,7 +8975,14 @@
         <w:rPr>
           <w:lang w:val="es-419" w:eastAsia="es-CO"/>
         </w:rPr>
-        <w:t>Establece el régimen de aplicación para garantizar los derechos de las personas con discapacidad mayores de edad, se determina su alcance para realizar diligencias jurídicas, se determina, se definen las características de la persona de apoyo y cuando hacer mención al conflicto de intereses.</w:t>
+        <w:t xml:space="preserve">Establece el régimen de aplicación para garantizar los derechos de las personas con discapacidad mayores de edad, se determina su alcance para realizar diligencias jurídicas, se determina, se </w:t>
+      </w:r>
+      <w:r>
+        <w:rPr>
+          <w:lang w:val="es-419" w:eastAsia="es-CO"/>
+        </w:rPr>
+        <w:lastRenderedPageBreak/>
+        <w:t>definen las características de la persona de apoyo y cuando hacer mención al conflicto de intereses.</w:t>
       </w:r>
     </w:p>
     <w:p>
@@ -8760,17 +9002,30 @@
           <w:bCs/>
           <w:lang w:val="es-419" w:eastAsia="es-CO"/>
         </w:rPr>
-        <w:lastRenderedPageBreak/>
         <w:t>2018</w:t>
       </w:r>
       <w:r>
         <w:rPr>
+          <w:b/>
+          <w:bCs/>
+          <w:lang w:val="es-419" w:eastAsia="es-CO"/>
+        </w:rPr>
+        <w:t xml:space="preserve"> </w:t>
+      </w:r>
+      <w:r>
+        <w:rPr>
           <w:lang w:val="es-419" w:eastAsia="es-CO"/>
         </w:rPr>
         <w:t>-</w:t>
       </w:r>
       <w:r>
         <w:rPr>
+          <w:lang w:val="es-419" w:eastAsia="es-CO"/>
+        </w:rPr>
+        <w:t xml:space="preserve"> </w:t>
+      </w:r>
+      <w:r>
+        <w:rPr>
           <w:b/>
           <w:bCs/>
           <w:lang w:val="es-419" w:eastAsia="es-CO"/>
@@ -8787,7 +9042,31 @@
         <w:rPr>
           <w:lang w:val="es-419" w:eastAsia="es-CO"/>
         </w:rPr>
-        <w:t>Plan Nacional de Desarrollo Colombia 2018- 2022</w:t>
+        <w:t>Plan Nacional de Desarrollo Colombia 2018</w:t>
+      </w:r>
+      <w:r>
+        <w:rPr>
+          <w:lang w:val="es-419" w:eastAsia="es-CO"/>
+        </w:rPr>
+        <w:t xml:space="preserve"> </w:t>
+      </w:r>
+      <w:r>
+        <w:rPr>
+          <w:lang w:val="es-419" w:eastAsia="es-CO"/>
+        </w:rPr>
+        <w:t>-</w:t>
+      </w:r>
+      <w:r>
+        <w:rPr>
+          <w:lang w:val="es-419" w:eastAsia="es-CO"/>
+        </w:rPr>
+        <w:t xml:space="preserve"> </w:t>
+      </w:r>
+      <w:r>
+        <w:rPr>
+          <w:lang w:val="es-419" w:eastAsia="es-CO"/>
+        </w:rPr>
+        <w:t>2022</w:t>
       </w:r>
       <w:r>
         <w:rPr>
@@ -8799,7 +9078,19 @@
         <w:rPr>
           <w:lang w:val="es-419" w:eastAsia="es-CO"/>
         </w:rPr>
-        <w:t>Establece varios capítulos donde se hace alusión al tema de inclusión: en el ítem asociado a la participación ciudadana, se relaciona la promoción del diálogo, la inclusión democrática y la libertad de cultos para la equidad; en su capítulo del trabajo pone explícito el componente de Trabajo decente, acceso a mercados e ingresos dignos: acelerando la inclusión productiva: asimismo, referencian también un capítulo enfocado en el pacto por la inclusión de todas las personas con discapacidad y en el aspecto de inclusión social se plantea el compromiso de sacar 1,5 millones de personas de la pobreza extrema.</w:t>
+        <w:t>Establece varios capítulos donde se hace alusión al tema de inclusión: en el ítem asociado a la participación ciudadana, se relaciona la promoción del diálogo, la inclusión democrática y la libertad de cultos para la equidad; en su capítulo del trabajo pone explícito el componente de Trabajo decente, acceso a mercados e ingresos dignos: acelerando la inclusión productiva</w:t>
+      </w:r>
+      <w:r>
+        <w:rPr>
+          <w:lang w:val="es-419" w:eastAsia="es-CO"/>
+        </w:rPr>
+        <w:t>;</w:t>
+      </w:r>
+      <w:r>
+        <w:rPr>
+          <w:lang w:val="es-419" w:eastAsia="es-CO"/>
+        </w:rPr>
+        <w:t xml:space="preserve"> asimismo, referencian también un capítulo enfocado en el pacto por la inclusión de todas las personas con discapacidad y en el aspecto de inclusión social se plantea el compromiso de sacar 1,5 millones de personas de la pobreza extrema.</w:t>
       </w:r>
     </w:p>
     <w:p>
@@ -9004,7 +9295,19 @@
         <w:rPr>
           <w:lang w:val="es-419" w:eastAsia="es-CO"/>
         </w:rPr>
-        <w:t>El servicio al cliente es la interacción entre el comprador de un producto y la empresa que lo vende. Un buen servicio de atención al cliente es fundamental para el éxito de la empresa, ya que garantiza la fidelidad a la marca de un cliente a otro. Las innovaciones recientes se han centrado en la automatización de los sistemas de atención al cliente, pero el elemento humano es, en algunos casos, indispensable. La política de inclusión en el servicio al cliente crea un ambiente diverso ofreciendo mayores oportunidades a sus colaboradores y genera oportunidades de mejora la vida laboral.</w:t>
+        <w:t>El servicio al cliente es la interacción entre el comprador de un producto y la empresa que lo vende. Un buen servicio de atención al cliente es fundamental para el éxito de la empresa, ya que garantiza la fidelidad a la marca de un cliente a otro. Las innovaciones recientes se han centrado en la automatización de los sistemas de atención al cliente, pero el elemento humano es, en algunos casos, indispensable. La política de inclusión en el servicio al cliente crea un ambiente diverso ofreciendo mayores oportunidades a sus colaboradores y genera oportunidades de mejora</w:t>
+      </w:r>
+      <w:r>
+        <w:rPr>
+          <w:lang w:val="es-419" w:eastAsia="es-CO"/>
+        </w:rPr>
+        <w:t>r</w:t>
+      </w:r>
+      <w:r>
+        <w:rPr>
+          <w:lang w:val="es-419" w:eastAsia="es-CO"/>
+        </w:rPr>
+        <w:t xml:space="preserve"> la vida laboral.</w:t>
       </w:r>
     </w:p>
     <w:p>
@@ -9399,14 +9702,13 @@
       </w:pPr>
       <w:r>
         <w:rPr>
-          <w:noProof/>
           <w:lang w:val="es-419" w:eastAsia="es-CO"/>
         </w:rPr>
         <w:drawing>
-          <wp:inline distT="0" distB="0" distL="0" distR="0" wp14:anchorId="22EBA73F" wp14:editId="07520688">
-            <wp:extent cx="6337005" cy="1508629"/>
-            <wp:effectExtent l="0" t="0" r="6985" b="0"/>
-            <wp:docPr id="18" name="Imagen 18" descr="Se detalla en la figura la óptima atención en servicio al cliente: solicitud de producto, acuerdo de entrega y pago de producto; y deficiente servicio al cliente: producto no procesado, producto no despachado y producto no entregado.&#10;&#10;"/>
+          <wp:inline distT="0" distB="0" distL="0" distR="0" wp14:anchorId="51389226" wp14:editId="4CC52CC5">
+            <wp:extent cx="6332220" cy="1441450"/>
+            <wp:effectExtent l="0" t="0" r="0" b="6350"/>
+            <wp:docPr id="1" name="Imagen 1" descr="Se detalla en la figura la óptima atención en servicio al cliente: solicitud de producto, acuerdo de entrega y pago de producto; y deficiente servicio al cliente: producto no procesado, producto no despachado y producto no entregado.&#10;&#10;"/>
             <wp:cNvGraphicFramePr>
               <a:graphicFrameLocks xmlns:a="http://schemas.openxmlformats.org/drawingml/2006/main" noChangeAspect="1"/>
             </wp:cNvGraphicFramePr>
@@ -9414,7 +9716,7 @@
               <a:graphicData uri="http://schemas.openxmlformats.org/drawingml/2006/picture">
                 <pic:pic xmlns:pic="http://schemas.openxmlformats.org/drawingml/2006/picture">
                   <pic:nvPicPr>
-                    <pic:cNvPr id="18" name="Imagen 18" descr="Se detalla en la figura la óptima atención en servicio al cliente: solicitud de producto, acuerdo de entrega y pago de producto; y deficiente servicio al cliente: producto no procesado, producto no despachado y producto no entregado.&#10;&#10;"/>
+                    <pic:cNvPr id="1" name="Imagen 1" descr="Se detalla en la figura la óptima atención en servicio al cliente: solicitud de producto, acuerdo de entrega y pago de producto; y deficiente servicio al cliente: producto no procesado, producto no despachado y producto no entregado.&#10;&#10;"/>
                     <pic:cNvPicPr/>
                   </pic:nvPicPr>
                   <pic:blipFill>
@@ -9426,7 +9728,7 @@
                   <pic:spPr>
                     <a:xfrm>
                       <a:off x="0" y="0"/>
-                      <a:ext cx="6344405" cy="1510391"/>
+                      <a:ext cx="6332220" cy="1441450"/>
                     </a:xfrm>
                     <a:prstGeom prst="rect">
                       <a:avLst/>
@@ -9542,20 +9844,20 @@
     </w:p>
     <w:p>
       <w:pPr>
-        <w:rPr>
-          <w:lang w:val="es-419" w:eastAsia="es-CO"/>
-        </w:rPr>
-      </w:pPr>
-      <w:r>
-        <w:rPr>
-          <w:noProof/>
+        <w:ind w:firstLine="0"/>
+        <w:rPr>
+          <w:lang w:val="es-419" w:eastAsia="es-CO"/>
+        </w:rPr>
+      </w:pPr>
+      <w:r>
+        <w:rPr>
           <w:lang w:val="es-419" w:eastAsia="es-CO"/>
         </w:rPr>
         <w:drawing>
-          <wp:inline distT="0" distB="0" distL="0" distR="0" wp14:anchorId="30E24345" wp14:editId="63FB0A89">
-            <wp:extent cx="5039833" cy="2452699"/>
-            <wp:effectExtent l="0" t="0" r="8890" b="5080"/>
-            <wp:docPr id="4" name="Imagen 4" descr="El protocolo de servicio al cliente se detalla de la siguiente manera:&#10;- Título: protocolo para atención y servicio al cliente.&#10;- Definición: es la guía para que los colaboradores conozcan las directrices.&#10;- Política: información y acompañamiento por parte de la organización en el proceso que soliciten."/>
+          <wp:inline distT="0" distB="0" distL="0" distR="0" wp14:anchorId="0C562D9E" wp14:editId="3A15DD4B">
+            <wp:extent cx="6332220" cy="2859405"/>
+            <wp:effectExtent l="0" t="0" r="0" b="0"/>
+            <wp:docPr id="13" name="Imagen 13" descr="El protocolo de servicio al cliente se detalla de la siguiente manera:&#10;- Título: protocolo para atención y servicio al cliente.&#10;- Definición: es la guía para que los colaboradores conozcan las directrices.&#10;- Política: información y acompañamiento por parte de la organización en el proceso que soliciten."/>
             <wp:cNvGraphicFramePr>
               <a:graphicFrameLocks xmlns:a="http://schemas.openxmlformats.org/drawingml/2006/main" noChangeAspect="1"/>
             </wp:cNvGraphicFramePr>
@@ -9563,7 +9865,7 @@
               <a:graphicData uri="http://schemas.openxmlformats.org/drawingml/2006/picture">
                 <pic:pic xmlns:pic="http://schemas.openxmlformats.org/drawingml/2006/picture">
                   <pic:nvPicPr>
-                    <pic:cNvPr id="4" name="Imagen 4" descr="El protocolo de servicio al cliente se detalla de la siguiente manera:&#10;- Título: protocolo para atención y servicio al cliente.&#10;- Definición: es la guía para que los colaboradores conozcan las directrices.&#10;- Política: información y acompañamiento por parte de la organización en el proceso que soliciten."/>
+                    <pic:cNvPr id="13" name="Imagen 13" descr="El protocolo de servicio al cliente se detalla de la siguiente manera:&#10;- Título: protocolo para atención y servicio al cliente.&#10;- Definición: es la guía para que los colaboradores conozcan las directrices.&#10;- Política: información y acompañamiento por parte de la organización en el proceso que soliciten."/>
                     <pic:cNvPicPr/>
                   </pic:nvPicPr>
                   <pic:blipFill>
@@ -9575,7 +9877,7 @@
                   <pic:spPr>
                     <a:xfrm>
                       <a:off x="0" y="0"/>
-                      <a:ext cx="5056563" cy="2460841"/>
+                      <a:ext cx="6332220" cy="2859405"/>
                     </a:xfrm>
                     <a:prstGeom prst="rect">
                       <a:avLst/>
@@ -9756,7 +10058,6 @@
           <w:bCs/>
           <w:lang w:val="es-419" w:eastAsia="es-CO"/>
         </w:rPr>
-        <w:lastRenderedPageBreak/>
         <w:t>Despedida</w:t>
       </w:r>
     </w:p>
@@ -9939,7 +10240,21 @@
         <w:rPr>
           <w:lang w:val="es-419" w:eastAsia="es-CO"/>
         </w:rPr>
-        <w:t>Informar claramente al cliente por que se va a dejar en espera, es decir el motivo de la espera.</w:t>
+        <w:t xml:space="preserve">Informar claramente al cliente por </w:t>
+      </w:r>
+      <w:proofErr w:type="spellStart"/>
+      <w:r>
+        <w:rPr>
+          <w:lang w:val="es-419" w:eastAsia="es-CO"/>
+        </w:rPr>
+        <w:t>que</w:t>
+      </w:r>
+      <w:proofErr w:type="spellEnd"/>
+      <w:r>
+        <w:rPr>
+          <w:lang w:val="es-419" w:eastAsia="es-CO"/>
+        </w:rPr>
+        <w:t xml:space="preserve"> se va a dejar en espera, es decir el motivo de la espera.</w:t>
       </w:r>
     </w:p>
     <w:p>
@@ -10110,7 +10425,31 @@
         <w:rPr>
           <w:lang w:val="es-419" w:eastAsia="es-CO"/>
         </w:rPr>
-        <w:t>El triángulo del servicio puede utilizarse también para comercializar el servicio entre los consumidores. Depende completamente de la interacción que se produce entre el cliente y el proveedor de servicios. Veremos cada una de estas interacciones en detalle y también leeremos cómo comercializar con el cliente en función de la interacción.</w:t>
+        <w:t xml:space="preserve">El triángulo del servicio puede utilizarse también para comercializar el servicio entre los consumidores. Depende completamente de la interacción que se produce entre el cliente y el proveedor de servicios. </w:t>
+      </w:r>
+      <w:r>
+        <w:rPr>
+          <w:lang w:val="es-419" w:eastAsia="es-CO"/>
+        </w:rPr>
+        <w:t>Se explica</w:t>
+      </w:r>
+      <w:r>
+        <w:rPr>
+          <w:lang w:val="es-419" w:eastAsia="es-CO"/>
+        </w:rPr>
+        <w:t xml:space="preserve"> cada una de estas interacciones en detalle y también </w:t>
+      </w:r>
+      <w:r>
+        <w:rPr>
+          <w:lang w:val="es-419" w:eastAsia="es-CO"/>
+        </w:rPr>
+        <w:t>el</w:t>
+      </w:r>
+      <w:r>
+        <w:rPr>
+          <w:lang w:val="es-419" w:eastAsia="es-CO"/>
+        </w:rPr>
+        <w:t xml:space="preserve"> cómo comercializar con el cliente en función de la interacción.</w:t>
       </w:r>
     </w:p>
     <w:p>
@@ -10226,20 +10565,20 @@
           <w:bCs/>
           <w:lang w:val="es-419" w:eastAsia="es-CO"/>
         </w:rPr>
+        <w:t>Triángulo de Servicio</w:t>
+      </w:r>
+    </w:p>
+    <w:p>
+      <w:pPr>
+        <w:rPr>
+          <w:lang w:val="es-419" w:eastAsia="es-CO"/>
+        </w:rPr>
+      </w:pPr>
+      <w:r>
+        <w:rPr>
+          <w:lang w:val="es-419" w:eastAsia="es-CO"/>
+        </w:rPr>
         <w:lastRenderedPageBreak/>
-        <w:t>Triángulo de Servicio</w:t>
-      </w:r>
-    </w:p>
-    <w:p>
-      <w:pPr>
-        <w:rPr>
-          <w:lang w:val="es-419" w:eastAsia="es-CO"/>
-        </w:rPr>
-      </w:pPr>
-      <w:r>
-        <w:rPr>
-          <w:lang w:val="es-419" w:eastAsia="es-CO"/>
-        </w:rPr>
         <w:t xml:space="preserve">Hay 6 relaciones principales en el triángulo del servicio. Y en función de estas relaciones, hay tres formas de aplicar las tácticas de </w:t>
       </w:r>
       <w:r>
@@ -10376,20 +10715,26 @@
           <w:bCs/>
           <w:lang w:val="es-419" w:eastAsia="es-CO"/>
         </w:rPr>
+        <w:t>Los empleados al sistema</w:t>
+      </w:r>
+      <w:r>
+        <w:rPr>
+          <w:lang w:val="es-419" w:eastAsia="es-CO"/>
+        </w:rPr>
+        <w:t>: l</w:t>
+      </w:r>
+      <w:r>
+        <w:rPr>
+          <w:lang w:val="es-419" w:eastAsia="es-CO"/>
+        </w:rPr>
+        <w:t xml:space="preserve">os sistemas no sólo dejan frustrados a los clientes, sino también a los empleados. Imagine un McDonald's en el que los pedidos tomados </w:t>
+      </w:r>
+      <w:r>
+        <w:rPr>
+          <w:lang w:val="es-419" w:eastAsia="es-CO"/>
+        </w:rPr>
         <w:lastRenderedPageBreak/>
-        <w:t>Los empleados al sistema</w:t>
-      </w:r>
-      <w:r>
-        <w:rPr>
-          <w:lang w:val="es-419" w:eastAsia="es-CO"/>
-        </w:rPr>
-        <w:t>: l</w:t>
-      </w:r>
-      <w:r>
-        <w:rPr>
-          <w:lang w:val="es-419" w:eastAsia="es-CO"/>
-        </w:rPr>
-        <w:t>os sistemas no sólo dejan frustrados a los clientes, sino también a los empleados. Imagine un McDonald's en el que los pedidos tomados en la recepción no llegan a la cocina. O imagine un centro de servicios en el que, aunque haya introducido una reclamación, el empleado no recibe su queja y, por tanto, no le llama. En última instancia, es el empleado con el que te vas a enfadar.</w:t>
+        <w:t>en la recepción no llegan a la cocina. O imagine un centro de servicios en el que, aunque haya introducido una reclamación, el empleado no recibe su queja y, por tanto, no le llama. En última instancia, es el empleado con el que te vas a enfadar.</w:t>
       </w:r>
     </w:p>
     <w:p>
@@ -10535,7 +10880,127 @@
         <w:rPr>
           <w:lang w:val="es-419" w:eastAsia="es-CO"/>
         </w:rPr>
+        <w:t xml:space="preserve">El </w:t>
+      </w:r>
+      <w:r>
+        <w:rPr>
+          <w:rStyle w:val="Extranjerismo"/>
+          <w:lang w:val="es-419" w:eastAsia="es-CO"/>
+        </w:rPr>
+        <w:t>marketing</w:t>
+      </w:r>
+      <w:r>
+        <w:rPr>
+          <w:lang w:val="es-419" w:eastAsia="es-CO"/>
+        </w:rPr>
+        <w:t xml:space="preserve"> holístico es el más utilizado cuando el </w:t>
+      </w:r>
+      <w:r>
+        <w:rPr>
+          <w:rStyle w:val="Extranjerismo"/>
+          <w:lang w:val="es-419" w:eastAsia="es-CO"/>
+        </w:rPr>
+        <w:t>marketing</w:t>
+      </w:r>
+      <w:r>
+        <w:rPr>
+          <w:lang w:val="es-419" w:eastAsia="es-CO"/>
+        </w:rPr>
+        <w:t xml:space="preserve"> interno está en marcha. Una empresa de publicidad siempre intenta mantener motivados a sus propios empleados. Les ofrece un montón de fiestas y salidas para que estén de buen humor. Y </w:t>
+      </w:r>
+      <w:r>
+        <w:rPr>
+          <w:lang w:val="es-419" w:eastAsia="es-CO"/>
+        </w:rPr>
         <w:lastRenderedPageBreak/>
+        <w:t>tienen que estar de buen humor porque el resto del tiempo están utilizando sus cerebros creativos para dar el mejor servicio a sus clientes.</w:t>
+      </w:r>
+    </w:p>
+    <w:p>
+      <w:pPr>
+        <w:rPr>
+          <w:lang w:val="es-419" w:eastAsia="es-CO"/>
+        </w:rPr>
+      </w:pPr>
+      <w:r>
+        <w:rPr>
+          <w:lang w:val="es-419" w:eastAsia="es-CO"/>
+        </w:rPr>
+        <w:t>Además, estas mismas empresas de publicidad capacitan a sus empleados para que tomen las decisiones correctas frente a los clientes. Este empoderamiento contribuye en gran medida a crear motivación y confianza.</w:t>
+      </w:r>
+    </w:p>
+    <w:p>
+      <w:pPr>
+        <w:rPr>
+          <w:lang w:val="es-419" w:eastAsia="es-CO"/>
+        </w:rPr>
+      </w:pPr>
+      <w:r>
+        <w:rPr>
+          <w:lang w:val="es-419" w:eastAsia="es-CO"/>
+        </w:rPr>
+        <w:t xml:space="preserve">Y en eso consiste el </w:t>
+      </w:r>
+      <w:r>
+        <w:rPr>
+          <w:rStyle w:val="Extranjerismo"/>
+          <w:lang w:val="es-419" w:eastAsia="es-CO"/>
+        </w:rPr>
+        <w:t>marketing</w:t>
+      </w:r>
+      <w:r>
+        <w:rPr>
+          <w:lang w:val="es-419" w:eastAsia="es-CO"/>
+        </w:rPr>
+        <w:t xml:space="preserve"> interno basado en el triángulo del </w:t>
+      </w:r>
+      <w:r>
+        <w:rPr>
+          <w:rStyle w:val="Extranjerismo"/>
+          <w:lang w:val="es-419" w:eastAsia="es-CO"/>
+        </w:rPr>
+        <w:t>marketing</w:t>
+      </w:r>
+      <w:r>
+        <w:rPr>
+          <w:lang w:val="es-419" w:eastAsia="es-CO"/>
+        </w:rPr>
+        <w:t>. Crear confianza y motivación en sus empleados, para que construyan excelentes relaciones con los clientes finales y la empresa obtenga el dinero</w:t>
+      </w:r>
+      <w:r>
+        <w:rPr>
+          <w:lang w:val="es-419" w:eastAsia="es-CO"/>
+        </w:rPr>
+        <w:t>.</w:t>
+      </w:r>
+    </w:p>
+    <w:p>
+      <w:pPr>
+        <w:rPr>
+          <w:b/>
+          <w:bCs/>
+          <w:lang w:val="es-419" w:eastAsia="es-CO"/>
+        </w:rPr>
+      </w:pPr>
+      <w:r>
+        <w:rPr>
+          <w:b/>
+          <w:bCs/>
+          <w:lang w:val="es-419" w:eastAsia="es-CO"/>
+        </w:rPr>
+        <w:t>Marketing externo:</w:t>
+      </w:r>
+    </w:p>
+    <w:p>
+      <w:pPr>
+        <w:rPr>
+          <w:lang w:val="es-419" w:eastAsia="es-CO"/>
+        </w:rPr>
+      </w:pPr>
+      <w:r>
+        <w:rPr>
+          <w:lang w:val="es-419" w:eastAsia="es-CO"/>
+        </w:rPr>
         <w:t xml:space="preserve">El </w:t>
       </w:r>
       <w:r>
@@ -10549,7 +11014,7 @@
         <w:rPr>
           <w:lang w:val="es-419" w:eastAsia="es-CO"/>
         </w:rPr>
-        <w:t xml:space="preserve"> holístico es el más utilizado cuando el </w:t>
+        <w:t xml:space="preserve"> de la empresa hacia los clientes. Este es el tipo de </w:t>
       </w:r>
       <w:r>
         <w:rPr>
@@ -10562,33 +11027,7 @@
         <w:rPr>
           <w:lang w:val="es-419" w:eastAsia="es-CO"/>
         </w:rPr>
-        <w:t xml:space="preserve"> interno está en marcha. Una empresa de publicidad siempre intenta mantener motivados a sus propios empleados. Les ofrece un montón de fiestas y salidas para que estén de buen humor. Y tienen que estar de buen humor porque el resto del tiempo están utilizando sus cerebros creativos para dar el mejor servicio a sus clientes.</w:t>
-      </w:r>
-    </w:p>
-    <w:p>
-      <w:pPr>
-        <w:rPr>
-          <w:lang w:val="es-419" w:eastAsia="es-CO"/>
-        </w:rPr>
-      </w:pPr>
-      <w:r>
-        <w:rPr>
-          <w:lang w:val="es-419" w:eastAsia="es-CO"/>
-        </w:rPr>
-        <w:t>Además, estas mismas empresas de publicidad capacitan a sus empleados para que tomen las decisiones correctas frente a los clientes. Este empoderamiento contribuye en gran medida a crear motivación y confianza.</w:t>
-      </w:r>
-    </w:p>
-    <w:p>
-      <w:pPr>
-        <w:rPr>
-          <w:lang w:val="es-419" w:eastAsia="es-CO"/>
-        </w:rPr>
-      </w:pPr>
-      <w:r>
-        <w:rPr>
-          <w:lang w:val="es-419" w:eastAsia="es-CO"/>
-        </w:rPr>
-        <w:t xml:space="preserve">Y en eso consiste el </w:t>
+        <w:t xml:space="preserve"> más común que, como clientes, encontramos en el mercado. Los distintos tipos de </w:t>
       </w:r>
       <w:r>
         <w:rPr>
@@ -10601,7 +11040,7 @@
         <w:rPr>
           <w:lang w:val="es-419" w:eastAsia="es-CO"/>
         </w:rPr>
-        <w:t xml:space="preserve"> interno basado en el triángulo del </w:t>
+        <w:t xml:space="preserve"> de servicios pueden ser la publicidad, las promociones de ventas, las relaciones públicas, el </w:t>
       </w:r>
       <w:r>
         <w:rPr>
@@ -10614,7 +11053,213 @@
         <w:rPr>
           <w:lang w:val="es-419" w:eastAsia="es-CO"/>
         </w:rPr>
-        <w:t>. Crear confianza y motivación en sus empleados, para que construyan excelentes relaciones con los clientes finales y la empresa obtenga el dinero</w:t>
+        <w:t xml:space="preserve"> directo o, de forma más destacada, el </w:t>
+      </w:r>
+      <w:r>
+        <w:rPr>
+          <w:rStyle w:val="Extranjerismo"/>
+          <w:lang w:val="es-419" w:eastAsia="es-CO"/>
+        </w:rPr>
+        <w:t>marketing</w:t>
+      </w:r>
+      <w:r>
+        <w:rPr>
+          <w:lang w:val="es-419" w:eastAsia="es-CO"/>
+        </w:rPr>
+        <w:t xml:space="preserve"> por Internet en la época actual.</w:t>
+      </w:r>
+    </w:p>
+    <w:p>
+      <w:pPr>
+        <w:rPr>
+          <w:b/>
+          <w:bCs/>
+          <w:lang w:val="es-419" w:eastAsia="es-CO"/>
+        </w:rPr>
+      </w:pPr>
+      <w:r>
+        <w:rPr>
+          <w:b/>
+          <w:bCs/>
+          <w:lang w:val="es-419" w:eastAsia="es-CO"/>
+        </w:rPr>
+        <w:t>Marketing interactivo:</w:t>
+      </w:r>
+    </w:p>
+    <w:p>
+      <w:pPr>
+        <w:rPr>
+          <w:lang w:val="es-419" w:eastAsia="es-CO"/>
+        </w:rPr>
+      </w:pPr>
+      <w:r>
+        <w:rPr>
+          <w:lang w:val="es-419" w:eastAsia="es-CO"/>
+        </w:rPr>
+        <w:t xml:space="preserve">El </w:t>
+      </w:r>
+      <w:r>
+        <w:rPr>
+          <w:rStyle w:val="Extranjerismo"/>
+          <w:lang w:val="es-419" w:eastAsia="es-CO"/>
+        </w:rPr>
+        <w:t>marketing</w:t>
+      </w:r>
+      <w:r>
+        <w:rPr>
+          <w:lang w:val="es-419" w:eastAsia="es-CO"/>
+        </w:rPr>
+        <w:t xml:space="preserve"> que tiene lugar en una tienda minorista, en un restaurante, en un centro comercial, en un banco o en cualquier formato en el que el cliente entre en contacto con el empleado, se conoce como </w:t>
+      </w:r>
+      <w:r>
+        <w:rPr>
+          <w:rStyle w:val="Extranjerismo"/>
+          <w:lang w:val="es-419" w:eastAsia="es-CO"/>
+        </w:rPr>
+        <w:t>marketing</w:t>
+      </w:r>
+      <w:r>
+        <w:rPr>
+          <w:lang w:val="es-419" w:eastAsia="es-CO"/>
+        </w:rPr>
+        <w:t xml:space="preserve"> interactivo. Este </w:t>
+      </w:r>
+      <w:r>
+        <w:rPr>
+          <w:rStyle w:val="Extranjerismo"/>
+          <w:lang w:val="es-419" w:eastAsia="es-CO"/>
+        </w:rPr>
+        <w:t>marketing</w:t>
+      </w:r>
+      <w:r>
+        <w:rPr>
+          <w:lang w:val="es-419" w:eastAsia="es-CO"/>
+        </w:rPr>
+        <w:t xml:space="preserve"> dentro del triángulo de servicios se produce entre los clientes y los empleados.</w:t>
+      </w:r>
+    </w:p>
+    <w:p>
+      <w:pPr>
+        <w:rPr>
+          <w:lang w:val="es-419" w:eastAsia="es-CO"/>
+        </w:rPr>
+      </w:pPr>
+      <w:r>
+        <w:rPr>
+          <w:lang w:val="es-419" w:eastAsia="es-CO"/>
+        </w:rPr>
+        <w:t xml:space="preserve">El </w:t>
+      </w:r>
+      <w:r>
+        <w:rPr>
+          <w:rStyle w:val="Extranjerismo"/>
+          <w:lang w:val="es-419" w:eastAsia="es-CO"/>
+        </w:rPr>
+        <w:t>marketing</w:t>
+      </w:r>
+      <w:r>
+        <w:rPr>
+          <w:lang w:val="es-419" w:eastAsia="es-CO"/>
+        </w:rPr>
+        <w:t xml:space="preserve"> interactivo es también una forma muy eficaz de influir en los clientes. Se utiliza sobre todo para ayudar a los clientes a tomar una decisión de compra. Si un ejecutivo de una tienda ha recibido órdenes de que tiene que liquidar las </w:t>
+      </w:r>
+      <w:r>
+        <w:rPr>
+          <w:lang w:val="es-419" w:eastAsia="es-CO"/>
+        </w:rPr>
+        <w:lastRenderedPageBreak/>
+        <w:t>existencias de Samsung, sólo le dirá las cosas positivas de Samsung e intentará convertir su decisión en la compra de Samsung.</w:t>
+      </w:r>
+    </w:p>
+    <w:p>
+      <w:pPr>
+        <w:rPr>
+          <w:lang w:val="es-419" w:eastAsia="es-CO"/>
+        </w:rPr>
+      </w:pPr>
+      <w:r>
+        <w:rPr>
+          <w:lang w:val="es-419" w:eastAsia="es-CO"/>
+        </w:rPr>
+        <w:t xml:space="preserve">Las distintas formas de </w:t>
+      </w:r>
+      <w:r>
+        <w:rPr>
+          <w:rStyle w:val="Extranjerismo"/>
+          <w:lang w:val="es-419" w:eastAsia="es-CO"/>
+        </w:rPr>
+        <w:t>marketing</w:t>
+      </w:r>
+      <w:r>
+        <w:rPr>
+          <w:lang w:val="es-419" w:eastAsia="es-CO"/>
+        </w:rPr>
+        <w:t xml:space="preserve"> interactivo incluyen la venta personal, la atención al cliente y la interacción con los clientes en las redes sociales u otras plataformas interactivas de este tipo.</w:t>
+      </w:r>
+    </w:p>
+    <w:p>
+      <w:pPr>
+        <w:pStyle w:val="Ttulo2"/>
+      </w:pPr>
+      <w:bookmarkStart w:id="12" w:name="_Toc223939302"/>
+      <w:r>
+        <w:t>Canales de atención en servicio al cliente</w:t>
+      </w:r>
+      <w:bookmarkEnd w:id="12"/>
+    </w:p>
+    <w:p>
+      <w:pPr>
+        <w:rPr>
+          <w:lang w:val="es-419" w:eastAsia="es-CO"/>
+        </w:rPr>
+      </w:pPr>
+      <w:r>
+        <w:rPr>
+          <w:lang w:val="es-419" w:eastAsia="es-CO"/>
+        </w:rPr>
+        <w:t>El servicio de atención al cliente ha avanzado mucho desde los días en que una llamada telefónica o una visita eran las únicas opciones que tenía un cliente para llegar a una marca. A continuación, se relacionan algunos de los tipos de canales para atención al cliente:</w:t>
+      </w:r>
+    </w:p>
+    <w:p>
+      <w:pPr>
+        <w:rPr>
+          <w:b/>
+          <w:bCs/>
+          <w:lang w:val="es-419" w:eastAsia="es-CO"/>
+        </w:rPr>
+      </w:pPr>
+      <w:r>
+        <w:rPr>
+          <w:b/>
+          <w:bCs/>
+          <w:lang w:val="es-419" w:eastAsia="es-CO"/>
+        </w:rPr>
+        <w:t>Canales de atención al cliente</w:t>
+      </w:r>
+    </w:p>
+    <w:p>
+      <w:pPr>
+        <w:rPr>
+          <w:lang w:val="es-419" w:eastAsia="es-CO"/>
+        </w:rPr>
+      </w:pPr>
+      <w:r>
+        <w:rPr>
+          <w:lang w:val="es-419" w:eastAsia="es-CO"/>
+        </w:rPr>
+        <w:t>Medios de atención disponibles para que los tiendan puedan canalizar sus preguntas, quejas, o cualquier interacción que requieran sobre un producto o servicio</w:t>
+      </w:r>
+      <w:r>
+        <w:rPr>
+          <w:lang w:val="es-419" w:eastAsia="es-CO"/>
+        </w:rPr>
+        <w:t xml:space="preserve"> revisar en la carpeta Anexos</w:t>
+      </w:r>
+      <w:r>
+        <w:rPr>
+          <w:lang w:val="es-419" w:eastAsia="es-CO"/>
+        </w:rPr>
+        <w:t>: Canales_atención_cliente</w:t>
       </w:r>
       <w:r>
         <w:rPr>
@@ -10625,308 +11270,32 @@
     </w:p>
     <w:p>
       <w:pPr>
-        <w:rPr>
-          <w:b/>
-          <w:bCs/>
-          <w:lang w:val="es-419" w:eastAsia="es-CO"/>
-        </w:rPr>
-      </w:pPr>
-      <w:r>
-        <w:rPr>
-          <w:b/>
-          <w:bCs/>
-          <w:lang w:val="es-419" w:eastAsia="es-CO"/>
-        </w:rPr>
-        <w:t>Marketing externo:</w:t>
-      </w:r>
-    </w:p>
-    <w:p>
-      <w:pPr>
-        <w:rPr>
-          <w:lang w:val="es-419" w:eastAsia="es-CO"/>
-        </w:rPr>
-      </w:pPr>
-      <w:r>
-        <w:rPr>
-          <w:lang w:val="es-419" w:eastAsia="es-CO"/>
-        </w:rPr>
-        <w:t xml:space="preserve">El </w:t>
-      </w:r>
-      <w:r>
-        <w:rPr>
-          <w:rStyle w:val="Extranjerismo"/>
-          <w:lang w:val="es-419" w:eastAsia="es-CO"/>
-        </w:rPr>
-        <w:t>marketing</w:t>
-      </w:r>
-      <w:r>
-        <w:rPr>
-          <w:lang w:val="es-419" w:eastAsia="es-CO"/>
-        </w:rPr>
-        <w:t xml:space="preserve"> de la empresa hacia los clientes. Este es el tipo de </w:t>
-      </w:r>
-      <w:r>
-        <w:rPr>
-          <w:rStyle w:val="Extranjerismo"/>
-          <w:lang w:val="es-419" w:eastAsia="es-CO"/>
-        </w:rPr>
-        <w:t>marketing</w:t>
-      </w:r>
-      <w:r>
-        <w:rPr>
-          <w:lang w:val="es-419" w:eastAsia="es-CO"/>
-        </w:rPr>
-        <w:t xml:space="preserve"> más común que, como clientes, encontramos en el mercado. Los distintos tipos de </w:t>
-      </w:r>
-      <w:r>
-        <w:rPr>
-          <w:rStyle w:val="Extranjerismo"/>
-          <w:lang w:val="es-419" w:eastAsia="es-CO"/>
-        </w:rPr>
-        <w:t>marketing</w:t>
-      </w:r>
-      <w:r>
-        <w:rPr>
-          <w:lang w:val="es-419" w:eastAsia="es-CO"/>
-        </w:rPr>
-        <w:t xml:space="preserve"> de servicios pueden ser la publicidad, las promociones de ventas, las relaciones públicas, el </w:t>
-      </w:r>
-      <w:r>
-        <w:rPr>
-          <w:rStyle w:val="Extranjerismo"/>
-          <w:lang w:val="es-419" w:eastAsia="es-CO"/>
-        </w:rPr>
-        <w:t>marketing</w:t>
-      </w:r>
-      <w:r>
-        <w:rPr>
-          <w:lang w:val="es-419" w:eastAsia="es-CO"/>
-        </w:rPr>
-        <w:t xml:space="preserve"> directo o, de forma más destacada, el </w:t>
-      </w:r>
-      <w:r>
-        <w:rPr>
-          <w:rStyle w:val="Extranjerismo"/>
-          <w:lang w:val="es-419" w:eastAsia="es-CO"/>
-        </w:rPr>
-        <w:t>marketing</w:t>
-      </w:r>
-      <w:r>
-        <w:rPr>
-          <w:lang w:val="es-419" w:eastAsia="es-CO"/>
-        </w:rPr>
-        <w:t xml:space="preserve"> por Internet en la época actual.</w:t>
-      </w:r>
-    </w:p>
-    <w:p>
-      <w:pPr>
-        <w:rPr>
-          <w:b/>
-          <w:bCs/>
-          <w:lang w:val="es-419" w:eastAsia="es-CO"/>
-        </w:rPr>
-      </w:pPr>
-      <w:r>
-        <w:rPr>
-          <w:b/>
-          <w:bCs/>
-          <w:lang w:val="es-419" w:eastAsia="es-CO"/>
-        </w:rPr>
-        <w:t>Marketing interactivo:</w:t>
-      </w:r>
-    </w:p>
-    <w:p>
-      <w:pPr>
-        <w:rPr>
-          <w:lang w:val="es-419" w:eastAsia="es-CO"/>
-        </w:rPr>
-      </w:pPr>
-      <w:r>
-        <w:rPr>
-          <w:lang w:val="es-419" w:eastAsia="es-CO"/>
-        </w:rPr>
-        <w:t xml:space="preserve">El </w:t>
-      </w:r>
-      <w:r>
-        <w:rPr>
-          <w:rStyle w:val="Extranjerismo"/>
-          <w:lang w:val="es-419" w:eastAsia="es-CO"/>
-        </w:rPr>
-        <w:t>marketing</w:t>
-      </w:r>
-      <w:r>
-        <w:rPr>
-          <w:lang w:val="es-419" w:eastAsia="es-CO"/>
-        </w:rPr>
-        <w:t xml:space="preserve"> que tiene lugar en una tienda minorista, en un restaurante, en un centro comercial, en un banco o en cualquier formato en el que el cliente entre en contacto con el empleado, se conoce como </w:t>
-      </w:r>
-      <w:r>
-        <w:rPr>
-          <w:rStyle w:val="Extranjerismo"/>
-          <w:lang w:val="es-419" w:eastAsia="es-CO"/>
-        </w:rPr>
-        <w:t>marketing</w:t>
-      </w:r>
-      <w:r>
-        <w:rPr>
-          <w:lang w:val="es-419" w:eastAsia="es-CO"/>
-        </w:rPr>
-        <w:t xml:space="preserve"> interactivo. Este </w:t>
-      </w:r>
-      <w:r>
-        <w:rPr>
-          <w:rStyle w:val="Extranjerismo"/>
-          <w:lang w:val="es-419" w:eastAsia="es-CO"/>
-        </w:rPr>
-        <w:t>marketing</w:t>
-      </w:r>
-      <w:r>
-        <w:rPr>
-          <w:lang w:val="es-419" w:eastAsia="es-CO"/>
-        </w:rPr>
-        <w:t xml:space="preserve"> dentro del triángulo de servicios se produce entre los clientes y los empleados.</w:t>
-      </w:r>
-    </w:p>
-    <w:p>
-      <w:pPr>
-        <w:rPr>
-          <w:lang w:val="es-419" w:eastAsia="es-CO"/>
-        </w:rPr>
-      </w:pPr>
+        <w:pStyle w:val="Ttulo2"/>
+      </w:pPr>
+      <w:bookmarkStart w:id="13" w:name="_Toc223939303"/>
+      <w:r>
+        <w:t>Momentos de verdad</w:t>
+      </w:r>
+      <w:bookmarkEnd w:id="13"/>
+    </w:p>
+    <w:p>
+      <w:pPr>
+        <w:rPr>
+          <w:lang w:val="es-419" w:eastAsia="es-CO"/>
+        </w:rPr>
+      </w:pPr>
+      <w:r>
+        <w:rPr>
+          <w:lang w:val="es-419" w:eastAsia="es-CO"/>
+        </w:rPr>
+        <w:t xml:space="preserve">El autor Jan Carlzon en el libro “Momento de la verdad” refiere una forma distinta de gestionar organizaciones, Jan Carlzon invierte la pirámide jerárquica que tradicionalmente establecen las organizaciones y en la cual los directivos y ejecutivos ocupan la cima y quienes tenían contacto directo con los clientes ocupan la base piramidal. Debido a los cambios y crecimiento de los mercados y al incremento de la competencia es primordial que las organizaciones se concentren en el cliente y no en el producto, de esta manera pueden diseñar productos dirigidos a satisfacer las necesidades de los clientes, una empresa u organización orientada al cliente, genera </w:t>
+      </w:r>
       <w:r>
         <w:rPr>
           <w:lang w:val="es-419" w:eastAsia="es-CO"/>
         </w:rPr>
         <w:lastRenderedPageBreak/>
-        <w:t xml:space="preserve">El </w:t>
-      </w:r>
-      <w:r>
-        <w:rPr>
-          <w:rStyle w:val="Extranjerismo"/>
-          <w:lang w:val="es-419" w:eastAsia="es-CO"/>
-        </w:rPr>
-        <w:t>marketing</w:t>
-      </w:r>
-      <w:r>
-        <w:rPr>
-          <w:lang w:val="es-419" w:eastAsia="es-CO"/>
-        </w:rPr>
-        <w:t xml:space="preserve"> interactivo es también una forma muy eficaz de influir en los clientes. Se utiliza sobre todo para ayudar a los clientes a tomar una decisión de compra. Si un ejecutivo de una tienda ha recibido órdenes de que tiene que liquidar las existencias de Samsung, sólo le dirá las cosas positivas de Samsung e intentará convertir su decisión en la compra de Samsung.</w:t>
-      </w:r>
-    </w:p>
-    <w:p>
-      <w:pPr>
-        <w:rPr>
-          <w:lang w:val="es-419" w:eastAsia="es-CO"/>
-        </w:rPr>
-      </w:pPr>
-      <w:r>
-        <w:rPr>
-          <w:lang w:val="es-419" w:eastAsia="es-CO"/>
-        </w:rPr>
-        <w:t xml:space="preserve">Las distintas formas de </w:t>
-      </w:r>
-      <w:r>
-        <w:rPr>
-          <w:rStyle w:val="Extranjerismo"/>
-          <w:lang w:val="es-419" w:eastAsia="es-CO"/>
-        </w:rPr>
-        <w:t>marketing</w:t>
-      </w:r>
-      <w:r>
-        <w:rPr>
-          <w:lang w:val="es-419" w:eastAsia="es-CO"/>
-        </w:rPr>
-        <w:t xml:space="preserve"> interactivo incluyen la venta personal, la atención al cliente y la interacción con los clientes en las redes sociales u otras plataformas interactivas de este tipo.</w:t>
-      </w:r>
-    </w:p>
-    <w:p>
-      <w:pPr>
-        <w:pStyle w:val="Ttulo2"/>
-      </w:pPr>
-      <w:bookmarkStart w:id="12" w:name="_Toc223939302"/>
-      <w:r>
-        <w:t>Canales de atención en servicio al cliente</w:t>
-      </w:r>
-      <w:bookmarkEnd w:id="12"/>
-    </w:p>
-    <w:p>
-      <w:pPr>
-        <w:rPr>
-          <w:lang w:val="es-419" w:eastAsia="es-CO"/>
-        </w:rPr>
-      </w:pPr>
-      <w:r>
-        <w:rPr>
-          <w:lang w:val="es-419" w:eastAsia="es-CO"/>
-        </w:rPr>
-        <w:t>El servicio de atención al cliente ha avanzado mucho desde los días en que una llamada telefónica o una visita eran las únicas opciones que tenía un cliente para llegar a una marca. A continuación, se relacionan algunos de los tipos de canales para atención al cliente:</w:t>
-      </w:r>
-    </w:p>
-    <w:p>
-      <w:pPr>
-        <w:rPr>
-          <w:b/>
-          <w:bCs/>
-          <w:lang w:val="es-419" w:eastAsia="es-CO"/>
-        </w:rPr>
-      </w:pPr>
-      <w:r>
-        <w:rPr>
-          <w:b/>
-          <w:bCs/>
-          <w:lang w:val="es-419" w:eastAsia="es-CO"/>
-        </w:rPr>
-        <w:t>Canales de atención al cliente</w:t>
-      </w:r>
-    </w:p>
-    <w:p>
-      <w:pPr>
-        <w:rPr>
-          <w:lang w:val="es-419" w:eastAsia="es-CO"/>
-        </w:rPr>
-      </w:pPr>
-      <w:r>
-        <w:rPr>
-          <w:lang w:val="es-419" w:eastAsia="es-CO"/>
-        </w:rPr>
-        <w:t>Medios de atención disponibles para que los tiendan puedan canalizar sus preguntas, quejas, o cualquier interacción que requieran sobre un producto o servicio</w:t>
-      </w:r>
-      <w:r>
-        <w:rPr>
-          <w:lang w:val="es-419" w:eastAsia="es-CO"/>
-        </w:rPr>
-        <w:t xml:space="preserve"> revisar en la carpeta Anexos.</w:t>
-      </w:r>
-    </w:p>
-    <w:p>
-      <w:pPr>
-        <w:pStyle w:val="Ttulo2"/>
-      </w:pPr>
-      <w:bookmarkStart w:id="13" w:name="_Toc223939303"/>
-      <w:r>
-        <w:t>Momentos de verdad</w:t>
-      </w:r>
-      <w:bookmarkEnd w:id="13"/>
-    </w:p>
-    <w:p>
-      <w:pPr>
-        <w:rPr>
-          <w:lang w:val="es-419" w:eastAsia="es-CO"/>
-        </w:rPr>
-      </w:pPr>
-      <w:r>
-        <w:rPr>
-          <w:lang w:val="es-419" w:eastAsia="es-CO"/>
-        </w:rPr>
-        <w:t xml:space="preserve">El autor Jan Carlzon en el libro “Momento de la verdad” refiere una forma distinta de gestionar organizaciones, Jan Carlzon invierte la pirámide jerárquica que tradicionalmente establecen las organizaciones y en la cual los directivos y ejecutivos ocupan la cima y quienes tenían contacto directo con los clientes ocupan la base piramidal. Debido a los cambios y crecimiento de los mercados y al incremento de la </w:t>
-      </w:r>
-      <w:r>
-        <w:rPr>
-          <w:lang w:val="es-419" w:eastAsia="es-CO"/>
-        </w:rPr>
-        <w:lastRenderedPageBreak/>
-        <w:t>competencia es primordial que las organizaciones se concentren en el cliente y no en el producto, de esta manera pueden diseñar productos dirigidos a satisfacer las necesidades de los clientes, una empresa u organización orientada al cliente, genera mayores oportunidades para fidelizar al cliente y permite la generación de ingresos para la sostenibilidad y permanencia en el mercado. (Carlzon, 1996)</w:t>
+        <w:t>mayores oportunidades para fidelizar al cliente y permite la generación de ingresos para la sostenibilidad y permanencia en el mercado. (Carlzon, 1996)</w:t>
       </w:r>
       <w:r>
         <w:rPr>
@@ -11076,31 +11445,12 @@
           <w:lang w:val="es-419" w:eastAsia="es-CO"/>
         </w:rPr>
         <w:tab/>
-        <w:t xml:space="preserve">Nota. SENA, </w:t>
-      </w:r>
-      <w:r>
-        <w:rPr>
-          <w:lang w:val="es-419" w:eastAsia="es-CO"/>
-        </w:rPr>
-        <w:t>(</w:t>
-      </w:r>
-      <w:r>
-        <w:rPr>
-          <w:lang w:val="es-419" w:eastAsia="es-CO"/>
-        </w:rPr>
-        <w:t>2026</w:t>
-      </w:r>
-      <w:r>
-        <w:rPr>
-          <w:lang w:val="es-419" w:eastAsia="es-CO"/>
-        </w:rPr>
-        <w:t>)</w:t>
-      </w:r>
-      <w:r>
-        <w:rPr>
-          <w:lang w:val="es-419" w:eastAsia="es-CO"/>
-        </w:rPr>
-        <w:t>.</w:t>
+      </w:r>
+      <w:r>
+        <w:rPr>
+          <w:lang w:val="es-419" w:eastAsia="es-CO"/>
+        </w:rPr>
+        <w:t>Video: Momentos de verdad.</w:t>
       </w:r>
     </w:p>
     <w:p>
@@ -11144,7 +11494,6 @@
                 <w:ilvl w:val="0"/>
                 <w:numId w:val="0"/>
               </w:numPr>
-              <w:ind w:left="1134" w:hanging="1134"/>
               <w:jc w:val="left"/>
               <w:rPr>
                 <w:b/>
@@ -11156,14 +11505,20 @@
                 <w:b/>
                 <w:lang w:val="es-419"/>
               </w:rPr>
-              <w:lastRenderedPageBreak/>
-              <w:t>Síntesis del video:</w:t>
+              <w:t>Transcripción</w:t>
             </w:r>
             <w:r>
               <w:rPr>
                 <w:b/>
                 <w:lang w:val="es-419"/>
               </w:rPr>
+              <w:t xml:space="preserve"> del video:</w:t>
+            </w:r>
+            <w:r>
+              <w:rPr>
+                <w:b/>
+                <w:lang w:val="es-419"/>
+              </w:rPr>
               <w:t xml:space="preserve"> </w:t>
             </w:r>
             <w:r>
@@ -11172,6 +11527,13 @@
                 <w:lang w:val="es-419"/>
               </w:rPr>
               <w:t>Momentos de verdad</w:t>
+            </w:r>
+            <w:r>
+              <w:rPr>
+                <w:bCs/>
+                <w:lang w:val="es-419"/>
+              </w:rPr>
+              <w:t>.</w:t>
             </w:r>
           </w:p>
         </w:tc>
@@ -11183,6 +11545,7 @@
           </w:tcPr>
           <w:p>
             <w:r>
+              <w:lastRenderedPageBreak/>
               <w:t>L</w:t>
             </w:r>
             <w:r>
@@ -11344,6 +11707,7 @@
               <w:t>.</w:t>
             </w:r>
           </w:p>
+          <w:p/>
         </w:tc>
       </w:tr>
     </w:tbl>
@@ -11388,7 +11752,19 @@
         <w:rPr>
           <w:lang w:val="es-419" w:eastAsia="es-CO"/>
         </w:rPr>
-        <w:t>Existen diferentes tipos de momentos de verdad, revíselos a continuación:</w:t>
+        <w:t xml:space="preserve">Existen diferentes tipos de momentos de verdad, </w:t>
+      </w:r>
+      <w:r>
+        <w:rPr>
+          <w:lang w:val="es-419" w:eastAsia="es-CO"/>
+        </w:rPr>
+        <w:t>relacionados</w:t>
+      </w:r>
+      <w:r>
+        <w:rPr>
+          <w:lang w:val="es-419" w:eastAsia="es-CO"/>
+        </w:rPr>
+        <w:t xml:space="preserve"> a continuación:</w:t>
       </w:r>
     </w:p>
     <w:p>
@@ -11661,7 +12037,7 @@
         <w:rPr>
           <w:lang w:val="es-419" w:eastAsia="es-CO"/>
         </w:rPr>
-        <w:t>Observe</w:t>
+        <w:t>A continuación</w:t>
       </w:r>
       <w:r>
         <w:rPr>
@@ -11756,16 +12132,15 @@
       </w:pPr>
       <w:r>
         <w:tab/>
-        <w:t xml:space="preserve">Nota. SENA, </w:t>
-      </w:r>
-      <w:r>
-        <w:t>(</w:t>
-      </w:r>
-      <w:r>
-        <w:t>2026</w:t>
-      </w:r>
-      <w:r>
-        <w:t>)</w:t>
+      </w:r>
+      <w:r>
+        <w:t xml:space="preserve">Video: </w:t>
+      </w:r>
+      <w:r>
+        <w:t>S</w:t>
+      </w:r>
+      <w:r>
+        <w:t>eguridad y salud en el trabajo (SST)</w:t>
       </w:r>
       <w:r>
         <w:t>.</w:t>
@@ -11824,13 +12199,20 @@
                 <w:b/>
                 <w:lang w:val="es-419"/>
               </w:rPr>
-              <w:t>Síntesis del video:</w:t>
+              <w:t>Transcripción</w:t>
             </w:r>
             <w:r>
               <w:rPr>
                 <w:b/>
                 <w:lang w:val="es-419"/>
               </w:rPr>
+              <w:t xml:space="preserve"> del video:</w:t>
+            </w:r>
+            <w:r>
+              <w:rPr>
+                <w:b/>
+                <w:lang w:val="es-419"/>
+              </w:rPr>
               <w:t xml:space="preserve"> </w:t>
             </w:r>
             <w:r>
@@ -11838,21 +12220,49 @@
                 <w:bCs/>
                 <w:lang w:val="es-419"/>
               </w:rPr>
-              <w:t xml:space="preserve">Seguridad y salud en el trabajo </w:t>
+              <w:t>S</w:t>
             </w:r>
             <w:r>
               <w:rPr>
                 <w:bCs/>
                 <w:lang w:val="es-419"/>
               </w:rPr>
-              <w:t>(</w:t>
+              <w:t>e</w:t>
             </w:r>
             <w:r>
               <w:rPr>
                 <w:bCs/>
                 <w:lang w:val="es-419"/>
               </w:rPr>
+              <w:t>guridad</w:t>
+            </w:r>
+            <w:r>
+              <w:rPr>
+                <w:bCs/>
+                <w:lang w:val="es-419"/>
+              </w:rPr>
+              <w:t xml:space="preserve"> y salud en el trabajo </w:t>
+            </w:r>
+            <w:r>
+              <w:rPr>
+                <w:bCs/>
+                <w:lang w:val="es-419"/>
+              </w:rPr>
+              <w:t>(</w:t>
+            </w:r>
+            <w:r>
+              <w:rPr>
+                <w:bCs/>
+                <w:lang w:val="es-419"/>
+              </w:rPr>
               <w:t>SST)</w:t>
+            </w:r>
+            <w:r>
+              <w:rPr>
+                <w:bCs/>
+                <w:lang w:val="es-419"/>
+              </w:rPr>
+              <w:t>.</w:t>
             </w:r>
           </w:p>
         </w:tc>
@@ -12208,7 +12618,15 @@
               <w:t>B</w:t>
             </w:r>
             <w:r>
-              <w:t>revemente vamos a decir algunos tips para hacer la construcción de un programa en sistema de gestión y salud del trabajo</w:t>
+              <w:t xml:space="preserve">revemente vamos a decir algunos </w:t>
+            </w:r>
+            <w:proofErr w:type="spellStart"/>
+            <w:r>
+              <w:t>tips</w:t>
+            </w:r>
+            <w:proofErr w:type="spellEnd"/>
+            <w:r>
+              <w:t xml:space="preserve"> para hacer la construcción de un programa en sistema de gestión y salud del trabajo</w:t>
             </w:r>
             <w:r>
               <w:t>,</w:t>
@@ -12329,7 +12747,15 @@
               <w:t>,</w:t>
             </w:r>
             <w:r>
-              <w:t xml:space="preserve"> básicamente estos son los principales tips </w:t>
+              <w:t xml:space="preserve"> básicamente estos son los principales </w:t>
+            </w:r>
+            <w:proofErr w:type="spellStart"/>
+            <w:r>
+              <w:t>tips</w:t>
+            </w:r>
+            <w:proofErr w:type="spellEnd"/>
+            <w:r>
+              <w:t xml:space="preserve"> </w:t>
             </w:r>
             <w:r>
               <w:t xml:space="preserve">que se deben tener en cuenta en </w:t>
@@ -12873,7 +13299,15 @@
         <w:t>Riesgos ergonómicos</w:t>
       </w:r>
       <w:r>
-        <w:t>: la ergonomía es la ciencia que busca la adaptación integral al puesto de trabajo y al hombre. Los principales factores de riesgo ergonómico son: las posturas inadecuadas, que pueden ser prolongadas, mantenidas, forzadas o antigravitatorias; el levantamiento de pesos, los movimientos repetitivos. Pueden provocar daños físicos y molestias.</w:t>
+        <w:t xml:space="preserve">: la ergonomía es la ciencia que busca la adaptación integral al puesto de trabajo y al hombre. Los principales factores de riesgo ergonómico son: las posturas inadecuadas, que pueden ser prolongadas, mantenidas, forzadas o </w:t>
+      </w:r>
+      <w:proofErr w:type="spellStart"/>
+      <w:r>
+        <w:t>antigravitatorias</w:t>
+      </w:r>
+      <w:proofErr w:type="spellEnd"/>
+      <w:r>
+        <w:t>; el levantamiento de pesos, los movimientos repetitivos. Pueden provocar daños físicos y molestias.</w:t>
       </w:r>
     </w:p>
     <w:p>
@@ -13136,7 +13570,37 @@
         <w:rPr>
           <w:lang w:val="es-419" w:eastAsia="es-CO"/>
         </w:rPr>
-        <w:t xml:space="preserve">Descargue el ejemplo de </w:t>
+        <w:t xml:space="preserve">Descargue </w:t>
+      </w:r>
+      <w:r>
+        <w:rPr>
+          <w:lang w:val="es-419" w:eastAsia="es-CO"/>
+        </w:rPr>
+        <w:t xml:space="preserve">la figura 9 </w:t>
+      </w:r>
+      <w:r>
+        <w:rPr>
+          <w:lang w:val="es-419" w:eastAsia="es-CO"/>
+        </w:rPr>
+        <w:t xml:space="preserve">el </w:t>
+      </w:r>
+      <w:r>
+        <w:rPr>
+          <w:lang w:val="es-419" w:eastAsia="es-CO"/>
+        </w:rPr>
+        <w:t xml:space="preserve">ejemplo </w:t>
+      </w:r>
+      <w:r>
+        <w:rPr>
+          <w:lang w:val="es-419" w:eastAsia="es-CO"/>
+        </w:rPr>
+        <w:t>tabla tipo</w:t>
+      </w:r>
+      <w:r>
+        <w:rPr>
+          <w:lang w:val="es-419" w:eastAsia="es-CO"/>
+        </w:rPr>
+        <w:t xml:space="preserve"> </w:t>
       </w:r>
       <w:r>
         <w:rPr>
@@ -13154,7 +13618,19 @@
         <w:rPr>
           <w:lang w:val="es-419" w:eastAsia="es-CO"/>
         </w:rPr>
-        <w:t xml:space="preserve"> en la carpeta Anexos.</w:t>
+        <w:t xml:space="preserve"> en la carpeta Anexos</w:t>
+      </w:r>
+      <w:r>
+        <w:rPr>
+          <w:lang w:val="es-419" w:eastAsia="es-CO"/>
+        </w:rPr>
+        <w:t>.</w:t>
+      </w:r>
+      <w:r>
+        <w:rPr>
+          <w:lang w:val="es-419" w:eastAsia="es-CO"/>
+        </w:rPr>
+        <w:t xml:space="preserve"> </w:t>
       </w:r>
     </w:p>
     <w:p>
@@ -13198,14 +13674,13 @@
       </w:pPr>
       <w:r>
         <w:rPr>
-          <w:noProof/>
           <w:lang w:val="es-419" w:eastAsia="es-CO"/>
         </w:rPr>
         <w:drawing>
-          <wp:inline distT="0" distB="0" distL="0" distR="0" wp14:anchorId="5C07A747" wp14:editId="3942FD3F">
-            <wp:extent cx="6332220" cy="4916170"/>
+          <wp:inline distT="0" distB="0" distL="0" distR="0" wp14:anchorId="2453DF55" wp14:editId="3F66CD37">
+            <wp:extent cx="6332220" cy="4896485"/>
             <wp:effectExtent l="0" t="0" r="0" b="0"/>
-            <wp:docPr id="5" name="Imagen 5" descr="En el componente se detalla el reconocimiento de clientes, información, cliente, inclusión, servicio al cliente, seguridad y salud del trabajo."/>
+            <wp:docPr id="15" name="Imagen 15" descr="En el componente se detalla el reconocimiento de clientes, información, cliente, inclusión, servicio al cliente, seguridad y salud del trabajo."/>
             <wp:cNvGraphicFramePr>
               <a:graphicFrameLocks xmlns:a="http://schemas.openxmlformats.org/drawingml/2006/main" noChangeAspect="1"/>
             </wp:cNvGraphicFramePr>
@@ -13213,7 +13688,7 @@
               <a:graphicData uri="http://schemas.openxmlformats.org/drawingml/2006/picture">
                 <pic:pic xmlns:pic="http://schemas.openxmlformats.org/drawingml/2006/picture">
                   <pic:nvPicPr>
-                    <pic:cNvPr id="5" name="Imagen 5" descr="En el componente se detalla el reconocimiento de clientes, información, cliente, inclusión, servicio al cliente, seguridad y salud del trabajo."/>
+                    <pic:cNvPr id="15" name="Imagen 15" descr="En el componente se detalla el reconocimiento de clientes, información, cliente, inclusión, servicio al cliente, seguridad y salud del trabajo."/>
                     <pic:cNvPicPr/>
                   </pic:nvPicPr>
                   <pic:blipFill>
@@ -13225,7 +13700,7 @@
                   <pic:spPr>
                     <a:xfrm>
                       <a:off x="0" y="0"/>
-                      <a:ext cx="6332220" cy="4916170"/>
+                      <a:ext cx="6332220" cy="4896485"/>
                     </a:xfrm>
                     <a:prstGeom prst="rect">
                       <a:avLst/>
@@ -13621,7 +14096,25 @@
           <w:sz w:val="28"/>
           <w:szCs w:val="28"/>
         </w:rPr>
-        <w:t xml:space="preserve">Da Silva, D. (2020, 4 de agosto). Los 11 tipos de clientes y sus características: todo lo que necesitas saber para mejorar la relación con tus clientes. Zendesk. </w:t>
+        <w:t xml:space="preserve">Da Silva, D. (2020, 4 de agosto). Los 11 tipos de clientes y sus características: todo lo que necesitas saber para mejorar la relación con tus clientes. </w:t>
+      </w:r>
+      <w:proofErr w:type="spellStart"/>
+      <w:r>
+        <w:rPr>
+          <w:rFonts w:asciiTheme="minorHAnsi" w:hAnsiTheme="minorHAnsi" w:cstheme="minorHAnsi"/>
+          <w:sz w:val="28"/>
+          <w:szCs w:val="28"/>
+        </w:rPr>
+        <w:t>Zendesk</w:t>
+      </w:r>
+      <w:proofErr w:type="spellEnd"/>
+      <w:r>
+        <w:rPr>
+          <w:rFonts w:asciiTheme="minorHAnsi" w:hAnsiTheme="minorHAnsi" w:cstheme="minorHAnsi"/>
+          <w:sz w:val="28"/>
+          <w:szCs w:val="28"/>
+        </w:rPr>
+        <w:t xml:space="preserve">. </w:t>
       </w:r>
       <w:hyperlink r:id="rId34" w:history="1">
         <w:r>
@@ -15229,7 +15722,25 @@
                 <w:sz w:val="28"/>
                 <w:szCs w:val="28"/>
               </w:rPr>
-              <w:t>Jonathan Adie Villafañe</w:t>
+              <w:t xml:space="preserve">Jonathan </w:t>
+            </w:r>
+            <w:proofErr w:type="spellStart"/>
+            <w:r>
+              <w:rPr>
+                <w:rFonts w:asciiTheme="minorHAnsi" w:hAnsiTheme="minorHAnsi" w:cstheme="minorHAnsi"/>
+                <w:sz w:val="28"/>
+                <w:szCs w:val="28"/>
+              </w:rPr>
+              <w:t>Adie</w:t>
+            </w:r>
+            <w:proofErr w:type="spellEnd"/>
+            <w:r>
+              <w:rPr>
+                <w:rFonts w:asciiTheme="minorHAnsi" w:hAnsiTheme="minorHAnsi" w:cstheme="minorHAnsi"/>
+                <w:sz w:val="28"/>
+                <w:szCs w:val="28"/>
+              </w:rPr>
+              <w:t xml:space="preserve"> Villafañe</w:t>
             </w:r>
           </w:p>
         </w:tc>
@@ -15297,13 +15808,23 @@
                 <w:szCs w:val="28"/>
               </w:rPr>
             </w:pPr>
+            <w:proofErr w:type="spellStart"/>
             <w:r>
               <w:rPr>
                 <w:rFonts w:asciiTheme="minorHAnsi" w:hAnsiTheme="minorHAnsi" w:cstheme="minorHAnsi"/>
                 <w:sz w:val="28"/>
                 <w:szCs w:val="28"/>
               </w:rPr>
-              <w:t>Karine Isabel Ospino Fritz</w:t>
+              <w:t>Karine</w:t>
+            </w:r>
+            <w:proofErr w:type="spellEnd"/>
+            <w:r>
+              <w:rPr>
+                <w:rFonts w:asciiTheme="minorHAnsi" w:hAnsiTheme="minorHAnsi" w:cstheme="minorHAnsi"/>
+                <w:sz w:val="28"/>
+                <w:szCs w:val="28"/>
+              </w:rPr>
+              <w:t xml:space="preserve"> Isabel Ospino Fritz</w:t>
             </w:r>
           </w:p>
         </w:tc>
@@ -15512,13 +16033,6 @@
                                   <w:bCs/>
                                 </w:rPr>
                               </w:pPr>
-                              <w:r>
-                                <w:rPr>
-                                  <w:b/>
-                                  <w:bCs/>
-                                </w:rPr>
-                                <w:t>Grupo de Ejecución de la Formación Virtual</w:t>
-                              </w:r>
                             </w:p>
                           </w:txbxContent>
                         </wps:txbx>
@@ -15555,13 +16069,6 @@
                             <w:bCs/>
                           </w:rPr>
                         </w:pPr>
-                        <w:r>
-                          <w:rPr>
-                            <w:b/>
-                            <w:bCs/>
-                          </w:rPr>
-                          <w:t>Grupo de Ejecución de la Formación Virtual</w:t>
-                        </w:r>
                       </w:p>
                     </w:txbxContent>
                   </v:textbox>
@@ -21567,6 +22074,26 @@
 </file>
 
 <file path=customXml/item1.xml><?xml version="1.0" encoding="utf-8"?>
+<?mso-contentType ?>
+<FormTemplates xmlns="http://schemas.microsoft.com/sharepoint/v3/contenttype/forms">
+  <Display>DocumentLibraryForm</Display>
+  <Edit>DocumentLibraryForm</Edit>
+  <New>DocumentLibraryForm</New>
+</FormTemplates>
+</file>
+
+<file path=customXml/item2.xml><?xml version="1.0" encoding="utf-8"?>
+<p:properties xmlns:p="http://schemas.microsoft.com/office/2006/metadata/properties" xmlns:xsi="http://www.w3.org/2001/XMLSchema-instance" xmlns:pc="http://schemas.microsoft.com/office/infopath/2007/PartnerControls">
+  <documentManagement>
+    <TaxCatchAll xmlns="adccf511-daff-4bcb-9072-914cedbf4c7e" xsi:nil="true"/>
+    <lcf76f155ced4ddcb4097134ff3c332f xmlns="a70d3c18-0869-45a1-9f75-4b4b8f0f32be">
+      <Terms xmlns="http://schemas.microsoft.com/office/infopath/2007/PartnerControls"/>
+    </lcf76f155ced4ddcb4097134ff3c332f>
+  </documentManagement>
+</p:properties>
+</file>
+
+<file path=customXml/item3.xml><?xml version="1.0" encoding="utf-8"?>
 <b:Sources xmlns:b="http://schemas.openxmlformats.org/officeDocument/2006/bibliography" xmlns="http://schemas.openxmlformats.org/officeDocument/2006/bibliography" SelectedStyle="\APASixthEditionOfficeOnline.xsl" StyleName="APA" Version="6">
   <b:Source>
     <b:Tag>Mue12</b:Tag>
@@ -22077,51 +22604,28 @@
 </b:Sources>
 </file>
 
-<file path=customXml/item2.xml><?xml version="1.0" encoding="utf-8"?>
-<p:properties xmlns:p="http://schemas.microsoft.com/office/2006/metadata/properties" xmlns:xsi="http://www.w3.org/2001/XMLSchema-instance" xmlns:pc="http://schemas.microsoft.com/office/infopath/2007/PartnerControls">
-  <documentManagement>
-    <TaxCatchAll xmlns="13c90a0b-73bc-4dc0-be5f-28d77b615beb" xsi:nil="true"/>
-    <lcf76f155ced4ddcb4097134ff3c332f xmlns="13c93bba-48ce-428c-bfe5-88b42c19b028">
-      <Terms xmlns="http://schemas.microsoft.com/office/infopath/2007/PartnerControls"/>
-    </lcf76f155ced4ddcb4097134ff3c332f>
-  </documentManagement>
-</p:properties>
-</file>
-
-<file path=customXml/item3.xml><?xml version="1.0" encoding="utf-8"?>
-<?mso-contentType ?>
-<FormTemplates xmlns="http://schemas.microsoft.com/sharepoint/v3/contenttype/forms">
-  <Display>DocumentLibraryForm</Display>
-  <Edit>DocumentLibraryForm</Edit>
-  <New>DocumentLibraryForm</New>
-</FormTemplates>
-</file>
-
 <file path=customXml/item4.xml><?xml version="1.0" encoding="utf-8"?>
-<ct:contentTypeSchema xmlns:ct="http://schemas.microsoft.com/office/2006/metadata/contentType" xmlns:ma="http://schemas.microsoft.com/office/2006/metadata/properties/metaAttributes" ct:_="" ma:_="" ma:contentTypeName="Documento" ma:contentTypeID="0x0101006A81D6BD42E8DF4C91013959704817E1" ma:contentTypeVersion="15" ma:contentTypeDescription="Crear nuevo documento." ma:contentTypeScope="" ma:versionID="bf4f72ffd194f0963ff564daca6869f7">
-  <xsd:schema xmlns:xsd="http://www.w3.org/2001/XMLSchema" xmlns:xs="http://www.w3.org/2001/XMLSchema" xmlns:p="http://schemas.microsoft.com/office/2006/metadata/properties" xmlns:ns2="13c90a0b-73bc-4dc0-be5f-28d77b615beb" xmlns:ns3="13c93bba-48ce-428c-bfe5-88b42c19b028" targetNamespace="http://schemas.microsoft.com/office/2006/metadata/properties" ma:root="true" ma:fieldsID="8718d6f4873a5b1392a45044efa78385" ns2:_="" ns3:_="">
-    <xsd:import namespace="13c90a0b-73bc-4dc0-be5f-28d77b615beb"/>
-    <xsd:import namespace="13c93bba-48ce-428c-bfe5-88b42c19b028"/>
+<ct:contentTypeSchema xmlns:ct="http://schemas.microsoft.com/office/2006/metadata/contentType" xmlns:ma="http://schemas.microsoft.com/office/2006/metadata/properties/metaAttributes" ct:_="" ma:_="" ma:contentTypeName="Documento" ma:contentTypeID="0x010100FC2B1768DD5A774EB396CCAB0DE361C1" ma:contentTypeVersion="12" ma:contentTypeDescription="Crear nuevo documento." ma:contentTypeScope="" ma:versionID="d4a546b22d2924edabf51241cf3422b8">
+  <xsd:schema xmlns:xsd="http://www.w3.org/2001/XMLSchema" xmlns:xs="http://www.w3.org/2001/XMLSchema" xmlns:p="http://schemas.microsoft.com/office/2006/metadata/properties" xmlns:ns2="a70d3c18-0869-45a1-9f75-4b4b8f0f32be" xmlns:ns3="adccf511-daff-4bcb-9072-914cedbf4c7e" targetNamespace="http://schemas.microsoft.com/office/2006/metadata/properties" ma:root="true" ma:fieldsID="e29002b2d9ca820e89c57fc59ec70c79" ns2:_="" ns3:_="">
+    <xsd:import namespace="a70d3c18-0869-45a1-9f75-4b4b8f0f32be"/>
+    <xsd:import namespace="adccf511-daff-4bcb-9072-914cedbf4c7e"/>
     <xsd:element name="properties">
       <xsd:complexType>
         <xsd:sequence>
           <xsd:element name="documentManagement">
             <xsd:complexType>
               <xsd:all>
-                <xsd:element ref="ns2:SharedWithUsers" minOccurs="0"/>
-                <xsd:element ref="ns2:SharedWithDetails" minOccurs="0"/>
-                <xsd:element ref="ns3:MediaServiceMetadata" minOccurs="0"/>
-                <xsd:element ref="ns3:MediaServiceFastMetadata" minOccurs="0"/>
-                <xsd:element ref="ns3:MediaServiceSearchProperties" minOccurs="0"/>
-                <xsd:element ref="ns3:MediaServiceObjectDetectorVersions" minOccurs="0"/>
-                <xsd:element ref="ns3:MediaServiceDateTaken" minOccurs="0"/>
-                <xsd:element ref="ns3:MediaServiceGenerationTime" minOccurs="0"/>
-                <xsd:element ref="ns3:MediaServiceEventHashCode" minOccurs="0"/>
-                <xsd:element ref="ns3:MediaLengthInSeconds" minOccurs="0"/>
-                <xsd:element ref="ns3:lcf76f155ced4ddcb4097134ff3c332f" minOccurs="0"/>
-                <xsd:element ref="ns2:TaxCatchAll" minOccurs="0"/>
-                <xsd:element ref="ns3:MediaServiceOCR" minOccurs="0"/>
-                <xsd:element ref="ns3:MediaServiceLocation" minOccurs="0"/>
+                <xsd:element ref="ns2:MediaServiceMetadata" minOccurs="0"/>
+                <xsd:element ref="ns2:MediaServiceFastMetadata" minOccurs="0"/>
+                <xsd:element ref="ns2:MediaServiceSearchProperties" minOccurs="0"/>
+                <xsd:element ref="ns2:MediaServiceDateTaken" minOccurs="0"/>
+                <xsd:element ref="ns2:MediaServiceGenerationTime" minOccurs="0"/>
+                <xsd:element ref="ns2:MediaServiceEventHashCode" minOccurs="0"/>
+                <xsd:element ref="ns2:MediaLengthInSeconds" minOccurs="0"/>
+                <xsd:element ref="ns2:lcf76f155ced4ddcb4097134ff3c332f" minOccurs="0"/>
+                <xsd:element ref="ns3:TaxCatchAll" minOccurs="0"/>
+                <xsd:element ref="ns2:MediaServiceOCR" minOccurs="0"/>
+                <xsd:element ref="ns2:MediaServiceBillingMetadata" minOccurs="0"/>
               </xsd:all>
             </xsd:complexType>
           </xsd:element>
@@ -22129,36 +22633,68 @@
       </xsd:complexType>
     </xsd:element>
   </xsd:schema>
-  <xsd:schema xmlns:xsd="http://www.w3.org/2001/XMLSchema" xmlns:xs="http://www.w3.org/2001/XMLSchema" xmlns:dms="http://schemas.microsoft.com/office/2006/documentManagement/types" xmlns:pc="http://schemas.microsoft.com/office/infopath/2007/PartnerControls" targetNamespace="13c90a0b-73bc-4dc0-be5f-28d77b615beb" elementFormDefault="qualified">
+  <xsd:schema xmlns:xsd="http://www.w3.org/2001/XMLSchema" xmlns:xs="http://www.w3.org/2001/XMLSchema" xmlns:dms="http://schemas.microsoft.com/office/2006/documentManagement/types" xmlns:pc="http://schemas.microsoft.com/office/infopath/2007/PartnerControls" targetNamespace="a70d3c18-0869-45a1-9f75-4b4b8f0f32be" elementFormDefault="qualified">
     <xsd:import namespace="http://schemas.microsoft.com/office/2006/documentManagement/types"/>
     <xsd:import namespace="http://schemas.microsoft.com/office/infopath/2007/PartnerControls"/>
-    <xsd:element name="SharedWithUsers" ma:index="8" nillable="true" ma:displayName="Compartido con" ma:internalName="SharedWithUsers" ma:readOnly="true">
+    <xsd:element name="MediaServiceMetadata" ma:index="8" nillable="true" ma:displayName="MediaServiceMetadata" ma:hidden="true" ma:internalName="MediaServiceMetadata" ma:readOnly="true">
+      <xsd:simpleType>
+        <xsd:restriction base="dms:Note"/>
+      </xsd:simpleType>
+    </xsd:element>
+    <xsd:element name="MediaServiceFastMetadata" ma:index="9" nillable="true" ma:displayName="MediaServiceFastMetadata" ma:hidden="true" ma:internalName="MediaServiceFastMetadata" ma:readOnly="true">
+      <xsd:simpleType>
+        <xsd:restriction base="dms:Note"/>
+      </xsd:simpleType>
+    </xsd:element>
+    <xsd:element name="MediaServiceSearchProperties" ma:index="10" nillable="true" ma:displayName="MediaServiceSearchProperties" ma:hidden="true" ma:internalName="MediaServiceSearchProperties" ma:readOnly="true">
+      <xsd:simpleType>
+        <xsd:restriction base="dms:Note"/>
+      </xsd:simpleType>
+    </xsd:element>
+    <xsd:element name="MediaServiceDateTaken" ma:index="11" nillable="true" ma:displayName="MediaServiceDateTaken" ma:hidden="true" ma:indexed="true" ma:internalName="MediaServiceDateTaken" ma:readOnly="true">
+      <xsd:simpleType>
+        <xsd:restriction base="dms:Text"/>
+      </xsd:simpleType>
+    </xsd:element>
+    <xsd:element name="MediaServiceGenerationTime" ma:index="12" nillable="true" ma:displayName="MediaServiceGenerationTime" ma:hidden="true" ma:internalName="MediaServiceGenerationTime" ma:readOnly="true">
+      <xsd:simpleType>
+        <xsd:restriction base="dms:Text"/>
+      </xsd:simpleType>
+    </xsd:element>
+    <xsd:element name="MediaServiceEventHashCode" ma:index="13" nillable="true" ma:displayName="MediaServiceEventHashCode" ma:hidden="true" ma:internalName="MediaServiceEventHashCode" ma:readOnly="true">
+      <xsd:simpleType>
+        <xsd:restriction base="dms:Text"/>
+      </xsd:simpleType>
+    </xsd:element>
+    <xsd:element name="MediaLengthInSeconds" ma:index="14" nillable="true" ma:displayName="MediaLengthInSeconds" ma:hidden="true" ma:internalName="MediaLengthInSeconds" ma:readOnly="true">
+      <xsd:simpleType>
+        <xsd:restriction base="dms:Unknown"/>
+      </xsd:simpleType>
+    </xsd:element>
+    <xsd:element name="lcf76f155ced4ddcb4097134ff3c332f" ma:index="16" nillable="true" ma:taxonomy="true" ma:internalName="lcf76f155ced4ddcb4097134ff3c332f" ma:taxonomyFieldName="MediaServiceImageTags" ma:displayName="Etiquetas de imagen" ma:readOnly="false" ma:fieldId="{5cf76f15-5ced-4ddc-b409-7134ff3c332f}" ma:taxonomyMulti="true" ma:sspId="d33c8c81-5745-4931-bcc4-c2aeafe86780" ma:termSetId="09814cd3-568e-fe90-9814-8d621ff8fb84" ma:anchorId="fba54fb3-c3e1-fe81-a776-ca4b69148c4d" ma:open="true" ma:isKeyword="false">
       <xsd:complexType>
-        <xsd:complexContent>
-          <xsd:extension base="dms:UserMulti">
-            <xsd:sequence>
-              <xsd:element name="UserInfo" minOccurs="0" maxOccurs="unbounded">
-                <xsd:complexType>
-                  <xsd:sequence>
-                    <xsd:element name="DisplayName" type="xsd:string" minOccurs="0"/>
-                    <xsd:element name="AccountId" type="dms:UserId" minOccurs="0" nillable="true"/>
-                    <xsd:element name="AccountType" type="xsd:string" minOccurs="0"/>
-                  </xsd:sequence>
-                </xsd:complexType>
-              </xsd:element>
-            </xsd:sequence>
-          </xsd:extension>
-        </xsd:complexContent>
+        <xsd:sequence>
+          <xsd:element ref="pc:Terms" minOccurs="0" maxOccurs="1"/>
+        </xsd:sequence>
       </xsd:complexType>
     </xsd:element>
-    <xsd:element name="SharedWithDetails" ma:index="9" nillable="true" ma:displayName="Detalles de uso compartido" ma:internalName="SharedWithDetails" ma:readOnly="true">
+    <xsd:element name="MediaServiceOCR" ma:index="18" nillable="true" ma:displayName="Extracted Text" ma:internalName="MediaServiceOCR" ma:readOnly="true">
       <xsd:simpleType>
         <xsd:restriction base="dms:Note">
           <xsd:maxLength value="255"/>
         </xsd:restriction>
       </xsd:simpleType>
     </xsd:element>
-    <xsd:element name="TaxCatchAll" ma:index="20" nillable="true" ma:displayName="Taxonomy Catch All Column" ma:hidden="true" ma:list="{a42ca037-5d13-4729-aeec-4237f141d2d6}" ma:internalName="TaxCatchAll" ma:showField="CatchAllData" ma:web="13c90a0b-73bc-4dc0-be5f-28d77b615beb">
+    <xsd:element name="MediaServiceBillingMetadata" ma:index="19" nillable="true" ma:displayName="MediaServiceBillingMetadata" ma:hidden="true" ma:internalName="MediaServiceBillingMetadata" ma:readOnly="true">
+      <xsd:simpleType>
+        <xsd:restriction base="dms:Note"/>
+      </xsd:simpleType>
+    </xsd:element>
+  </xsd:schema>
+  <xsd:schema xmlns:xsd="http://www.w3.org/2001/XMLSchema" xmlns:xs="http://www.w3.org/2001/XMLSchema" xmlns:dms="http://schemas.microsoft.com/office/2006/documentManagement/types" xmlns:pc="http://schemas.microsoft.com/office/infopath/2007/PartnerControls" targetNamespace="adccf511-daff-4bcb-9072-914cedbf4c7e" elementFormDefault="qualified">
+    <xsd:import namespace="http://schemas.microsoft.com/office/2006/documentManagement/types"/>
+    <xsd:import namespace="http://schemas.microsoft.com/office/infopath/2007/PartnerControls"/>
+    <xsd:element name="TaxCatchAll" ma:index="17" nillable="true" ma:displayName="Taxonomy Catch All Column" ma:hidden="true" ma:list="{d55fdbc5-1632-489d-aeea-ba6fd7407963}" ma:internalName="TaxCatchAll" ma:showField="CatchAllData" ma:web="adccf511-daff-4bcb-9072-914cedbf4c7e">
       <xsd:complexType>
         <xsd:complexContent>
           <xsd:extension base="dms:MultiChoiceLookup">
@@ -22168,69 +22704,6 @@
           </xsd:extension>
         </xsd:complexContent>
       </xsd:complexType>
-    </xsd:element>
-  </xsd:schema>
-  <xsd:schema xmlns:xsd="http://www.w3.org/2001/XMLSchema" xmlns:xs="http://www.w3.org/2001/XMLSchema" xmlns:dms="http://schemas.microsoft.com/office/2006/documentManagement/types" xmlns:pc="http://schemas.microsoft.com/office/infopath/2007/PartnerControls" targetNamespace="13c93bba-48ce-428c-bfe5-88b42c19b028" elementFormDefault="qualified">
-    <xsd:import namespace="http://schemas.microsoft.com/office/2006/documentManagement/types"/>
-    <xsd:import namespace="http://schemas.microsoft.com/office/infopath/2007/PartnerControls"/>
-    <xsd:element name="MediaServiceMetadata" ma:index="10" nillable="true" ma:displayName="MediaServiceMetadata" ma:hidden="true" ma:internalName="MediaServiceMetadata" ma:readOnly="true">
-      <xsd:simpleType>
-        <xsd:restriction base="dms:Note"/>
-      </xsd:simpleType>
-    </xsd:element>
-    <xsd:element name="MediaServiceFastMetadata" ma:index="11" nillable="true" ma:displayName="MediaServiceFastMetadata" ma:hidden="true" ma:internalName="MediaServiceFastMetadata" ma:readOnly="true">
-      <xsd:simpleType>
-        <xsd:restriction base="dms:Note"/>
-      </xsd:simpleType>
-    </xsd:element>
-    <xsd:element name="MediaServiceSearchProperties" ma:index="12" nillable="true" ma:displayName="MediaServiceSearchProperties" ma:hidden="true" ma:internalName="MediaServiceSearchProperties" ma:readOnly="true">
-      <xsd:simpleType>
-        <xsd:restriction base="dms:Note"/>
-      </xsd:simpleType>
-    </xsd:element>
-    <xsd:element name="MediaServiceObjectDetectorVersions" ma:index="13" nillable="true" ma:displayName="MediaServiceObjectDetectorVersions" ma:hidden="true" ma:indexed="true" ma:internalName="MediaServiceObjectDetectorVersions" ma:readOnly="true">
-      <xsd:simpleType>
-        <xsd:restriction base="dms:Text"/>
-      </xsd:simpleType>
-    </xsd:element>
-    <xsd:element name="MediaServiceDateTaken" ma:index="14" nillable="true" ma:displayName="MediaServiceDateTaken" ma:hidden="true" ma:indexed="true" ma:internalName="MediaServiceDateTaken" ma:readOnly="true">
-      <xsd:simpleType>
-        <xsd:restriction base="dms:Text"/>
-      </xsd:simpleType>
-    </xsd:element>
-    <xsd:element name="MediaServiceGenerationTime" ma:index="15" nillable="true" ma:displayName="MediaServiceGenerationTime" ma:hidden="true" ma:internalName="MediaServiceGenerationTime" ma:readOnly="true">
-      <xsd:simpleType>
-        <xsd:restriction base="dms:Text"/>
-      </xsd:simpleType>
-    </xsd:element>
-    <xsd:element name="MediaServiceEventHashCode" ma:index="16" nillable="true" ma:displayName="MediaServiceEventHashCode" ma:hidden="true" ma:internalName="MediaServiceEventHashCode" ma:readOnly="true">
-      <xsd:simpleType>
-        <xsd:restriction base="dms:Text"/>
-      </xsd:simpleType>
-    </xsd:element>
-    <xsd:element name="MediaLengthInSeconds" ma:index="17" nillable="true" ma:displayName="MediaLengthInSeconds" ma:hidden="true" ma:internalName="MediaLengthInSeconds" ma:readOnly="true">
-      <xsd:simpleType>
-        <xsd:restriction base="dms:Unknown"/>
-      </xsd:simpleType>
-    </xsd:element>
-    <xsd:element name="lcf76f155ced4ddcb4097134ff3c332f" ma:index="19" nillable="true" ma:taxonomy="true" ma:internalName="lcf76f155ced4ddcb4097134ff3c332f" ma:taxonomyFieldName="MediaServiceImageTags" ma:displayName="Etiquetas de imagen" ma:readOnly="false" ma:fieldId="{5cf76f15-5ced-4ddc-b409-7134ff3c332f}" ma:taxonomyMulti="true" ma:sspId="d33c8c81-5745-4931-bcc4-c2aeafe86780" ma:termSetId="09814cd3-568e-fe90-9814-8d621ff8fb84" ma:anchorId="fba54fb3-c3e1-fe81-a776-ca4b69148c4d" ma:open="true" ma:isKeyword="false">
-      <xsd:complexType>
-        <xsd:sequence>
-          <xsd:element ref="pc:Terms" minOccurs="0" maxOccurs="1"/>
-        </xsd:sequence>
-      </xsd:complexType>
-    </xsd:element>
-    <xsd:element name="MediaServiceOCR" ma:index="21" nillable="true" ma:displayName="Extracted Text" ma:internalName="MediaServiceOCR" ma:readOnly="true">
-      <xsd:simpleType>
-        <xsd:restriction base="dms:Note">
-          <xsd:maxLength value="255"/>
-        </xsd:restriction>
-      </xsd:simpleType>
-    </xsd:element>
-    <xsd:element name="MediaServiceLocation" ma:index="22" nillable="true" ma:displayName="Location" ma:description="" ma:indexed="true" ma:internalName="MediaServiceLocation" ma:readOnly="true">
-      <xsd:simpleType>
-        <xsd:restriction base="dms:Text"/>
-      </xsd:simpleType>
     </xsd:element>
   </xsd:schema>
   <xsd:schema xmlns="http://schemas.openxmlformats.org/package/2006/metadata/core-properties" xmlns:xsd="http://www.w3.org/2001/XMLSchema" xmlns:xsi="http://www.w3.org/2001/XMLSchema-instance" xmlns:dc="http://purl.org/dc/elements/1.1/" xmlns:dcterms="http://purl.org/dc/terms/" xmlns:odoc="http://schemas.microsoft.com/internal/obd" targetNamespace="http://schemas.openxmlformats.org/package/2006/metadata/core-properties" elementFormDefault="qualified" attributeFormDefault="unqualified" blockDefault="#all">
@@ -22333,9 +22806,9 @@
 </file>
 
 <file path=customXml/itemProps1.xml><?xml version="1.0" encoding="utf-8"?>
-<ds:datastoreItem xmlns:ds="http://schemas.openxmlformats.org/officeDocument/2006/customXml" ds:itemID="{84F3832F-79D0-40EC-924E-4EC5D33B7AFB}">
+<ds:datastoreItem xmlns:ds="http://schemas.openxmlformats.org/officeDocument/2006/customXml" ds:itemID="{81CBDEC1-3B00-44ED-AD36-0268077980BA}">
   <ds:schemaRefs>
-    <ds:schemaRef ds:uri="http://schemas.openxmlformats.org/officeDocument/2006/bibliography"/>
+    <ds:schemaRef ds:uri="http://schemas.microsoft.com/sharepoint/v3/contenttype/forms"/>
   </ds:schemaRefs>
 </ds:datastoreItem>
 </file>
@@ -22352,13 +22825,28 @@
 </file>
 
 <file path=customXml/itemProps3.xml><?xml version="1.0" encoding="utf-8"?>
-<ds:datastoreItem xmlns:ds="http://schemas.openxmlformats.org/officeDocument/2006/customXml" ds:itemID="{81CBDEC1-3B00-44ED-AD36-0268077980BA}">
+<ds:datastoreItem xmlns:ds="http://schemas.openxmlformats.org/officeDocument/2006/customXml" ds:itemID="{84F3832F-79D0-40EC-924E-4EC5D33B7AFB}">
   <ds:schemaRefs>
-    <ds:schemaRef ds:uri="http://schemas.microsoft.com/sharepoint/v3/contenttype/forms"/>
+    <ds:schemaRef ds:uri="http://schemas.openxmlformats.org/officeDocument/2006/bibliography"/>
   </ds:schemaRefs>
 </ds:datastoreItem>
 </file>
 
 <file path=customXml/itemProps4.xml><?xml version="1.0" encoding="utf-8"?>
-<ds:datastoreItem xmlns:ds="http://schemas.openxmlformats.org/officeDocument/2006/customXml" ds:itemID="{A523CB51-3279-4715-ABF4-9DC7CA14D0D8}"/>
+<ds:datastoreItem xmlns:ds="http://schemas.openxmlformats.org/officeDocument/2006/customXml" ds:itemID="{996434B9-CC1E-4468-A086-AA07C2AF1350}">
+  <ds:schemaRefs>
+    <ds:schemaRef ds:uri="http://schemas.microsoft.com/office/2006/metadata/contentType"/>
+    <ds:schemaRef ds:uri="http://schemas.microsoft.com/office/2006/metadata/properties/metaAttributes"/>
+    <ds:schemaRef ds:uri="http://www.w3.org/2001/XMLSchema"/>
+    <ds:schemaRef ds:uri="http://schemas.microsoft.com/office/2006/metadata/properties"/>
+    <ds:schemaRef ds:uri="a70d3c18-0869-45a1-9f75-4b4b8f0f32be"/>
+    <ds:schemaRef ds:uri="adccf511-daff-4bcb-9072-914cedbf4c7e"/>
+    <ds:schemaRef ds:uri="http://schemas.microsoft.com/office/2006/documentManagement/types"/>
+    <ds:schemaRef ds:uri="http://schemas.microsoft.com/office/infopath/2007/PartnerControls"/>
+    <ds:schemaRef ds:uri="http://schemas.openxmlformats.org/package/2006/metadata/core-properties"/>
+    <ds:schemaRef ds:uri="http://purl.org/dc/elements/1.1/"/>
+    <ds:schemaRef ds:uri="http://purl.org/dc/terms/"/>
+    <ds:schemaRef ds:uri="http://schemas.microsoft.com/internal/obd"/>
+  </ds:schemaRefs>
+</ds:datastoreItem>
 </file>
--- a/fuentes/CFA1_135333_DU.docx
+++ b/fuentes/CFA1_135333_DU.docx
@@ -604,7 +604,7 @@
           <w:r>
             <w:fldChar w:fldCharType="separate"/>
           </w:r>
-          <w:hyperlink w:anchor="_Toc223939290" w:history="1">
+          <w:hyperlink w:anchor="_Toc229413287" w:history="1">
             <w:r>
               <w:rPr>
                 <w:rStyle w:val="Hipervnculo"/>
@@ -631,7 +631,7 @@
                 <w:noProof/>
                 <w:webHidden/>
               </w:rPr>
-              <w:instrText xml:space="preserve"> PAGEREF _Toc223939290 \h </w:instrText>
+              <w:instrText xml:space="preserve"> PAGEREF _Toc229413287 \h </w:instrText>
             </w:r>
             <w:r>
               <w:rPr>
@@ -678,7 +678,7 @@
               <w14:ligatures w14:val="none"/>
             </w:rPr>
           </w:pPr>
-          <w:hyperlink w:anchor="_Toc223939291" w:history="1">
+          <w:hyperlink w:anchor="_Toc229413288" w:history="1">
             <w:r>
               <w:rPr>
                 <w:rStyle w:val="Hipervnculo"/>
@@ -723,7 +723,7 @@
                 <w:noProof/>
                 <w:webHidden/>
               </w:rPr>
-              <w:instrText xml:space="preserve"> PAGEREF _Toc223939291 \h </w:instrText>
+              <w:instrText xml:space="preserve"> PAGEREF _Toc229413288 \h </w:instrText>
             </w:r>
             <w:r>
               <w:rPr>
@@ -766,7 +766,7 @@
               <w14:ligatures w14:val="none"/>
             </w:rPr>
           </w:pPr>
-          <w:hyperlink w:anchor="_Toc223939292" w:history="1">
+          <w:hyperlink w:anchor="_Toc229413289" w:history="1">
             <w:r>
               <w:rPr>
                 <w:rStyle w:val="Hipervnculo"/>
@@ -811,7 +811,7 @@
                 <w:noProof/>
                 <w:webHidden/>
               </w:rPr>
-              <w:instrText xml:space="preserve"> PAGEREF _Toc223939292 \h </w:instrText>
+              <w:instrText xml:space="preserve"> PAGEREF _Toc229413289 \h </w:instrText>
             </w:r>
             <w:r>
               <w:rPr>
@@ -858,7 +858,7 @@
               <w14:ligatures w14:val="none"/>
             </w:rPr>
           </w:pPr>
-          <w:hyperlink w:anchor="_Toc223939293" w:history="1">
+          <w:hyperlink w:anchor="_Toc229413290" w:history="1">
             <w:r>
               <w:rPr>
                 <w:rStyle w:val="Hipervnculo"/>
@@ -903,7 +903,7 @@
                 <w:noProof/>
                 <w:webHidden/>
               </w:rPr>
-              <w:instrText xml:space="preserve"> PAGEREF _Toc223939293 \h </w:instrText>
+              <w:instrText xml:space="preserve"> PAGEREF _Toc229413290 \h </w:instrText>
             </w:r>
             <w:r>
               <w:rPr>
@@ -946,7 +946,7 @@
               <w14:ligatures w14:val="none"/>
             </w:rPr>
           </w:pPr>
-          <w:hyperlink w:anchor="_Toc223939294" w:history="1">
+          <w:hyperlink w:anchor="_Toc229413291" w:history="1">
             <w:r>
               <w:rPr>
                 <w:rStyle w:val="Hipervnculo"/>
@@ -991,7 +991,7 @@
                 <w:noProof/>
                 <w:webHidden/>
               </w:rPr>
-              <w:instrText xml:space="preserve"> PAGEREF _Toc223939294 \h </w:instrText>
+              <w:instrText xml:space="preserve"> PAGEREF _Toc229413291 \h </w:instrText>
             </w:r>
             <w:r>
               <w:rPr>
@@ -1034,7 +1034,7 @@
               <w14:ligatures w14:val="none"/>
             </w:rPr>
           </w:pPr>
-          <w:hyperlink w:anchor="_Toc223939295" w:history="1">
+          <w:hyperlink w:anchor="_Toc229413292" w:history="1">
             <w:r>
               <w:rPr>
                 <w:rStyle w:val="Hipervnculo"/>
@@ -1079,7 +1079,7 @@
                 <w:noProof/>
                 <w:webHidden/>
               </w:rPr>
-              <w:instrText xml:space="preserve"> PAGEREF _Toc223939295 \h </w:instrText>
+              <w:instrText xml:space="preserve"> PAGEREF _Toc229413292 \h </w:instrText>
             </w:r>
             <w:r>
               <w:rPr>
@@ -1126,7 +1126,7 @@
               <w14:ligatures w14:val="none"/>
             </w:rPr>
           </w:pPr>
-          <w:hyperlink w:anchor="_Toc223939296" w:history="1">
+          <w:hyperlink w:anchor="_Toc229413293" w:history="1">
             <w:r>
               <w:rPr>
                 <w:rStyle w:val="Hipervnculo"/>
@@ -1171,7 +1171,7 @@
                 <w:noProof/>
                 <w:webHidden/>
               </w:rPr>
-              <w:instrText xml:space="preserve"> PAGEREF _Toc223939296 \h </w:instrText>
+              <w:instrText xml:space="preserve"> PAGEREF _Toc229413293 \h </w:instrText>
             </w:r>
             <w:r>
               <w:rPr>
@@ -1214,7 +1214,7 @@
               <w14:ligatures w14:val="none"/>
             </w:rPr>
           </w:pPr>
-          <w:hyperlink w:anchor="_Toc223939297" w:history="1">
+          <w:hyperlink w:anchor="_Toc229413294" w:history="1">
             <w:r>
               <w:rPr>
                 <w:rStyle w:val="Hipervnculo"/>
@@ -1259,7 +1259,7 @@
                 <w:noProof/>
                 <w:webHidden/>
               </w:rPr>
-              <w:instrText xml:space="preserve"> PAGEREF _Toc223939297 \h </w:instrText>
+              <w:instrText xml:space="preserve"> PAGEREF _Toc229413294 \h </w:instrText>
             </w:r>
             <w:r>
               <w:rPr>
@@ -1302,7 +1302,7 @@
               <w14:ligatures w14:val="none"/>
             </w:rPr>
           </w:pPr>
-          <w:hyperlink w:anchor="_Toc223939298" w:history="1">
+          <w:hyperlink w:anchor="_Toc229413295" w:history="1">
             <w:r>
               <w:rPr>
                 <w:rStyle w:val="Hipervnculo"/>
@@ -1347,7 +1347,7 @@
                 <w:noProof/>
                 <w:webHidden/>
               </w:rPr>
-              <w:instrText xml:space="preserve"> PAGEREF _Toc223939298 \h </w:instrText>
+              <w:instrText xml:space="preserve"> PAGEREF _Toc229413295 \h </w:instrText>
             </w:r>
             <w:r>
               <w:rPr>
@@ -1394,7 +1394,7 @@
               <w14:ligatures w14:val="none"/>
             </w:rPr>
           </w:pPr>
-          <w:hyperlink w:anchor="_Toc223939299" w:history="1">
+          <w:hyperlink w:anchor="_Toc229413296" w:history="1">
             <w:r>
               <w:rPr>
                 <w:rStyle w:val="Hipervnculo"/>
@@ -1439,7 +1439,7 @@
                 <w:noProof/>
                 <w:webHidden/>
               </w:rPr>
-              <w:instrText xml:space="preserve"> PAGEREF _Toc223939299 \h </w:instrText>
+              <w:instrText xml:space="preserve"> PAGEREF _Toc229413296 \h </w:instrText>
             </w:r>
             <w:r>
               <w:rPr>
@@ -1482,7 +1482,7 @@
               <w14:ligatures w14:val="none"/>
             </w:rPr>
           </w:pPr>
-          <w:hyperlink w:anchor="_Toc223939300" w:history="1">
+          <w:hyperlink w:anchor="_Toc229413297" w:history="1">
             <w:r>
               <w:rPr>
                 <w:rStyle w:val="Hipervnculo"/>
@@ -1527,7 +1527,7 @@
                 <w:noProof/>
                 <w:webHidden/>
               </w:rPr>
-              <w:instrText xml:space="preserve"> PAGEREF _Toc223939300 \h </w:instrText>
+              <w:instrText xml:space="preserve"> PAGEREF _Toc229413297 \h </w:instrText>
             </w:r>
             <w:r>
               <w:rPr>
@@ -1570,7 +1570,7 @@
               <w14:ligatures w14:val="none"/>
             </w:rPr>
           </w:pPr>
-          <w:hyperlink w:anchor="_Toc223939301" w:history="1">
+          <w:hyperlink w:anchor="_Toc229413298" w:history="1">
             <w:r>
               <w:rPr>
                 <w:rStyle w:val="Hipervnculo"/>
@@ -1615,7 +1615,7 @@
                 <w:noProof/>
                 <w:webHidden/>
               </w:rPr>
-              <w:instrText xml:space="preserve"> PAGEREF _Toc223939301 \h </w:instrText>
+              <w:instrText xml:space="preserve"> PAGEREF _Toc229413298 \h </w:instrText>
             </w:r>
             <w:r>
               <w:rPr>
@@ -1658,7 +1658,7 @@
               <w14:ligatures w14:val="none"/>
             </w:rPr>
           </w:pPr>
-          <w:hyperlink w:anchor="_Toc223939302" w:history="1">
+          <w:hyperlink w:anchor="_Toc229413299" w:history="1">
             <w:r>
               <w:rPr>
                 <w:rStyle w:val="Hipervnculo"/>
@@ -1703,7 +1703,7 @@
                 <w:noProof/>
                 <w:webHidden/>
               </w:rPr>
-              <w:instrText xml:space="preserve"> PAGEREF _Toc223939302 \h </w:instrText>
+              <w:instrText xml:space="preserve"> PAGEREF _Toc229413299 \h </w:instrText>
             </w:r>
             <w:r>
               <w:rPr>
@@ -1746,7 +1746,7 @@
               <w14:ligatures w14:val="none"/>
             </w:rPr>
           </w:pPr>
-          <w:hyperlink w:anchor="_Toc223939303" w:history="1">
+          <w:hyperlink w:anchor="_Toc229413300" w:history="1">
             <w:r>
               <w:rPr>
                 <w:rStyle w:val="Hipervnculo"/>
@@ -1791,7 +1791,7 @@
                 <w:noProof/>
                 <w:webHidden/>
               </w:rPr>
-              <w:instrText xml:space="preserve"> PAGEREF _Toc223939303 \h </w:instrText>
+              <w:instrText xml:space="preserve"> PAGEREF _Toc229413300 \h </w:instrText>
             </w:r>
             <w:r>
               <w:rPr>
@@ -1838,7 +1838,7 @@
               <w14:ligatures w14:val="none"/>
             </w:rPr>
           </w:pPr>
-          <w:hyperlink w:anchor="_Toc223939304" w:history="1">
+          <w:hyperlink w:anchor="_Toc229413301" w:history="1">
             <w:r>
               <w:rPr>
                 <w:rStyle w:val="Hipervnculo"/>
@@ -1883,7 +1883,7 @@
                 <w:noProof/>
                 <w:webHidden/>
               </w:rPr>
-              <w:instrText xml:space="preserve"> PAGEREF _Toc223939304 \h </w:instrText>
+              <w:instrText xml:space="preserve"> PAGEREF _Toc229413301 \h </w:instrText>
             </w:r>
             <w:r>
               <w:rPr>
@@ -1926,7 +1926,7 @@
               <w14:ligatures w14:val="none"/>
             </w:rPr>
           </w:pPr>
-          <w:hyperlink w:anchor="_Toc223939305" w:history="1">
+          <w:hyperlink w:anchor="_Toc229413302" w:history="1">
             <w:r>
               <w:rPr>
                 <w:rStyle w:val="Hipervnculo"/>
@@ -1971,7 +1971,7 @@
                 <w:noProof/>
                 <w:webHidden/>
               </w:rPr>
-              <w:instrText xml:space="preserve"> PAGEREF _Toc223939305 \h </w:instrText>
+              <w:instrText xml:space="preserve"> PAGEREF _Toc229413302 \h </w:instrText>
             </w:r>
             <w:r>
               <w:rPr>
@@ -2014,7 +2014,7 @@
               <w14:ligatures w14:val="none"/>
             </w:rPr>
           </w:pPr>
-          <w:hyperlink w:anchor="_Toc223939306" w:history="1">
+          <w:hyperlink w:anchor="_Toc229413303" w:history="1">
             <w:r>
               <w:rPr>
                 <w:rStyle w:val="Hipervnculo"/>
@@ -2059,7 +2059,7 @@
                 <w:noProof/>
                 <w:webHidden/>
               </w:rPr>
-              <w:instrText xml:space="preserve"> PAGEREF _Toc223939306 \h </w:instrText>
+              <w:instrText xml:space="preserve"> PAGEREF _Toc229413303 \h </w:instrText>
             </w:r>
             <w:r>
               <w:rPr>
@@ -2105,7 +2105,7 @@
               <w14:ligatures w14:val="none"/>
             </w:rPr>
           </w:pPr>
-          <w:hyperlink w:anchor="_Toc223939307" w:history="1">
+          <w:hyperlink w:anchor="_Toc229413304" w:history="1">
             <w:r>
               <w:rPr>
                 <w:rStyle w:val="Hipervnculo"/>
@@ -2132,7 +2132,7 @@
                 <w:noProof/>
                 <w:webHidden/>
               </w:rPr>
-              <w:instrText xml:space="preserve"> PAGEREF _Toc223939307 \h </w:instrText>
+              <w:instrText xml:space="preserve"> PAGEREF _Toc229413304 \h </w:instrText>
             </w:r>
             <w:r>
               <w:rPr>
@@ -2152,7 +2152,7 @@
                 <w:noProof/>
                 <w:webHidden/>
               </w:rPr>
-              <w:t>66</w:t>
+              <w:t>67</w:t>
             </w:r>
             <w:r>
               <w:rPr>
@@ -2178,7 +2178,7 @@
               <w14:ligatures w14:val="none"/>
             </w:rPr>
           </w:pPr>
-          <w:hyperlink w:anchor="_Toc223939308" w:history="1">
+          <w:hyperlink w:anchor="_Toc229413305" w:history="1">
             <w:r>
               <w:rPr>
                 <w:rStyle w:val="Hipervnculo"/>
@@ -2205,7 +2205,7 @@
                 <w:noProof/>
                 <w:webHidden/>
               </w:rPr>
-              <w:instrText xml:space="preserve"> PAGEREF _Toc223939308 \h </w:instrText>
+              <w:instrText xml:space="preserve"> PAGEREF _Toc229413305 \h </w:instrText>
             </w:r>
             <w:r>
               <w:rPr>
@@ -2225,7 +2225,7 @@
                 <w:noProof/>
                 <w:webHidden/>
               </w:rPr>
-              <w:t>67</w:t>
+              <w:t>68</w:t>
             </w:r>
             <w:r>
               <w:rPr>
@@ -2251,7 +2251,7 @@
               <w14:ligatures w14:val="none"/>
             </w:rPr>
           </w:pPr>
-          <w:hyperlink w:anchor="_Toc223939309" w:history="1">
+          <w:hyperlink w:anchor="_Toc229413306" w:history="1">
             <w:r>
               <w:rPr>
                 <w:rStyle w:val="Hipervnculo"/>
@@ -2278,7 +2278,7 @@
                 <w:noProof/>
                 <w:webHidden/>
               </w:rPr>
-              <w:instrText xml:space="preserve"> PAGEREF _Toc223939309 \h </w:instrText>
+              <w:instrText xml:space="preserve"> PAGEREF _Toc229413306 \h </w:instrText>
             </w:r>
             <w:r>
               <w:rPr>
@@ -2298,7 +2298,7 @@
                 <w:noProof/>
                 <w:webHidden/>
               </w:rPr>
-              <w:t>68</w:t>
+              <w:t>69</w:t>
             </w:r>
             <w:r>
               <w:rPr>
@@ -2324,7 +2324,7 @@
               <w14:ligatures w14:val="none"/>
             </w:rPr>
           </w:pPr>
-          <w:hyperlink w:anchor="_Toc223939310" w:history="1">
+          <w:hyperlink w:anchor="_Toc229413307" w:history="1">
             <w:r>
               <w:rPr>
                 <w:rStyle w:val="Hipervnculo"/>
@@ -2351,7 +2351,7 @@
                 <w:noProof/>
                 <w:webHidden/>
               </w:rPr>
-              <w:instrText xml:space="preserve"> PAGEREF _Toc223939310 \h </w:instrText>
+              <w:instrText xml:space="preserve"> PAGEREF _Toc229413307 \h </w:instrText>
             </w:r>
             <w:r>
               <w:rPr>
@@ -2371,7 +2371,7 @@
                 <w:noProof/>
                 <w:webHidden/>
               </w:rPr>
-              <w:t>69</w:t>
+              <w:t>70</w:t>
             </w:r>
             <w:r>
               <w:rPr>
@@ -2416,7 +2416,7 @@
       <w:pPr>
         <w:pStyle w:val="Titulosgenerales"/>
       </w:pPr>
-      <w:bookmarkStart w:id="0" w:name="_Toc223939290"/>
+      <w:bookmarkStart w:id="0" w:name="_Toc229413287"/>
       <w:r>
         <w:lastRenderedPageBreak/>
         <w:t>Introducción</w:t>
@@ -2994,7 +2994,7 @@
       <w:pPr>
         <w:pStyle w:val="Ttulo1"/>
       </w:pPr>
-      <w:bookmarkStart w:id="1" w:name="_Toc223939291"/>
+      <w:bookmarkStart w:id="1" w:name="_Toc229413288"/>
       <w:r>
         <w:lastRenderedPageBreak/>
         <w:t>Información</w:t>
@@ -3736,7 +3736,7 @@
       <w:pPr>
         <w:pStyle w:val="Ttulo2"/>
       </w:pPr>
-      <w:bookmarkStart w:id="2" w:name="_Toc223939292"/>
+      <w:bookmarkStart w:id="2" w:name="_Toc229413289"/>
       <w:r>
         <w:lastRenderedPageBreak/>
         <w:t>Tipos de información</w:t>
@@ -4044,7 +4044,7 @@
       <w:pPr>
         <w:pStyle w:val="Ttulo1"/>
       </w:pPr>
-      <w:bookmarkStart w:id="3" w:name="_Toc223939293"/>
+      <w:bookmarkStart w:id="3" w:name="_Toc229413290"/>
       <w:r>
         <w:lastRenderedPageBreak/>
         <w:t>Cliente</w:t>
@@ -4156,7 +4156,7 @@
         <w:t xml:space="preserve">Video: </w:t>
       </w:r>
       <w:r>
-        <w:t>R</w:t>
+        <w:t>r</w:t>
       </w:r>
       <w:r>
         <w:t>econocimiento de clientes.</w:t>
@@ -4230,7 +4230,7 @@
               <w:t xml:space="preserve"> </w:t>
             </w:r>
             <w:r>
-              <w:t>R</w:t>
+              <w:t>r</w:t>
             </w:r>
             <w:r>
               <w:t>econocimiento de clientes</w:t>
@@ -4818,7 +4818,13 @@
         <w:t xml:space="preserve">        </w:t>
       </w:r>
       <w:r>
-        <w:t>Video: Diferencias de cliente</w:t>
+        <w:t xml:space="preserve">Video: </w:t>
+      </w:r>
+      <w:r>
+        <w:t>d</w:t>
+      </w:r>
+      <w:r>
+        <w:t>iferencias de cliente</w:t>
       </w:r>
       <w:r>
         <w:t>.</w:t>
@@ -4898,7 +4904,14 @@
                 <w:bCs/>
                 <w:lang w:val="es-419"/>
               </w:rPr>
-              <w:t>Diferencias de cliente</w:t>
+              <w:t>d</w:t>
+            </w:r>
+            <w:r>
+              <w:rPr>
+                <w:bCs/>
+                <w:lang w:val="es-419"/>
+              </w:rPr>
+              <w:t>iferencias de cliente</w:t>
             </w:r>
             <w:r>
               <w:rPr>
@@ -5159,6 +5172,7 @@
       </w:pPr>
       <w:r>
         <w:rPr>
+          <w:noProof/>
           <w:lang w:val="es-419" w:eastAsia="es-CO"/>
         </w:rPr>
         <w:drawing>
@@ -5252,7 +5266,7 @@
       <w:pPr>
         <w:pStyle w:val="Ttulo2"/>
       </w:pPr>
-      <w:bookmarkStart w:id="4" w:name="_Toc223939294"/>
+      <w:bookmarkStart w:id="4" w:name="_Toc229413291"/>
       <w:r>
         <w:t>Clasificación</w:t>
       </w:r>
@@ -6049,7 +6063,21 @@
         <w:rPr>
           <w:lang w:val="es-419" w:eastAsia="es-CO"/>
         </w:rPr>
-        <w:t>Son aquellos que realizaron compras hace bastante tiempo y por tanto, ya no tienen relación comercial con la empresa, por lo que se infiere que están adquiriendo los productos con la competencia o que dejaron de utilizar el bien</w:t>
+        <w:t xml:space="preserve">Son aquellos que realizaron compras hace bastante tiempo </w:t>
+      </w:r>
+      <w:proofErr w:type="gramStart"/>
+      <w:r>
+        <w:rPr>
+          <w:lang w:val="es-419" w:eastAsia="es-CO"/>
+        </w:rPr>
+        <w:t>y</w:t>
+      </w:r>
+      <w:proofErr w:type="gramEnd"/>
+      <w:r>
+        <w:rPr>
+          <w:lang w:val="es-419" w:eastAsia="es-CO"/>
+        </w:rPr>
+        <w:t xml:space="preserve"> por tanto, ya no tienen relación comercial con la empresa, por lo que se infiere que están adquiriendo los productos con la competencia o que dejaron de utilizar el bien</w:t>
       </w:r>
       <w:r>
         <w:rPr>
@@ -6468,7 +6496,7 @@
       <w:pPr>
         <w:pStyle w:val="Ttulo2"/>
       </w:pPr>
-      <w:bookmarkStart w:id="5" w:name="_Toc223939295"/>
+      <w:bookmarkStart w:id="5" w:name="_Toc229413292"/>
       <w:r>
         <w:t>Tipología y manejo del cliente</w:t>
       </w:r>
@@ -6526,7 +6554,21 @@
         <w:rPr>
           <w:lang w:val="es-419" w:eastAsia="es-CO"/>
         </w:rPr>
-        <w:t>El cliente informado es aquel que se caracteriza por tener mucho conocimiento sobre el producto que está requiriendo, por tanto, está pendiente de cada detalle y por tanto, indaga mucho, sus preguntas se caracterizan por ser analíticas y profundas.</w:t>
+        <w:t xml:space="preserve">El cliente informado es aquel que se caracteriza por tener mucho conocimiento sobre el producto que está requiriendo, por tanto, está pendiente de cada detalle </w:t>
+      </w:r>
+      <w:proofErr w:type="gramStart"/>
+      <w:r>
+        <w:rPr>
+          <w:lang w:val="es-419" w:eastAsia="es-CO"/>
+        </w:rPr>
+        <w:t>y</w:t>
+      </w:r>
+      <w:proofErr w:type="gramEnd"/>
+      <w:r>
+        <w:rPr>
+          <w:lang w:val="es-419" w:eastAsia="es-CO"/>
+        </w:rPr>
+        <w:t xml:space="preserve"> por tanto, indaga mucho, sus preguntas se caracterizan por ser analíticas y profundas.</w:t>
       </w:r>
     </w:p>
     <w:p>
@@ -7560,7 +7602,7 @@
       <w:pPr>
         <w:pStyle w:val="Ttulo1"/>
       </w:pPr>
-      <w:bookmarkStart w:id="6" w:name="_Toc223939296"/>
+      <w:bookmarkStart w:id="6" w:name="_Toc229413293"/>
       <w:r>
         <w:lastRenderedPageBreak/>
         <w:t>Inclusión</w:t>
@@ -7596,8 +7638,16 @@
         <w:rPr>
           <w:lang w:val="es-419" w:eastAsia="es-CO"/>
         </w:rPr>
-        <w:t>a continuación</w:t>
-      </w:r>
+        <w:t xml:space="preserve">a </w:t>
+      </w:r>
+      <w:proofErr w:type="gramStart"/>
+      <w:r>
+        <w:rPr>
+          <w:lang w:val="es-419" w:eastAsia="es-CO"/>
+        </w:rPr>
+        <w:t>continuación</w:t>
+      </w:r>
+      <w:proofErr w:type="gramEnd"/>
       <w:r>
         <w:rPr>
           <w:lang w:val="es-419" w:eastAsia="es-CO"/>
@@ -7790,7 +7840,7 @@
       <w:pPr>
         <w:pStyle w:val="Ttulo2"/>
       </w:pPr>
-      <w:bookmarkStart w:id="7" w:name="_Toc223939297"/>
+      <w:bookmarkStart w:id="7" w:name="_Toc229413294"/>
       <w:r>
         <w:lastRenderedPageBreak/>
         <w:t>Discapacidad y sus tipos</w:t>
@@ -8249,7 +8299,7 @@
       <w:pPr>
         <w:pStyle w:val="Ttulo2"/>
       </w:pPr>
-      <w:bookmarkStart w:id="8" w:name="_Toc223939298"/>
+      <w:bookmarkStart w:id="8" w:name="_Toc229413295"/>
       <w:r>
         <w:t>Normativa</w:t>
       </w:r>
@@ -9112,7 +9162,7 @@
       <w:pPr>
         <w:pStyle w:val="Ttulo1"/>
       </w:pPr>
-      <w:bookmarkStart w:id="9" w:name="_Toc223939299"/>
+      <w:bookmarkStart w:id="9" w:name="_Toc229413296"/>
       <w:r>
         <w:lastRenderedPageBreak/>
         <w:t>Servicio al cliente</w:t>
@@ -9314,7 +9364,7 @@
       <w:pPr>
         <w:pStyle w:val="Ttulo2"/>
       </w:pPr>
-      <w:bookmarkStart w:id="10" w:name="_Toc223939300"/>
+      <w:bookmarkStart w:id="10" w:name="_Toc229413297"/>
       <w:r>
         <w:t>Prestación del servicio al cliente</w:t>
       </w:r>
@@ -9702,6 +9752,7 @@
       </w:pPr>
       <w:r>
         <w:rPr>
+          <w:noProof/>
           <w:lang w:val="es-419" w:eastAsia="es-CO"/>
         </w:rPr>
         <w:drawing>
@@ -9851,6 +9902,7 @@
       </w:pPr>
       <w:r>
         <w:rPr>
+          <w:noProof/>
           <w:lang w:val="es-419" w:eastAsia="es-CO"/>
         </w:rPr>
         <w:drawing>
@@ -10395,7 +10447,7 @@
       <w:pPr>
         <w:pStyle w:val="Ttulo2"/>
       </w:pPr>
-      <w:bookmarkStart w:id="11" w:name="_Toc223939301"/>
+      <w:bookmarkStart w:id="11" w:name="_Toc229413298"/>
       <w:r>
         <w:lastRenderedPageBreak/>
         <w:t>Triángulo del servicio</w:t>
@@ -10554,6 +10606,13 @@
     <w:p>
       <w:pPr>
         <w:rPr>
+          <w:lang w:val="es-419" w:eastAsia="es-CO"/>
+        </w:rPr>
+      </w:pPr>
+    </w:p>
+    <w:p>
+      <w:pPr>
+        <w:rPr>
           <w:b/>
           <w:bCs/>
           <w:lang w:val="es-419" w:eastAsia="es-CO"/>
@@ -10565,6 +10624,7 @@
           <w:bCs/>
           <w:lang w:val="es-419" w:eastAsia="es-CO"/>
         </w:rPr>
+        <w:lastRenderedPageBreak/>
         <w:t>Triángulo de Servicio</w:t>
       </w:r>
     </w:p>
@@ -10578,143 +10638,143 @@
         <w:rPr>
           <w:lang w:val="es-419" w:eastAsia="es-CO"/>
         </w:rPr>
+        <w:t xml:space="preserve">Hay 6 relaciones principales en el triángulo del servicio. Y en función de estas relaciones, hay tres formas de aplicar las tácticas de </w:t>
+      </w:r>
+      <w:r>
+        <w:rPr>
+          <w:rStyle w:val="Extranjerismo"/>
+          <w:lang w:val="es-419" w:eastAsia="es-CO"/>
+        </w:rPr>
+        <w:t>marketing</w:t>
+      </w:r>
+      <w:r>
+        <w:rPr>
+          <w:lang w:val="es-419" w:eastAsia="es-CO"/>
+        </w:rPr>
+        <w:t xml:space="preserve"> y describimos a continuación:</w:t>
+      </w:r>
+    </w:p>
+    <w:p>
+      <w:pPr>
+        <w:rPr>
+          <w:lang w:val="es-419" w:eastAsia="es-CO"/>
+        </w:rPr>
+      </w:pPr>
+      <w:r>
+        <w:rPr>
+          <w:b/>
+          <w:bCs/>
+          <w:lang w:val="es-419" w:eastAsia="es-CO"/>
+        </w:rPr>
+        <w:t>La empresa a los clientes</w:t>
+      </w:r>
+      <w:r>
+        <w:rPr>
+          <w:lang w:val="es-419" w:eastAsia="es-CO"/>
+        </w:rPr>
+        <w:t>: u</w:t>
+      </w:r>
+      <w:r>
+        <w:rPr>
+          <w:lang w:val="es-419" w:eastAsia="es-CO"/>
+        </w:rPr>
+        <w:t>na de las cosas más importantes es comunicar la estrategia de servicio a los clientes. La mayoría de las empresas de comercio electrónico trabajan hoy en día para convencer a los clientes de que compren únicamente en su portal. Para ello, comunican a los clientes diversas ventajas de servicio.</w:t>
+      </w:r>
+    </w:p>
+    <w:p>
+      <w:pPr>
+        <w:rPr>
+          <w:lang w:val="es-419" w:eastAsia="es-CO"/>
+        </w:rPr>
+      </w:pPr>
+      <w:r>
+        <w:rPr>
+          <w:b/>
+          <w:bCs/>
+          <w:lang w:val="es-419" w:eastAsia="es-CO"/>
+        </w:rPr>
+        <w:t>De la empresa a los empleados</w:t>
+      </w:r>
+      <w:r>
+        <w:rPr>
+          <w:lang w:val="es-419" w:eastAsia="es-CO"/>
+        </w:rPr>
+        <w:t>: o</w:t>
+      </w:r>
+      <w:r>
+        <w:rPr>
+          <w:lang w:val="es-419" w:eastAsia="es-CO"/>
+        </w:rPr>
+        <w:t>tra relación importante en el triángulo del servicio es la que existe entre la empresa y los empleados. Imagine una compañía aérea en la que los propios auxiliares de vuelo están frustrados con la empresa. Usted, como cliente, acabará recibiendo los peores servicios.</w:t>
+      </w:r>
+    </w:p>
+    <w:p>
+      <w:pPr>
+        <w:rPr>
+          <w:lang w:val="es-419" w:eastAsia="es-CO"/>
+        </w:rPr>
+      </w:pPr>
+      <w:r>
+        <w:rPr>
+          <w:b/>
+          <w:bCs/>
+          <w:lang w:val="es-419" w:eastAsia="es-CO"/>
+        </w:rPr>
+        <w:t>De la empresa a los sistemas</w:t>
+      </w:r>
+      <w:r>
+        <w:rPr>
+          <w:lang w:val="es-419" w:eastAsia="es-CO"/>
+        </w:rPr>
+        <w:t>: p</w:t>
+      </w:r>
+      <w:r>
+        <w:rPr>
+          <w:lang w:val="es-419" w:eastAsia="es-CO"/>
+        </w:rPr>
+        <w:t>ara mantener a los clientes contentos, hay que desarrollar sistemas eficaces y productivos. Imagínese su banco en los años 60, donde todo se hacía en papel. Si quería transferir dinero, tenía que rellenar muchos formularios, y el destinatario tenía que rellenar muchos formularios. En definitiva, era un proceso tedioso.</w:t>
+      </w:r>
+    </w:p>
+    <w:p>
+      <w:pPr>
+        <w:rPr>
+          <w:lang w:val="es-419" w:eastAsia="es-CO"/>
+        </w:rPr>
+      </w:pPr>
+      <w:r>
+        <w:rPr>
+          <w:b/>
+          <w:bCs/>
+          <w:lang w:val="es-419" w:eastAsia="es-CO"/>
+        </w:rPr>
+        <w:t>De los clientes a los sistemas</w:t>
+      </w:r>
+      <w:r>
+        <w:rPr>
+          <w:lang w:val="es-419" w:eastAsia="es-CO"/>
+        </w:rPr>
+        <w:t>: a</w:t>
+      </w:r>
+      <w:r>
+        <w:rPr>
+          <w:lang w:val="es-419" w:eastAsia="es-CO"/>
+        </w:rPr>
+        <w:t>unque la construcción de sistemas es importante, estos sistemas deben ser más útiles para los clientes. Tomando el mismo ejemplo de los sistemas bancarios anteriores, es sorprendente que incluso hoy en día, cuando se va a un banco, haya una cola. Fíjese en las tiendas minoristas. Siempre hay una gran cola para pasar por caja.</w:t>
+      </w:r>
+    </w:p>
+    <w:p>
+      <w:pPr>
+        <w:rPr>
+          <w:lang w:val="es-419" w:eastAsia="es-CO"/>
+        </w:rPr>
+      </w:pPr>
+      <w:r>
+        <w:rPr>
+          <w:b/>
+          <w:bCs/>
+          <w:lang w:val="es-419" w:eastAsia="es-CO"/>
+        </w:rPr>
         <w:lastRenderedPageBreak/>
-        <w:t xml:space="preserve">Hay 6 relaciones principales en el triángulo del servicio. Y en función de estas relaciones, hay tres formas de aplicar las tácticas de </w:t>
-      </w:r>
-      <w:r>
-        <w:rPr>
-          <w:rStyle w:val="Extranjerismo"/>
-          <w:lang w:val="es-419" w:eastAsia="es-CO"/>
-        </w:rPr>
-        <w:t>marketing</w:t>
-      </w:r>
-      <w:r>
-        <w:rPr>
-          <w:lang w:val="es-419" w:eastAsia="es-CO"/>
-        </w:rPr>
-        <w:t xml:space="preserve"> y describimos a continuación:</w:t>
-      </w:r>
-    </w:p>
-    <w:p>
-      <w:pPr>
-        <w:rPr>
-          <w:lang w:val="es-419" w:eastAsia="es-CO"/>
-        </w:rPr>
-      </w:pPr>
-      <w:r>
-        <w:rPr>
-          <w:b/>
-          <w:bCs/>
-          <w:lang w:val="es-419" w:eastAsia="es-CO"/>
-        </w:rPr>
-        <w:t>La empresa a los clientes</w:t>
-      </w:r>
-      <w:r>
-        <w:rPr>
-          <w:lang w:val="es-419" w:eastAsia="es-CO"/>
-        </w:rPr>
-        <w:t>: u</w:t>
-      </w:r>
-      <w:r>
-        <w:rPr>
-          <w:lang w:val="es-419" w:eastAsia="es-CO"/>
-        </w:rPr>
-        <w:t>na de las cosas más importantes es comunicar la estrategia de servicio a los clientes. La mayoría de las empresas de comercio electrónico trabajan hoy en día para convencer a los clientes de que compren únicamente en su portal. Para ello, comunican a los clientes diversas ventajas de servicio.</w:t>
-      </w:r>
-    </w:p>
-    <w:p>
-      <w:pPr>
-        <w:rPr>
-          <w:lang w:val="es-419" w:eastAsia="es-CO"/>
-        </w:rPr>
-      </w:pPr>
-      <w:r>
-        <w:rPr>
-          <w:b/>
-          <w:bCs/>
-          <w:lang w:val="es-419" w:eastAsia="es-CO"/>
-        </w:rPr>
-        <w:t>De la empresa a los empleados</w:t>
-      </w:r>
-      <w:r>
-        <w:rPr>
-          <w:lang w:val="es-419" w:eastAsia="es-CO"/>
-        </w:rPr>
-        <w:t>: o</w:t>
-      </w:r>
-      <w:r>
-        <w:rPr>
-          <w:lang w:val="es-419" w:eastAsia="es-CO"/>
-        </w:rPr>
-        <w:t>tra relación importante en el triángulo del servicio es la que existe entre la empresa y los empleados. Imagine una compañía aérea en la que los propios auxiliares de vuelo están frustrados con la empresa. Usted, como cliente, acabará recibiendo los peores servicios.</w:t>
-      </w:r>
-    </w:p>
-    <w:p>
-      <w:pPr>
-        <w:rPr>
-          <w:lang w:val="es-419" w:eastAsia="es-CO"/>
-        </w:rPr>
-      </w:pPr>
-      <w:r>
-        <w:rPr>
-          <w:b/>
-          <w:bCs/>
-          <w:lang w:val="es-419" w:eastAsia="es-CO"/>
-        </w:rPr>
-        <w:t>De la empresa a los sistemas</w:t>
-      </w:r>
-      <w:r>
-        <w:rPr>
-          <w:lang w:val="es-419" w:eastAsia="es-CO"/>
-        </w:rPr>
-        <w:t>: p</w:t>
-      </w:r>
-      <w:r>
-        <w:rPr>
-          <w:lang w:val="es-419" w:eastAsia="es-CO"/>
-        </w:rPr>
-        <w:t>ara mantener a los clientes contentos, hay que desarrollar sistemas eficaces y productivos. Imagínese su banco en los años 60, donde todo se hacía en papel. Si quería transferir dinero, tenía que rellenar muchos formularios, y el destinatario tenía que rellenar muchos formularios. En definitiva, era un proceso tedioso.</w:t>
-      </w:r>
-    </w:p>
-    <w:p>
-      <w:pPr>
-        <w:rPr>
-          <w:lang w:val="es-419" w:eastAsia="es-CO"/>
-        </w:rPr>
-      </w:pPr>
-      <w:r>
-        <w:rPr>
-          <w:b/>
-          <w:bCs/>
-          <w:lang w:val="es-419" w:eastAsia="es-CO"/>
-        </w:rPr>
-        <w:t>De los clientes a los sistemas</w:t>
-      </w:r>
-      <w:r>
-        <w:rPr>
-          <w:lang w:val="es-419" w:eastAsia="es-CO"/>
-        </w:rPr>
-        <w:t>: a</w:t>
-      </w:r>
-      <w:r>
-        <w:rPr>
-          <w:lang w:val="es-419" w:eastAsia="es-CO"/>
-        </w:rPr>
-        <w:t>unque la construcción de sistemas es importante, estos sistemas deben ser más útiles para los clientes. Tomando el mismo ejemplo de los sistemas bancarios anteriores, es sorprendente que incluso hoy en día, cuando se va a un banco, haya una cola. Fíjese en las tiendas minoristas. Siempre hay una gran cola para pasar por caja.</w:t>
-      </w:r>
-    </w:p>
-    <w:p>
-      <w:pPr>
-        <w:rPr>
-          <w:lang w:val="es-419" w:eastAsia="es-CO"/>
-        </w:rPr>
-      </w:pPr>
-      <w:r>
-        <w:rPr>
-          <w:b/>
-          <w:bCs/>
-          <w:lang w:val="es-419" w:eastAsia="es-CO"/>
-        </w:rPr>
         <w:t>Los empleados al sistema</w:t>
       </w:r>
       <w:r>
@@ -10727,14 +10787,7 @@
         <w:rPr>
           <w:lang w:val="es-419" w:eastAsia="es-CO"/>
         </w:rPr>
-        <w:t xml:space="preserve">os sistemas no sólo dejan frustrados a los clientes, sino también a los empleados. Imagine un McDonald's en el que los pedidos tomados </w:t>
-      </w:r>
-      <w:r>
-        <w:rPr>
-          <w:lang w:val="es-419" w:eastAsia="es-CO"/>
-        </w:rPr>
-        <w:lastRenderedPageBreak/>
-        <w:t>en la recepción no llegan a la cocina. O imagine un centro de servicios en el que, aunque haya introducido una reclamación, el empleado no recibe su queja y, por tanto, no le llama. En última instancia, es el empleado con el que te vas a enfadar.</w:t>
+        <w:t>os sistemas no sólo dejan frustrados a los clientes, sino también a los empleados. Imagine un McDonald's en el que los pedidos tomados en la recepción no llegan a la cocina. O imagine un centro de servicios en el que, aunque haya introducido una reclamación, el empleado no recibe su queja y, por tanto, no le llama. En última instancia, es el empleado con el que te vas a enfadar.</w:t>
       </w:r>
     </w:p>
     <w:p>
@@ -10880,6 +10933,7 @@
         <w:rPr>
           <w:lang w:val="es-419" w:eastAsia="es-CO"/>
         </w:rPr>
+        <w:lastRenderedPageBreak/>
         <w:t xml:space="preserve">El </w:t>
       </w:r>
       <w:r>
@@ -10906,40 +10960,243 @@
         <w:rPr>
           <w:lang w:val="es-419" w:eastAsia="es-CO"/>
         </w:rPr>
-        <w:t xml:space="preserve"> interno está en marcha. Una empresa de publicidad siempre intenta mantener motivados a sus propios empleados. Les ofrece un montón de fiestas y salidas para que estén de buen humor. Y </w:t>
-      </w:r>
+        <w:t xml:space="preserve"> interno está en marcha. Una empresa de publicidad siempre intenta mantener motivados a sus propios empleados. Les ofrece un montón de fiestas y salidas para que estén de buen humor. Y tienen que estar de buen humor porque el resto del tiempo están utilizando sus cerebros creativos para dar el mejor servicio a sus clientes.</w:t>
+      </w:r>
+    </w:p>
+    <w:p>
+      <w:pPr>
+        <w:rPr>
+          <w:lang w:val="es-419" w:eastAsia="es-CO"/>
+        </w:rPr>
+      </w:pPr>
+      <w:r>
+        <w:rPr>
+          <w:lang w:val="es-419" w:eastAsia="es-CO"/>
+        </w:rPr>
+        <w:t>Además, estas mismas empresas de publicidad capacitan a sus empleados para que tomen las decisiones correctas frente a los clientes. Este empoderamiento contribuye en gran medida a crear motivación y confianza.</w:t>
+      </w:r>
+    </w:p>
+    <w:p>
+      <w:pPr>
+        <w:rPr>
+          <w:lang w:val="es-419" w:eastAsia="es-CO"/>
+        </w:rPr>
+      </w:pPr>
+      <w:r>
+        <w:rPr>
+          <w:lang w:val="es-419" w:eastAsia="es-CO"/>
+        </w:rPr>
+        <w:t xml:space="preserve">Y en eso consiste el </w:t>
+      </w:r>
+      <w:r>
+        <w:rPr>
+          <w:rStyle w:val="Extranjerismo"/>
+          <w:lang w:val="es-419" w:eastAsia="es-CO"/>
+        </w:rPr>
+        <w:t>marketing</w:t>
+      </w:r>
+      <w:r>
+        <w:rPr>
+          <w:lang w:val="es-419" w:eastAsia="es-CO"/>
+        </w:rPr>
+        <w:t xml:space="preserve"> interno basado en el triángulo del </w:t>
+      </w:r>
+      <w:r>
+        <w:rPr>
+          <w:rStyle w:val="Extranjerismo"/>
+          <w:lang w:val="es-419" w:eastAsia="es-CO"/>
+        </w:rPr>
+        <w:t>marketing</w:t>
+      </w:r>
+      <w:r>
+        <w:rPr>
+          <w:lang w:val="es-419" w:eastAsia="es-CO"/>
+        </w:rPr>
+        <w:t>. Crear confianza y motivación en sus empleados, para que construyan excelentes relaciones con los clientes finales y la empresa obtenga el dinero</w:t>
+      </w:r>
+      <w:r>
+        <w:rPr>
+          <w:lang w:val="es-419" w:eastAsia="es-CO"/>
+        </w:rPr>
+        <w:t>.</w:t>
+      </w:r>
+    </w:p>
+    <w:p>
+      <w:pPr>
+        <w:rPr>
+          <w:b/>
+          <w:bCs/>
+          <w:lang w:val="es-419" w:eastAsia="es-CO"/>
+        </w:rPr>
+      </w:pPr>
+      <w:r>
+        <w:rPr>
+          <w:b/>
+          <w:bCs/>
+          <w:lang w:val="es-419" w:eastAsia="es-CO"/>
+        </w:rPr>
+        <w:t>Marketing externo:</w:t>
+      </w:r>
+    </w:p>
+    <w:p>
+      <w:pPr>
+        <w:rPr>
+          <w:lang w:val="es-419" w:eastAsia="es-CO"/>
+        </w:rPr>
+      </w:pPr>
+      <w:r>
+        <w:rPr>
+          <w:lang w:val="es-419" w:eastAsia="es-CO"/>
+        </w:rPr>
+        <w:t xml:space="preserve">El </w:t>
+      </w:r>
+      <w:r>
+        <w:rPr>
+          <w:rStyle w:val="Extranjerismo"/>
+          <w:lang w:val="es-419" w:eastAsia="es-CO"/>
+        </w:rPr>
+        <w:t>marketing</w:t>
+      </w:r>
+      <w:r>
+        <w:rPr>
+          <w:lang w:val="es-419" w:eastAsia="es-CO"/>
+        </w:rPr>
+        <w:t xml:space="preserve"> de la empresa hacia los clientes. Este es el tipo de </w:t>
+      </w:r>
+      <w:r>
+        <w:rPr>
+          <w:rStyle w:val="Extranjerismo"/>
+          <w:lang w:val="es-419" w:eastAsia="es-CO"/>
+        </w:rPr>
+        <w:t>marketing</w:t>
+      </w:r>
+      <w:r>
+        <w:rPr>
+          <w:lang w:val="es-419" w:eastAsia="es-CO"/>
+        </w:rPr>
+        <w:t xml:space="preserve"> más común que, como clientes, encontramos en el mercado. Los distintos tipos de </w:t>
+      </w:r>
+      <w:r>
+        <w:rPr>
+          <w:rStyle w:val="Extranjerismo"/>
+          <w:lang w:val="es-419" w:eastAsia="es-CO"/>
+        </w:rPr>
+        <w:t>marketing</w:t>
+      </w:r>
+      <w:r>
+        <w:rPr>
+          <w:lang w:val="es-419" w:eastAsia="es-CO"/>
+        </w:rPr>
+        <w:t xml:space="preserve"> de servicios pueden ser la publicidad, las promociones de ventas, las relaciones públicas, el </w:t>
+      </w:r>
+      <w:r>
+        <w:rPr>
+          <w:rStyle w:val="Extranjerismo"/>
+          <w:lang w:val="es-419" w:eastAsia="es-CO"/>
+        </w:rPr>
+        <w:t>marketing</w:t>
+      </w:r>
+      <w:r>
+        <w:rPr>
+          <w:lang w:val="es-419" w:eastAsia="es-CO"/>
+        </w:rPr>
+        <w:t xml:space="preserve"> directo o, de forma más destacada, el </w:t>
+      </w:r>
+      <w:r>
+        <w:rPr>
+          <w:rStyle w:val="Extranjerismo"/>
+          <w:lang w:val="es-419" w:eastAsia="es-CO"/>
+        </w:rPr>
+        <w:t>marketing</w:t>
+      </w:r>
+      <w:r>
+        <w:rPr>
+          <w:lang w:val="es-419" w:eastAsia="es-CO"/>
+        </w:rPr>
+        <w:t xml:space="preserve"> por Internet en la época actual.</w:t>
+      </w:r>
+    </w:p>
+    <w:p>
+      <w:pPr>
+        <w:rPr>
+          <w:b/>
+          <w:bCs/>
+          <w:lang w:val="es-419" w:eastAsia="es-CO"/>
+        </w:rPr>
+      </w:pPr>
+      <w:r>
+        <w:rPr>
+          <w:b/>
+          <w:bCs/>
+          <w:lang w:val="es-419" w:eastAsia="es-CO"/>
+        </w:rPr>
+        <w:t>Marketing interactivo:</w:t>
+      </w:r>
+    </w:p>
+    <w:p>
+      <w:pPr>
+        <w:rPr>
+          <w:lang w:val="es-419" w:eastAsia="es-CO"/>
+        </w:rPr>
+      </w:pPr>
+      <w:r>
+        <w:rPr>
+          <w:lang w:val="es-419" w:eastAsia="es-CO"/>
+        </w:rPr>
+        <w:t xml:space="preserve">El </w:t>
+      </w:r>
+      <w:r>
+        <w:rPr>
+          <w:rStyle w:val="Extranjerismo"/>
+          <w:lang w:val="es-419" w:eastAsia="es-CO"/>
+        </w:rPr>
+        <w:t>marketing</w:t>
+      </w:r>
+      <w:r>
+        <w:rPr>
+          <w:lang w:val="es-419" w:eastAsia="es-CO"/>
+        </w:rPr>
+        <w:t xml:space="preserve"> que tiene lugar en una tienda minorista, en un restaurante, en un centro comercial, en un banco o en cualquier formato en el que el cliente entre en contacto con el empleado, se conoce como </w:t>
+      </w:r>
+      <w:r>
+        <w:rPr>
+          <w:rStyle w:val="Extranjerismo"/>
+          <w:lang w:val="es-419" w:eastAsia="es-CO"/>
+        </w:rPr>
+        <w:t>marketing</w:t>
+      </w:r>
+      <w:r>
+        <w:rPr>
+          <w:lang w:val="es-419" w:eastAsia="es-CO"/>
+        </w:rPr>
+        <w:t xml:space="preserve"> interactivo. Este </w:t>
+      </w:r>
+      <w:r>
+        <w:rPr>
+          <w:rStyle w:val="Extranjerismo"/>
+          <w:lang w:val="es-419" w:eastAsia="es-CO"/>
+        </w:rPr>
+        <w:t>marketing</w:t>
+      </w:r>
+      <w:r>
+        <w:rPr>
+          <w:lang w:val="es-419" w:eastAsia="es-CO"/>
+        </w:rPr>
+        <w:t xml:space="preserve"> dentro del triángulo de servicios se produce entre los clientes y los empleados.</w:t>
+      </w:r>
+    </w:p>
+    <w:p>
+      <w:pPr>
+        <w:rPr>
+          <w:lang w:val="es-419" w:eastAsia="es-CO"/>
+        </w:rPr>
+      </w:pPr>
       <w:r>
         <w:rPr>
           <w:lang w:val="es-419" w:eastAsia="es-CO"/>
         </w:rPr>
         <w:lastRenderedPageBreak/>
-        <w:t>tienen que estar de buen humor porque el resto del tiempo están utilizando sus cerebros creativos para dar el mejor servicio a sus clientes.</w:t>
-      </w:r>
-    </w:p>
-    <w:p>
-      <w:pPr>
-        <w:rPr>
-          <w:lang w:val="es-419" w:eastAsia="es-CO"/>
-        </w:rPr>
-      </w:pPr>
-      <w:r>
-        <w:rPr>
-          <w:lang w:val="es-419" w:eastAsia="es-CO"/>
-        </w:rPr>
-        <w:t>Además, estas mismas empresas de publicidad capacitan a sus empleados para que tomen las decisiones correctas frente a los clientes. Este empoderamiento contribuye en gran medida a crear motivación y confianza.</w:t>
-      </w:r>
-    </w:p>
-    <w:p>
-      <w:pPr>
-        <w:rPr>
-          <w:lang w:val="es-419" w:eastAsia="es-CO"/>
-        </w:rPr>
-      </w:pPr>
-      <w:r>
-        <w:rPr>
-          <w:lang w:val="es-419" w:eastAsia="es-CO"/>
-        </w:rPr>
-        <w:t xml:space="preserve">Y en eso consiste el </w:t>
+        <w:t xml:space="preserve">El </w:t>
       </w:r>
       <w:r>
         <w:rPr>
@@ -10952,7 +11209,20 @@
         <w:rPr>
           <w:lang w:val="es-419" w:eastAsia="es-CO"/>
         </w:rPr>
-        <w:t xml:space="preserve"> interno basado en el triángulo del </w:t>
+        <w:t xml:space="preserve"> interactivo es también una forma muy eficaz de influir en los clientes. Se utiliza sobre todo para ayudar a los clientes a tomar una decisión de compra. Si un ejecutivo de una tienda ha recibido órdenes de que tiene que liquidar las existencias de Samsung, sólo le dirá las cosas positivas de Samsung e intentará convertir su decisión en la compra de Samsung.</w:t>
+      </w:r>
+    </w:p>
+    <w:p>
+      <w:pPr>
+        <w:rPr>
+          <w:lang w:val="es-419" w:eastAsia="es-CO"/>
+        </w:rPr>
+      </w:pPr>
+      <w:r>
+        <w:rPr>
+          <w:lang w:val="es-419" w:eastAsia="es-CO"/>
+        </w:rPr>
+        <w:t xml:space="preserve">Las distintas formas de </w:t>
       </w:r>
       <w:r>
         <w:rPr>
@@ -10965,7 +11235,72 @@
         <w:rPr>
           <w:lang w:val="es-419" w:eastAsia="es-CO"/>
         </w:rPr>
-        <w:t>. Crear confianza y motivación en sus empleados, para que construyan excelentes relaciones con los clientes finales y la empresa obtenga el dinero</w:t>
+        <w:t xml:space="preserve"> interactivo incluyen la venta personal, la atención al cliente y la interacción con los clientes en las redes sociales u otras plataformas interactivas de este tipo.</w:t>
+      </w:r>
+    </w:p>
+    <w:p>
+      <w:pPr>
+        <w:pStyle w:val="Ttulo2"/>
+      </w:pPr>
+      <w:bookmarkStart w:id="12" w:name="_Toc229413299"/>
+      <w:r>
+        <w:t>Canales de atención en servicio al cliente</w:t>
+      </w:r>
+      <w:bookmarkEnd w:id="12"/>
+    </w:p>
+    <w:p>
+      <w:pPr>
+        <w:rPr>
+          <w:lang w:val="es-419" w:eastAsia="es-CO"/>
+        </w:rPr>
+      </w:pPr>
+      <w:r>
+        <w:rPr>
+          <w:lang w:val="es-419" w:eastAsia="es-CO"/>
+        </w:rPr>
+        <w:t>El servicio de atención al cliente ha avanzado mucho desde los días en que una llamada telefónica o una visita eran las únicas opciones que tenía un cliente para llegar a una marca. A continuación, se relacionan algunos de los tipos de canales para atención al cliente:</w:t>
+      </w:r>
+    </w:p>
+    <w:p>
+      <w:pPr>
+        <w:rPr>
+          <w:b/>
+          <w:bCs/>
+          <w:lang w:val="es-419" w:eastAsia="es-CO"/>
+        </w:rPr>
+      </w:pPr>
+      <w:r>
+        <w:rPr>
+          <w:b/>
+          <w:bCs/>
+          <w:lang w:val="es-419" w:eastAsia="es-CO"/>
+        </w:rPr>
+        <w:t>Canales de atención al cliente</w:t>
+      </w:r>
+    </w:p>
+    <w:p>
+      <w:pPr>
+        <w:rPr>
+          <w:lang w:val="es-419" w:eastAsia="es-CO"/>
+        </w:rPr>
+      </w:pPr>
+      <w:r>
+        <w:rPr>
+          <w:lang w:val="es-419" w:eastAsia="es-CO"/>
+        </w:rPr>
+        <w:t>Medios de atención disponibles para que los tiendan puedan canalizar sus preguntas, quejas, o cualquier interacción que requieran sobre un producto o servicio</w:t>
+      </w:r>
+      <w:r>
+        <w:rPr>
+          <w:lang w:val="es-419" w:eastAsia="es-CO"/>
+        </w:rPr>
+        <w:t xml:space="preserve"> revisar en la carpeta Anexos</w:t>
+      </w:r>
+      <w:r>
+        <w:rPr>
+          <w:lang w:val="es-419" w:eastAsia="es-CO"/>
+        </w:rPr>
+        <w:t>: Canales_atención_cliente</w:t>
       </w:r>
       <w:r>
         <w:rPr>
@@ -10976,290 +11311,32 @@
     </w:p>
     <w:p>
       <w:pPr>
-        <w:rPr>
-          <w:b/>
-          <w:bCs/>
-          <w:lang w:val="es-419" w:eastAsia="es-CO"/>
-        </w:rPr>
-      </w:pPr>
-      <w:r>
-        <w:rPr>
-          <w:b/>
-          <w:bCs/>
-          <w:lang w:val="es-419" w:eastAsia="es-CO"/>
-        </w:rPr>
-        <w:t>Marketing externo:</w:t>
-      </w:r>
-    </w:p>
-    <w:p>
-      <w:pPr>
-        <w:rPr>
-          <w:lang w:val="es-419" w:eastAsia="es-CO"/>
-        </w:rPr>
-      </w:pPr>
-      <w:r>
-        <w:rPr>
-          <w:lang w:val="es-419" w:eastAsia="es-CO"/>
-        </w:rPr>
-        <w:t xml:space="preserve">El </w:t>
-      </w:r>
-      <w:r>
-        <w:rPr>
-          <w:rStyle w:val="Extranjerismo"/>
-          <w:lang w:val="es-419" w:eastAsia="es-CO"/>
-        </w:rPr>
-        <w:t>marketing</w:t>
-      </w:r>
-      <w:r>
-        <w:rPr>
-          <w:lang w:val="es-419" w:eastAsia="es-CO"/>
-        </w:rPr>
-        <w:t xml:space="preserve"> de la empresa hacia los clientes. Este es el tipo de </w:t>
-      </w:r>
-      <w:r>
-        <w:rPr>
-          <w:rStyle w:val="Extranjerismo"/>
-          <w:lang w:val="es-419" w:eastAsia="es-CO"/>
-        </w:rPr>
-        <w:t>marketing</w:t>
-      </w:r>
-      <w:r>
-        <w:rPr>
-          <w:lang w:val="es-419" w:eastAsia="es-CO"/>
-        </w:rPr>
-        <w:t xml:space="preserve"> más común que, como clientes, encontramos en el mercado. Los distintos tipos de </w:t>
-      </w:r>
-      <w:r>
-        <w:rPr>
-          <w:rStyle w:val="Extranjerismo"/>
-          <w:lang w:val="es-419" w:eastAsia="es-CO"/>
-        </w:rPr>
-        <w:t>marketing</w:t>
-      </w:r>
-      <w:r>
-        <w:rPr>
-          <w:lang w:val="es-419" w:eastAsia="es-CO"/>
-        </w:rPr>
-        <w:t xml:space="preserve"> de servicios pueden ser la publicidad, las promociones de ventas, las relaciones públicas, el </w:t>
-      </w:r>
-      <w:r>
-        <w:rPr>
-          <w:rStyle w:val="Extranjerismo"/>
-          <w:lang w:val="es-419" w:eastAsia="es-CO"/>
-        </w:rPr>
-        <w:t>marketing</w:t>
-      </w:r>
-      <w:r>
-        <w:rPr>
-          <w:lang w:val="es-419" w:eastAsia="es-CO"/>
-        </w:rPr>
-        <w:t xml:space="preserve"> directo o, de forma más destacada, el </w:t>
-      </w:r>
-      <w:r>
-        <w:rPr>
-          <w:rStyle w:val="Extranjerismo"/>
-          <w:lang w:val="es-419" w:eastAsia="es-CO"/>
-        </w:rPr>
-        <w:t>marketing</w:t>
-      </w:r>
-      <w:r>
-        <w:rPr>
-          <w:lang w:val="es-419" w:eastAsia="es-CO"/>
-        </w:rPr>
-        <w:t xml:space="preserve"> por Internet en la época actual.</w:t>
-      </w:r>
-    </w:p>
-    <w:p>
-      <w:pPr>
-        <w:rPr>
-          <w:b/>
-          <w:bCs/>
-          <w:lang w:val="es-419" w:eastAsia="es-CO"/>
-        </w:rPr>
-      </w:pPr>
-      <w:r>
-        <w:rPr>
-          <w:b/>
-          <w:bCs/>
-          <w:lang w:val="es-419" w:eastAsia="es-CO"/>
-        </w:rPr>
-        <w:t>Marketing interactivo:</w:t>
-      </w:r>
-    </w:p>
-    <w:p>
-      <w:pPr>
-        <w:rPr>
-          <w:lang w:val="es-419" w:eastAsia="es-CO"/>
-        </w:rPr>
-      </w:pPr>
-      <w:r>
-        <w:rPr>
-          <w:lang w:val="es-419" w:eastAsia="es-CO"/>
-        </w:rPr>
-        <w:t xml:space="preserve">El </w:t>
-      </w:r>
-      <w:r>
-        <w:rPr>
-          <w:rStyle w:val="Extranjerismo"/>
-          <w:lang w:val="es-419" w:eastAsia="es-CO"/>
-        </w:rPr>
-        <w:t>marketing</w:t>
-      </w:r>
-      <w:r>
-        <w:rPr>
-          <w:lang w:val="es-419" w:eastAsia="es-CO"/>
-        </w:rPr>
-        <w:t xml:space="preserve"> que tiene lugar en una tienda minorista, en un restaurante, en un centro comercial, en un banco o en cualquier formato en el que el cliente entre en contacto con el empleado, se conoce como </w:t>
-      </w:r>
-      <w:r>
-        <w:rPr>
-          <w:rStyle w:val="Extranjerismo"/>
-          <w:lang w:val="es-419" w:eastAsia="es-CO"/>
-        </w:rPr>
-        <w:t>marketing</w:t>
-      </w:r>
-      <w:r>
-        <w:rPr>
-          <w:lang w:val="es-419" w:eastAsia="es-CO"/>
-        </w:rPr>
-        <w:t xml:space="preserve"> interactivo. Este </w:t>
-      </w:r>
-      <w:r>
-        <w:rPr>
-          <w:rStyle w:val="Extranjerismo"/>
-          <w:lang w:val="es-419" w:eastAsia="es-CO"/>
-        </w:rPr>
-        <w:t>marketing</w:t>
-      </w:r>
-      <w:r>
-        <w:rPr>
-          <w:lang w:val="es-419" w:eastAsia="es-CO"/>
-        </w:rPr>
-        <w:t xml:space="preserve"> dentro del triángulo de servicios se produce entre los clientes y los empleados.</w:t>
-      </w:r>
-    </w:p>
-    <w:p>
-      <w:pPr>
-        <w:rPr>
-          <w:lang w:val="es-419" w:eastAsia="es-CO"/>
-        </w:rPr>
-      </w:pPr>
-      <w:r>
-        <w:rPr>
-          <w:lang w:val="es-419" w:eastAsia="es-CO"/>
-        </w:rPr>
-        <w:t xml:space="preserve">El </w:t>
-      </w:r>
-      <w:r>
-        <w:rPr>
-          <w:rStyle w:val="Extranjerismo"/>
-          <w:lang w:val="es-419" w:eastAsia="es-CO"/>
-        </w:rPr>
-        <w:t>marketing</w:t>
-      </w:r>
-      <w:r>
-        <w:rPr>
-          <w:lang w:val="es-419" w:eastAsia="es-CO"/>
-        </w:rPr>
-        <w:t xml:space="preserve"> interactivo es también una forma muy eficaz de influir en los clientes. Se utiliza sobre todo para ayudar a los clientes a tomar una decisión de compra. Si un ejecutivo de una tienda ha recibido órdenes de que tiene que liquidar las </w:t>
+        <w:pStyle w:val="Ttulo2"/>
+      </w:pPr>
+      <w:bookmarkStart w:id="13" w:name="_Toc229413300"/>
+      <w:r>
+        <w:t>Momentos de verdad</w:t>
+      </w:r>
+      <w:bookmarkEnd w:id="13"/>
+    </w:p>
+    <w:p>
+      <w:pPr>
+        <w:rPr>
+          <w:lang w:val="es-419" w:eastAsia="es-CO"/>
+        </w:rPr>
+      </w:pPr>
+      <w:r>
+        <w:rPr>
+          <w:lang w:val="es-419" w:eastAsia="es-CO"/>
+        </w:rPr>
+        <w:t xml:space="preserve">El autor Jan Carlzon en el libro “Momento de la verdad” refiere una forma distinta de gestionar organizaciones, Jan Carlzon invierte la pirámide jerárquica que tradicionalmente establecen las organizaciones y en la cual los directivos y ejecutivos ocupan la cima y quienes tenían contacto directo con los clientes ocupan la base piramidal. Debido a los cambios y crecimiento de los mercados y al incremento de la </w:t>
       </w:r>
       <w:r>
         <w:rPr>
           <w:lang w:val="es-419" w:eastAsia="es-CO"/>
         </w:rPr>
         <w:lastRenderedPageBreak/>
-        <w:t>existencias de Samsung, sólo le dirá las cosas positivas de Samsung e intentará convertir su decisión en la compra de Samsung.</w:t>
-      </w:r>
-    </w:p>
-    <w:p>
-      <w:pPr>
-        <w:rPr>
-          <w:lang w:val="es-419" w:eastAsia="es-CO"/>
-        </w:rPr>
-      </w:pPr>
-      <w:r>
-        <w:rPr>
-          <w:lang w:val="es-419" w:eastAsia="es-CO"/>
-        </w:rPr>
-        <w:t xml:space="preserve">Las distintas formas de </w:t>
-      </w:r>
-      <w:r>
-        <w:rPr>
-          <w:rStyle w:val="Extranjerismo"/>
-          <w:lang w:val="es-419" w:eastAsia="es-CO"/>
-        </w:rPr>
-        <w:t>marketing</w:t>
-      </w:r>
-      <w:r>
-        <w:rPr>
-          <w:lang w:val="es-419" w:eastAsia="es-CO"/>
-        </w:rPr>
-        <w:t xml:space="preserve"> interactivo incluyen la venta personal, la atención al cliente y la interacción con los clientes en las redes sociales u otras plataformas interactivas de este tipo.</w:t>
-      </w:r>
-    </w:p>
-    <w:p>
-      <w:pPr>
-        <w:pStyle w:val="Ttulo2"/>
-      </w:pPr>
-      <w:bookmarkStart w:id="12" w:name="_Toc223939302"/>
-      <w:r>
-        <w:t>Canales de atención en servicio al cliente</w:t>
-      </w:r>
-      <w:bookmarkEnd w:id="12"/>
-    </w:p>
-    <w:p>
-      <w:pPr>
-        <w:rPr>
-          <w:lang w:val="es-419" w:eastAsia="es-CO"/>
-        </w:rPr>
-      </w:pPr>
-      <w:r>
-        <w:rPr>
-          <w:lang w:val="es-419" w:eastAsia="es-CO"/>
-        </w:rPr>
-        <w:t>El servicio de atención al cliente ha avanzado mucho desde los días en que una llamada telefónica o una visita eran las únicas opciones que tenía un cliente para llegar a una marca. A continuación, se relacionan algunos de los tipos de canales para atención al cliente:</w:t>
-      </w:r>
-    </w:p>
-    <w:p>
-      <w:pPr>
-        <w:rPr>
-          <w:b/>
-          <w:bCs/>
-          <w:lang w:val="es-419" w:eastAsia="es-CO"/>
-        </w:rPr>
-      </w:pPr>
-      <w:r>
-        <w:rPr>
-          <w:b/>
-          <w:bCs/>
-          <w:lang w:val="es-419" w:eastAsia="es-CO"/>
-        </w:rPr>
-        <w:t>Canales de atención al cliente</w:t>
-      </w:r>
-    </w:p>
-    <w:p>
-      <w:pPr>
-        <w:rPr>
-          <w:lang w:val="es-419" w:eastAsia="es-CO"/>
-        </w:rPr>
-      </w:pPr>
-      <w:r>
-        <w:rPr>
-          <w:lang w:val="es-419" w:eastAsia="es-CO"/>
-        </w:rPr>
-        <w:t>Medios de atención disponibles para que los tiendan puedan canalizar sus preguntas, quejas, o cualquier interacción que requieran sobre un producto o servicio</w:t>
-      </w:r>
-      <w:r>
-        <w:rPr>
-          <w:lang w:val="es-419" w:eastAsia="es-CO"/>
-        </w:rPr>
-        <w:t xml:space="preserve"> revisar en la carpeta Anexos</w:t>
-      </w:r>
-      <w:r>
-        <w:rPr>
-          <w:lang w:val="es-419" w:eastAsia="es-CO"/>
-        </w:rPr>
-        <w:t>: Canales_atención_cliente</w:t>
+        <w:t>competencia es primordial que las organizaciones se concentren en el cliente y no en el producto, de esta manera pueden diseñar productos dirigidos a satisfacer las necesidades de los clientes, una empresa u organización orientada al cliente, genera mayores oportunidades para fidelizar al cliente y permite la generación de ingresos para la sostenibilidad y permanencia en el mercado. (Carlzon, 1996)</w:t>
       </w:r>
       <w:r>
         <w:rPr>
@@ -11270,79 +11347,43 @@
     </w:p>
     <w:p>
       <w:pPr>
-        <w:pStyle w:val="Ttulo2"/>
-      </w:pPr>
-      <w:bookmarkStart w:id="13" w:name="_Toc223939303"/>
-      <w:r>
+        <w:rPr>
+          <w:lang w:val="es-419" w:eastAsia="es-CO"/>
+        </w:rPr>
+      </w:pPr>
+      <w:r>
+        <w:rPr>
+          <w:lang w:val="es-419" w:eastAsia="es-CO"/>
+        </w:rPr>
+        <w:t>Los momentos de verdad en sí, no generan una valoración positiva o negativa, lo que genera esta valoración es el manejo que se le dé al acercamiento con el cliente, y que convierta dicho encuentro en una experiencia positiva, la organización debe anticiparse a la identificación y a generación de posibles momentos de verdad, y dar el manejo logrando experiencias positivas al cliente.</w:t>
+      </w:r>
+    </w:p>
+    <w:p>
+      <w:pPr>
+        <w:rPr>
+          <w:lang w:val="es-419" w:eastAsia="es-CO"/>
+        </w:rPr>
+      </w:pPr>
+      <w:r>
+        <w:rPr>
+          <w:lang w:val="es-419" w:eastAsia="es-CO"/>
+        </w:rPr>
+        <w:t>Reflexionemos sobre la siguiente situación:</w:t>
+      </w:r>
+    </w:p>
+    <w:p>
+      <w:pPr>
+        <w:pStyle w:val="Video"/>
+        <w:rPr>
+          <w:lang w:val="es-419" w:eastAsia="es-CO"/>
+        </w:rPr>
+      </w:pPr>
+      <w:r>
+        <w:rPr>
+          <w:lang w:val="es-419" w:eastAsia="es-CO"/>
+        </w:rPr>
         <w:t>Momentos de verdad</w:t>
       </w:r>
-      <w:bookmarkEnd w:id="13"/>
-    </w:p>
-    <w:p>
-      <w:pPr>
-        <w:rPr>
-          <w:lang w:val="es-419" w:eastAsia="es-CO"/>
-        </w:rPr>
-      </w:pPr>
-      <w:r>
-        <w:rPr>
-          <w:lang w:val="es-419" w:eastAsia="es-CO"/>
-        </w:rPr>
-        <w:t xml:space="preserve">El autor Jan Carlzon en el libro “Momento de la verdad” refiere una forma distinta de gestionar organizaciones, Jan Carlzon invierte la pirámide jerárquica que tradicionalmente establecen las organizaciones y en la cual los directivos y ejecutivos ocupan la cima y quienes tenían contacto directo con los clientes ocupan la base piramidal. Debido a los cambios y crecimiento de los mercados y al incremento de la competencia es primordial que las organizaciones se concentren en el cliente y no en el producto, de esta manera pueden diseñar productos dirigidos a satisfacer las necesidades de los clientes, una empresa u organización orientada al cliente, genera </w:t>
-      </w:r>
-      <w:r>
-        <w:rPr>
-          <w:lang w:val="es-419" w:eastAsia="es-CO"/>
-        </w:rPr>
-        <w:lastRenderedPageBreak/>
-        <w:t>mayores oportunidades para fidelizar al cliente y permite la generación de ingresos para la sostenibilidad y permanencia en el mercado. (Carlzon, 1996)</w:t>
-      </w:r>
-      <w:r>
-        <w:rPr>
-          <w:lang w:val="es-419" w:eastAsia="es-CO"/>
-        </w:rPr>
-        <w:t>.</w:t>
-      </w:r>
-    </w:p>
-    <w:p>
-      <w:pPr>
-        <w:rPr>
-          <w:lang w:val="es-419" w:eastAsia="es-CO"/>
-        </w:rPr>
-      </w:pPr>
-      <w:r>
-        <w:rPr>
-          <w:lang w:val="es-419" w:eastAsia="es-CO"/>
-        </w:rPr>
-        <w:t>Los momentos de verdad en sí, no generan una valoración positiva o negativa, lo que genera esta valoración es el manejo que se le dé al acercamiento con el cliente, y que convierta dicho encuentro en una experiencia positiva, la organización debe anticiparse a la identificación y a generación de posibles momentos de verdad, y dar el manejo logrando experiencias positivas al cliente.</w:t>
-      </w:r>
-    </w:p>
-    <w:p>
-      <w:pPr>
-        <w:rPr>
-          <w:lang w:val="es-419" w:eastAsia="es-CO"/>
-        </w:rPr>
-      </w:pPr>
-      <w:r>
-        <w:rPr>
-          <w:lang w:val="es-419" w:eastAsia="es-CO"/>
-        </w:rPr>
-        <w:t>Reflexionemos sobre la siguiente situación:</w:t>
-      </w:r>
-    </w:p>
-    <w:p>
-      <w:pPr>
-        <w:pStyle w:val="Video"/>
-        <w:rPr>
-          <w:lang w:val="es-419" w:eastAsia="es-CO"/>
-        </w:rPr>
-      </w:pPr>
-      <w:r>
-        <w:rPr>
-          <w:lang w:val="es-419" w:eastAsia="es-CO"/>
-        </w:rPr>
-        <w:t>Momentos de verdad</w:t>
-      </w:r>
     </w:p>
     <w:p>
       <w:pPr>
@@ -11373,9 +11414,9 @@
           <w:noProof/>
         </w:rPr>
         <w:drawing>
-          <wp:inline distT="0" distB="0" distL="0" distR="0" wp14:anchorId="1B4006A2" wp14:editId="2BFAD044">
-            <wp:extent cx="4561367" cy="2564738"/>
-            <wp:effectExtent l="0" t="0" r="0" b="7620"/>
+          <wp:inline distT="0" distB="0" distL="0" distR="0" wp14:anchorId="1B4006A2" wp14:editId="282AD850">
+            <wp:extent cx="4750130" cy="2670874"/>
+            <wp:effectExtent l="0" t="0" r="0" b="0"/>
             <wp:docPr id="10" name="Imagen 10">
               <a:extLst xmlns:a="http://schemas.openxmlformats.org/drawingml/2006/main">
                 <a:ext uri="{C183D7F6-B498-43B3-948B-1728B52AA6E4}">
@@ -11417,7 +11458,7 @@
                   <pic:spPr bwMode="auto">
                     <a:xfrm>
                       <a:off x="0" y="0"/>
-                      <a:ext cx="4594072" cy="2583127"/>
+                      <a:ext cx="4790829" cy="2693758"/>
                     </a:xfrm>
                     <a:prstGeom prst="rect">
                       <a:avLst/>
@@ -11450,7 +11491,19 @@
         <w:rPr>
           <w:lang w:val="es-419" w:eastAsia="es-CO"/>
         </w:rPr>
-        <w:t>Video: Momentos de verdad.</w:t>
+        <w:t xml:space="preserve">Video: </w:t>
+      </w:r>
+      <w:r>
+        <w:rPr>
+          <w:lang w:val="es-419" w:eastAsia="es-CO"/>
+        </w:rPr>
+        <w:t>m</w:t>
+      </w:r>
+      <w:r>
+        <w:rPr>
+          <w:lang w:val="es-419" w:eastAsia="es-CO"/>
+        </w:rPr>
+        <w:t>omentos de verdad.</w:t>
       </w:r>
     </w:p>
     <w:p>
@@ -11505,6 +11558,7 @@
                 <w:b/>
                 <w:lang w:val="es-419"/>
               </w:rPr>
+              <w:lastRenderedPageBreak/>
               <w:t>Transcripción</w:t>
             </w:r>
             <w:r>
@@ -11526,7 +11580,14 @@
                 <w:bCs/>
                 <w:lang w:val="es-419"/>
               </w:rPr>
-              <w:t>Momentos de verdad</w:t>
+              <w:t>m</w:t>
+            </w:r>
+            <w:r>
+              <w:rPr>
+                <w:bCs/>
+                <w:lang w:val="es-419"/>
+              </w:rPr>
+              <w:t>omentos de verdad</w:t>
             </w:r>
             <w:r>
               <w:rPr>
@@ -11545,7 +11606,6 @@
           </w:tcPr>
           <w:p>
             <w:r>
-              <w:lastRenderedPageBreak/>
               <w:t>L</w:t>
             </w:r>
             <w:r>
@@ -11707,7 +11767,6 @@
               <w:t>.</w:t>
             </w:r>
           </w:p>
-          <w:p/>
         </w:tc>
       </w:tr>
     </w:tbl>
@@ -12020,7 +12079,7 @@
       <w:pPr>
         <w:pStyle w:val="Ttulo1"/>
       </w:pPr>
-      <w:bookmarkStart w:id="14" w:name="_Toc223939304"/>
+      <w:bookmarkStart w:id="14" w:name="_Toc229413301"/>
       <w:r>
         <w:lastRenderedPageBreak/>
         <w:t>Seguridad y salud en el trabajo (SST)</w:t>
@@ -12037,7 +12096,13 @@
         <w:rPr>
           <w:lang w:val="es-419" w:eastAsia="es-CO"/>
         </w:rPr>
-        <w:t>A continuación</w:t>
+        <w:t xml:space="preserve">A </w:t>
+      </w:r>
+      <w:r>
+        <w:rPr>
+          <w:lang w:val="es-419" w:eastAsia="es-CO"/>
+        </w:rPr>
+        <w:t>continuación,</w:t>
       </w:r>
       <w:r>
         <w:rPr>
@@ -12137,7 +12202,7 @@
         <w:t xml:space="preserve">Video: </w:t>
       </w:r>
       <w:r>
-        <w:t>S</w:t>
+        <w:t>s</w:t>
       </w:r>
       <w:r>
         <w:t>eguridad y salud en el trabajo (SST)</w:t>
@@ -12220,7 +12285,7 @@
                 <w:bCs/>
                 <w:lang w:val="es-419"/>
               </w:rPr>
-              <w:t>S</w:t>
+              <w:t>s</w:t>
             </w:r>
             <w:r>
               <w:rPr>
@@ -13001,7 +13066,7 @@
       <w:pPr>
         <w:pStyle w:val="Ttulo2"/>
       </w:pPr>
-      <w:bookmarkStart w:id="15" w:name="_Toc223939305"/>
+      <w:bookmarkStart w:id="15" w:name="_Toc229413302"/>
       <w:r>
         <w:t>Factores de riesgos SST</w:t>
       </w:r>
@@ -13299,15 +13364,7 @@
         <w:t>Riesgos ergonómicos</w:t>
       </w:r>
       <w:r>
-        <w:t xml:space="preserve">: la ergonomía es la ciencia que busca la adaptación integral al puesto de trabajo y al hombre. Los principales factores de riesgo ergonómico son: las posturas inadecuadas, que pueden ser prolongadas, mantenidas, forzadas o </w:t>
-      </w:r>
-      <w:proofErr w:type="spellStart"/>
-      <w:r>
-        <w:t>antigravitatorias</w:t>
-      </w:r>
-      <w:proofErr w:type="spellEnd"/>
-      <w:r>
-        <w:t>; el levantamiento de pesos, los movimientos repetitivos. Pueden provocar daños físicos y molestias.</w:t>
+        <w:t>: la ergonomía es la ciencia que busca la adaptación integral al puesto de trabajo y al hombre. Los principales factores de riesgo ergonómico son: las posturas inadecuadas, que pueden ser prolongadas, mantenidas, forzadas o antigravitatorias; el levantamiento de pesos, los movimientos repetitivos. Pueden provocar daños físicos y molestias.</w:t>
       </w:r>
     </w:p>
     <w:p>
@@ -13325,7 +13382,7 @@
       <w:pPr>
         <w:pStyle w:val="Ttulo2"/>
       </w:pPr>
-      <w:bookmarkStart w:id="18" w:name="_Toc223939306"/>
+      <w:bookmarkStart w:id="18" w:name="_Toc229413303"/>
       <w:r>
         <w:t>Manejo y control SST</w:t>
       </w:r>
@@ -13496,173 +13553,26 @@
     </w:p>
     <w:p>
       <w:pPr>
-        <w:rPr>
-          <w:b/>
-          <w:bCs/>
-          <w:lang w:val="es-419" w:eastAsia="es-CO"/>
-        </w:rPr>
-      </w:pPr>
-      <w:r>
-        <w:rPr>
-          <w:b/>
-          <w:bCs/>
-          <w:lang w:val="es-419" w:eastAsia="es-CO"/>
-        </w:rPr>
-        <w:t>Tabla tipo matriz de riesgo</w:t>
-      </w:r>
-    </w:p>
-    <w:p>
-      <w:pPr>
-        <w:rPr>
-          <w:lang w:val="es-419" w:eastAsia="es-CO"/>
-        </w:rPr>
-      </w:pPr>
-      <w:r>
-        <w:rPr>
-          <w:lang w:val="es-419" w:eastAsia="es-CO"/>
-        </w:rPr>
-        <w:t xml:space="preserve">En el tamaño en que la identificación de riesgos y evaluación de peligros contenga información válida y priorizada posibilita consumar correctamente destinados a prevenir los accidentes de trabajo y enfermedad general, convirtiéndose en una herramienta natural para conceptualizar la </w:t>
-      </w:r>
-      <w:r>
-        <w:rPr>
-          <w:lang w:val="es-419" w:eastAsia="es-CO"/>
-        </w:rPr>
-        <w:t>a</w:t>
-      </w:r>
-      <w:r>
-        <w:rPr>
-          <w:lang w:val="es-419" w:eastAsia="es-CO"/>
-        </w:rPr>
-        <w:t xml:space="preserve">dministración de </w:t>
-      </w:r>
-      <w:r>
-        <w:rPr>
-          <w:lang w:val="es-419" w:eastAsia="es-CO"/>
-        </w:rPr>
-        <w:t>e</w:t>
-      </w:r>
-      <w:r>
-        <w:rPr>
-          <w:lang w:val="es-419" w:eastAsia="es-CO"/>
-        </w:rPr>
-        <w:t xml:space="preserve">stabilidad y </w:t>
-      </w:r>
-      <w:r>
-        <w:rPr>
-          <w:lang w:val="es-419" w:eastAsia="es-CO"/>
-        </w:rPr>
-        <w:t>s</w:t>
-      </w:r>
-      <w:r>
-        <w:rPr>
-          <w:lang w:val="es-419" w:eastAsia="es-CO"/>
-        </w:rPr>
-        <w:t>alud y por consiguiente el proyecto y cronograma de ocupaciones del SG-SST.</w:t>
-      </w:r>
-    </w:p>
-    <w:p>
-      <w:pPr>
-        <w:rPr>
-          <w:lang w:val="es-419" w:eastAsia="es-CO"/>
-        </w:rPr>
-      </w:pPr>
-      <w:r>
-        <w:rPr>
-          <w:lang w:val="es-419" w:eastAsia="es-CO"/>
-        </w:rPr>
-        <w:t xml:space="preserve">Descargue </w:t>
-      </w:r>
-      <w:r>
-        <w:rPr>
-          <w:lang w:val="es-419" w:eastAsia="es-CO"/>
-        </w:rPr>
-        <w:t xml:space="preserve">la figura 9 </w:t>
-      </w:r>
-      <w:r>
-        <w:rPr>
-          <w:lang w:val="es-419" w:eastAsia="es-CO"/>
-        </w:rPr>
-        <w:t xml:space="preserve">el </w:t>
-      </w:r>
-      <w:r>
-        <w:rPr>
-          <w:lang w:val="es-419" w:eastAsia="es-CO"/>
-        </w:rPr>
-        <w:t xml:space="preserve">ejemplo </w:t>
-      </w:r>
-      <w:r>
-        <w:rPr>
-          <w:lang w:val="es-419" w:eastAsia="es-CO"/>
-        </w:rPr>
-        <w:t>tabla tipo</w:t>
-      </w:r>
-      <w:r>
-        <w:rPr>
-          <w:lang w:val="es-419" w:eastAsia="es-CO"/>
-        </w:rPr>
-        <w:t xml:space="preserve"> </w:t>
-      </w:r>
-      <w:r>
-        <w:rPr>
-          <w:lang w:val="es-419" w:eastAsia="es-CO"/>
-        </w:rPr>
-        <w:t>m</w:t>
-      </w:r>
-      <w:r>
-        <w:rPr>
-          <w:lang w:val="es-419" w:eastAsia="es-CO"/>
-        </w:rPr>
-        <w:t>atriz de identificación de peligros</w:t>
-      </w:r>
-      <w:r>
-        <w:rPr>
-          <w:lang w:val="es-419" w:eastAsia="es-CO"/>
-        </w:rPr>
-        <w:t xml:space="preserve"> en la carpeta Anexos</w:t>
-      </w:r>
-      <w:r>
-        <w:rPr>
-          <w:lang w:val="es-419" w:eastAsia="es-CO"/>
-        </w:rPr>
-        <w:t>.</w:t>
-      </w:r>
-      <w:r>
-        <w:rPr>
-          <w:lang w:val="es-419" w:eastAsia="es-CO"/>
-        </w:rPr>
-        <w:t xml:space="preserve"> </w:t>
-      </w:r>
-    </w:p>
-    <w:p>
-      <w:pPr>
-        <w:pStyle w:val="Titulosgenerales"/>
-      </w:pPr>
-      <w:bookmarkStart w:id="19" w:name="_Toc223939307"/>
-      <w:bookmarkEnd w:id="16"/>
-      <w:bookmarkEnd w:id="17"/>
+        <w:spacing w:before="0" w:after="160" w:line="259" w:lineRule="auto"/>
+        <w:ind w:firstLine="0"/>
+        <w:rPr>
+          <w:lang w:val="es-419" w:eastAsia="es-CO"/>
+        </w:rPr>
+      </w:pPr>
+      <w:r>
+        <w:rPr>
+          <w:lang w:val="es-419" w:eastAsia="es-CO"/>
+        </w:rPr>
+        <w:br w:type="page"/>
+      </w:r>
+    </w:p>
+    <w:p>
+      <w:pPr>
+        <w:pStyle w:val="Figura"/>
+      </w:pPr>
       <w:r>
         <w:lastRenderedPageBreak/>
-        <w:t>S</w:t>
-      </w:r>
-      <w:r>
-        <w:t>íntesis</w:t>
-      </w:r>
-      <w:bookmarkEnd w:id="19"/>
-      <w:r>
-        <w:t xml:space="preserve"> </w:t>
-      </w:r>
-    </w:p>
-    <w:p>
-      <w:pPr>
-        <w:rPr>
-          <w:lang w:val="es-419" w:eastAsia="es-CO"/>
-        </w:rPr>
-      </w:pPr>
-      <w:r>
-        <w:rPr>
-          <w:lang w:val="es-419" w:eastAsia="es-CO"/>
-        </w:rPr>
-        <w:t>Con el estudio del presente componente de formación se apropia conocimientos con el reconocimiento del cliente donde se identifican los aspectos más relevantes para la atención en los temas de clasificación, tipología, inclusión, normativa, servicio al cliente y seguridad y salud en el trabajo. En esencia comprender al cliente en lo que requieren, que los motiva, que necesitan, como identificar sus necesidades y lo que les molesta para crear una fidelización al servicio o producto que se ofrezca.</w:t>
+        <w:t>Tabla tipo matriz de identificación de peligros</w:t>
       </w:r>
     </w:p>
     <w:p>
@@ -13677,10 +13587,10 @@
           <w:lang w:val="es-419" w:eastAsia="es-CO"/>
         </w:rPr>
         <w:drawing>
-          <wp:inline distT="0" distB="0" distL="0" distR="0" wp14:anchorId="2453DF55" wp14:editId="3F66CD37">
-            <wp:extent cx="6332220" cy="4896485"/>
-            <wp:effectExtent l="0" t="0" r="0" b="0"/>
-            <wp:docPr id="15" name="Imagen 15" descr="En el componente se detalla el reconocimiento de clientes, información, cliente, inclusión, servicio al cliente, seguridad y salud del trabajo."/>
+          <wp:inline distT="0" distB="0" distL="0" distR="0" wp14:anchorId="37F1E138" wp14:editId="486B9E95">
+            <wp:extent cx="6332220" cy="2265680"/>
+            <wp:effectExtent l="0" t="0" r="0" b="1270"/>
+            <wp:docPr id="16" name="Imagen 16" descr="El ejemplo de matriz de identificación de peligros se relaciona:&#10;Clasificación, efectos posibles, controles existentes, evaluación del riesgo, medidas de control y riesgo residual."/>
             <wp:cNvGraphicFramePr>
               <a:graphicFrameLocks xmlns:a="http://schemas.openxmlformats.org/drawingml/2006/main" noChangeAspect="1"/>
             </wp:cNvGraphicFramePr>
@@ -13688,7 +13598,7 @@
               <a:graphicData uri="http://schemas.openxmlformats.org/drawingml/2006/picture">
                 <pic:pic xmlns:pic="http://schemas.openxmlformats.org/drawingml/2006/picture">
                   <pic:nvPicPr>
-                    <pic:cNvPr id="15" name="Imagen 15" descr="En el componente se detalla el reconocimiento de clientes, información, cliente, inclusión, servicio al cliente, seguridad y salud del trabajo."/>
+                    <pic:cNvPr id="16" name="Imagen 16" descr="El ejemplo de matriz de identificación de peligros se relaciona:&#10;Clasificación, efectos posibles, controles existentes, evaluación del riesgo, medidas de control y riesgo residual."/>
                     <pic:cNvPicPr/>
                   </pic:nvPicPr>
                   <pic:blipFill>
@@ -13700,7 +13610,7 @@
                   <pic:spPr>
                     <a:xfrm>
                       <a:off x="0" y="0"/>
-                      <a:ext cx="6332220" cy="4896485"/>
+                      <a:ext cx="6332220" cy="2265680"/>
                     </a:xfrm>
                     <a:prstGeom prst="rect">
                       <a:avLst/>
@@ -13719,12 +13629,197 @@
           <w:lang w:val="es-419" w:eastAsia="es-CO"/>
         </w:rPr>
       </w:pPr>
+      <w:r>
+        <w:rPr>
+          <w:lang w:val="es-419" w:eastAsia="es-CO"/>
+        </w:rPr>
+        <w:t>Nota. SENA, (2026).</w:t>
+      </w:r>
+    </w:p>
+    <w:p>
+      <w:pPr>
+        <w:rPr>
+          <w:lang w:val="es-419" w:eastAsia="es-CO"/>
+        </w:rPr>
+      </w:pPr>
+      <w:r>
+        <w:rPr>
+          <w:lang w:val="es-419" w:eastAsia="es-CO"/>
+        </w:rPr>
+        <w:t xml:space="preserve">En el tamaño en que la identificación de riesgos y evaluación de peligros contenga información válida y priorizada posibilita consumar correctamente destinados a prevenir los accidentes de trabajo y enfermedad general, convirtiéndose en una herramienta natural para conceptualizar la </w:t>
+      </w:r>
+      <w:r>
+        <w:rPr>
+          <w:lang w:val="es-419" w:eastAsia="es-CO"/>
+        </w:rPr>
+        <w:t>a</w:t>
+      </w:r>
+      <w:r>
+        <w:rPr>
+          <w:lang w:val="es-419" w:eastAsia="es-CO"/>
+        </w:rPr>
+        <w:t xml:space="preserve">dministración de </w:t>
+      </w:r>
+      <w:r>
+        <w:rPr>
+          <w:lang w:val="es-419" w:eastAsia="es-CO"/>
+        </w:rPr>
+        <w:t>e</w:t>
+      </w:r>
+      <w:r>
+        <w:rPr>
+          <w:lang w:val="es-419" w:eastAsia="es-CO"/>
+        </w:rPr>
+        <w:t xml:space="preserve">stabilidad y </w:t>
+      </w:r>
+      <w:r>
+        <w:rPr>
+          <w:lang w:val="es-419" w:eastAsia="es-CO"/>
+        </w:rPr>
+        <w:t>s</w:t>
+      </w:r>
+      <w:r>
+        <w:rPr>
+          <w:lang w:val="es-419" w:eastAsia="es-CO"/>
+        </w:rPr>
+        <w:t>alud y por consiguiente el proyecto y cronograma de ocupaciones del SG-SST.</w:t>
+      </w:r>
+    </w:p>
+    <w:p>
+      <w:pPr>
+        <w:rPr>
+          <w:lang w:val="es-419" w:eastAsia="es-CO"/>
+        </w:rPr>
+      </w:pPr>
+      <w:r>
+        <w:rPr>
+          <w:lang w:val="es-419" w:eastAsia="es-CO"/>
+        </w:rPr>
+        <w:t xml:space="preserve">Descargue </w:t>
+      </w:r>
+      <w:r>
+        <w:rPr>
+          <w:lang w:val="es-419" w:eastAsia="es-CO"/>
+        </w:rPr>
+        <w:t xml:space="preserve">el ejemplo de </w:t>
+      </w:r>
+      <w:r>
+        <w:rPr>
+          <w:lang w:val="es-419" w:eastAsia="es-CO"/>
+        </w:rPr>
+        <w:t>TABLA_TIPO_MATRIZ_DE_IDENTIFICACIÓN_DE_PELIGROS que se encuentra</w:t>
+      </w:r>
+      <w:r>
+        <w:rPr>
+          <w:lang w:val="es-419" w:eastAsia="es-CO"/>
+        </w:rPr>
+        <w:t xml:space="preserve"> en la carpeta Anexos</w:t>
+      </w:r>
+      <w:r>
+        <w:rPr>
+          <w:lang w:val="es-419" w:eastAsia="es-CO"/>
+        </w:rPr>
+        <w:t>.</w:t>
+      </w:r>
+      <w:r>
+        <w:rPr>
+          <w:lang w:val="es-419" w:eastAsia="es-CO"/>
+        </w:rPr>
+        <w:t xml:space="preserve"> </w:t>
+      </w:r>
     </w:p>
     <w:p>
       <w:pPr>
         <w:pStyle w:val="Titulosgenerales"/>
       </w:pPr>
-      <w:bookmarkStart w:id="20" w:name="_Toc223939308"/>
+      <w:bookmarkStart w:id="19" w:name="_Toc229413304"/>
+      <w:bookmarkEnd w:id="16"/>
+      <w:bookmarkEnd w:id="17"/>
+      <w:r>
+        <w:lastRenderedPageBreak/>
+        <w:t>S</w:t>
+      </w:r>
+      <w:r>
+        <w:t>íntesis</w:t>
+      </w:r>
+      <w:bookmarkEnd w:id="19"/>
+      <w:r>
+        <w:t xml:space="preserve"> </w:t>
+      </w:r>
+    </w:p>
+    <w:p>
+      <w:pPr>
+        <w:rPr>
+          <w:lang w:val="es-419" w:eastAsia="es-CO"/>
+        </w:rPr>
+      </w:pPr>
+      <w:r>
+        <w:rPr>
+          <w:lang w:val="es-419" w:eastAsia="es-CO"/>
+        </w:rPr>
+        <w:t>Con el estudio del presente componente de formación se apropia conocimientos con el reconocimiento del cliente donde se identifican los aspectos más relevantes para la atención en los temas de clasificación, tipología, inclusión, normativa, servicio al cliente y seguridad y salud en el trabajo. En esencia comprender al cliente en lo que requieren, que los motiva, que necesitan, como identificar sus necesidades y lo que les molesta para crear una fidelización al servicio o producto que se ofrezca.</w:t>
+      </w:r>
+    </w:p>
+    <w:p>
+      <w:pPr>
+        <w:ind w:firstLine="0"/>
+        <w:rPr>
+          <w:lang w:val="es-419" w:eastAsia="es-CO"/>
+        </w:rPr>
+      </w:pPr>
+      <w:r>
+        <w:rPr>
+          <w:lang w:val="es-419" w:eastAsia="es-CO"/>
+        </w:rPr>
+        <w:drawing>
+          <wp:inline distT="0" distB="0" distL="0" distR="0" wp14:anchorId="215044B9" wp14:editId="402EE23A">
+            <wp:extent cx="6077798" cy="5020376"/>
+            <wp:effectExtent l="0" t="0" r="0" b="8890"/>
+            <wp:docPr id="18" name="Imagen 18" descr="En el componente se detalla el reconocimiento de clientes, información, cliente, inclusión, servicio al cliente, seguridad y salud del trabajo."/>
+            <wp:cNvGraphicFramePr>
+              <a:graphicFrameLocks xmlns:a="http://schemas.openxmlformats.org/drawingml/2006/main" noChangeAspect="1"/>
+            </wp:cNvGraphicFramePr>
+            <a:graphic xmlns:a="http://schemas.openxmlformats.org/drawingml/2006/main">
+              <a:graphicData uri="http://schemas.openxmlformats.org/drawingml/2006/picture">
+                <pic:pic xmlns:pic="http://schemas.openxmlformats.org/drawingml/2006/picture">
+                  <pic:nvPicPr>
+                    <pic:cNvPr id="18" name="Imagen 18" descr="En el componente se detalla el reconocimiento de clientes, información, cliente, inclusión, servicio al cliente, seguridad y salud del trabajo."/>
+                    <pic:cNvPicPr/>
+                  </pic:nvPicPr>
+                  <pic:blipFill>
+                    <a:blip r:embed="rId33"/>
+                    <a:stretch>
+                      <a:fillRect/>
+                    </a:stretch>
+                  </pic:blipFill>
+                  <pic:spPr>
+                    <a:xfrm>
+                      <a:off x="0" y="0"/>
+                      <a:ext cx="6077798" cy="5020376"/>
+                    </a:xfrm>
+                    <a:prstGeom prst="rect">
+                      <a:avLst/>
+                    </a:prstGeom>
+                  </pic:spPr>
+                </pic:pic>
+              </a:graphicData>
+            </a:graphic>
+          </wp:inline>
+        </w:drawing>
+      </w:r>
+    </w:p>
+    <w:p>
+      <w:pPr>
+        <w:rPr>
+          <w:lang w:val="es-419" w:eastAsia="es-CO"/>
+        </w:rPr>
+      </w:pPr>
+    </w:p>
+    <w:p>
+      <w:pPr>
+        <w:pStyle w:val="Titulosgenerales"/>
+      </w:pPr>
+      <w:bookmarkStart w:id="20" w:name="_Toc229413305"/>
       <w:r>
         <w:lastRenderedPageBreak/>
         <w:t>Glosario</w:t>
@@ -14021,7 +14116,7 @@
       <w:pPr>
         <w:pStyle w:val="Titulosgenerales"/>
       </w:pPr>
-      <w:bookmarkStart w:id="21" w:name="_Toc223939309"/>
+      <w:bookmarkStart w:id="21" w:name="_Toc229413306"/>
       <w:r>
         <w:lastRenderedPageBreak/>
         <w:t>Referencias bibliográficas</w:t>
@@ -14057,7 +14152,7 @@
         </w:rPr>
         <w:t xml:space="preserve"> </w:t>
       </w:r>
-      <w:hyperlink r:id="rId33" w:history="1">
+      <w:hyperlink r:id="rId34" w:history="1">
         <w:r>
           <w:rPr>
             <w:rStyle w:val="Hipervnculo"/>
@@ -14116,7 +14211,7 @@
         </w:rPr>
         <w:t xml:space="preserve">. </w:t>
       </w:r>
-      <w:hyperlink r:id="rId34" w:history="1">
+      <w:hyperlink r:id="rId35" w:history="1">
         <w:r>
           <w:rPr>
             <w:rStyle w:val="Hipervnculo"/>
@@ -14157,7 +14252,7 @@
         </w:rPr>
         <w:t xml:space="preserve">Maldonado, Cristian. (2014, septiembre 16). Claves para atender los tipos de clientes que existen. </w:t>
       </w:r>
-      <w:hyperlink r:id="rId35" w:history="1">
+      <w:hyperlink r:id="rId36" w:history="1">
         <w:r>
           <w:rPr>
             <w:rStyle w:val="Hipervnculo"/>
@@ -14206,7 +14301,7 @@
         </w:rPr>
         <w:t xml:space="preserve"> </w:t>
       </w:r>
-      <w:hyperlink r:id="rId36" w:history="1">
+      <w:hyperlink r:id="rId37" w:history="1">
         <w:r>
           <w:rPr>
             <w:rStyle w:val="Hipervnculo"/>
@@ -14304,7 +14399,7 @@
       <w:pPr>
         <w:pStyle w:val="Titulosgenerales"/>
       </w:pPr>
-      <w:bookmarkStart w:id="22" w:name="_Toc223939310"/>
+      <w:bookmarkStart w:id="22" w:name="_Toc229413307"/>
       <w:r>
         <w:lastRenderedPageBreak/>
         <w:t>C</w:t>
@@ -14630,7 +14725,39 @@
                 <w:sz w:val="28"/>
                 <w:szCs w:val="28"/>
               </w:rPr>
-              <w:t>Centro Industrial del Diseño y la Manufactura Regional - Santander</w:t>
+              <w:t xml:space="preserve">Centro Industrial del Diseño y la Manufactura </w:t>
+            </w:r>
+            <w:r>
+              <w:rPr>
+                <w:rFonts w:asciiTheme="minorHAnsi" w:hAnsiTheme="minorHAnsi" w:cstheme="minorHAnsi"/>
+                <w:sz w:val="28"/>
+                <w:szCs w:val="28"/>
+              </w:rPr>
+              <w:t xml:space="preserve">- </w:t>
+            </w:r>
+            <w:r>
+              <w:rPr>
+                <w:rFonts w:asciiTheme="minorHAnsi" w:hAnsiTheme="minorHAnsi" w:cstheme="minorHAnsi"/>
+                <w:sz w:val="28"/>
+                <w:szCs w:val="28"/>
+              </w:rPr>
+              <w:t xml:space="preserve">Regional </w:t>
+            </w:r>
+            <w:r>
+              <w:rPr>
+                <w:rFonts w:asciiTheme="minorHAnsi" w:hAnsiTheme="minorHAnsi" w:cstheme="minorHAnsi"/>
+                <w:sz w:val="28"/>
+                <w:szCs w:val="28"/>
+              </w:rPr>
+              <w:t>S</w:t>
+            </w:r>
+            <w:r>
+              <w:rPr>
+                <w:rFonts w:asciiTheme="minorHAnsi" w:hAnsiTheme="minorHAnsi" w:cstheme="minorHAnsi"/>
+                <w:sz w:val="28"/>
+                <w:szCs w:val="28"/>
+              </w:rPr>
+              <w:t>antander</w:t>
             </w:r>
           </w:p>
         </w:tc>
@@ -14703,7 +14830,23 @@
                 <w:sz w:val="28"/>
                 <w:szCs w:val="28"/>
               </w:rPr>
-              <w:t>Centro de Comercio y Servicios Regional - Cauca</w:t>
+              <w:t xml:space="preserve">Centro de Comercio y Servicios </w:t>
+            </w:r>
+            <w:r>
+              <w:rPr>
+                <w:rFonts w:asciiTheme="minorHAnsi" w:hAnsiTheme="minorHAnsi" w:cstheme="minorHAnsi"/>
+                <w:sz w:val="28"/>
+                <w:szCs w:val="28"/>
+              </w:rPr>
+              <w:t>-R</w:t>
+            </w:r>
+            <w:r>
+              <w:rPr>
+                <w:rFonts w:asciiTheme="minorHAnsi" w:hAnsiTheme="minorHAnsi" w:cstheme="minorHAnsi"/>
+                <w:sz w:val="28"/>
+                <w:szCs w:val="28"/>
+              </w:rPr>
+              <w:t>egional Cauca</w:t>
             </w:r>
           </w:p>
         </w:tc>
@@ -14779,7 +14922,33 @@
                 <w:sz w:val="28"/>
                 <w:szCs w:val="28"/>
               </w:rPr>
-              <w:t>Centro de la Industria, la empresa y los Servicios Regional - Huila</w:t>
+              <w:t xml:space="preserve">Centro de la Industria, la empresa y los Servicios </w:t>
+            </w:r>
+            <w:r>
+              <w:rPr>
+                <w:rFonts w:asciiTheme="minorHAnsi" w:hAnsiTheme="minorHAnsi" w:cstheme="minorHAnsi"/>
+                <w:sz w:val="28"/>
+                <w:szCs w:val="28"/>
+              </w:rPr>
+              <w:t>-</w:t>
+            </w:r>
+          </w:p>
+          <w:p>
+            <w:pPr>
+              <w:pStyle w:val="TextoTablas"/>
+              <w:rPr>
+                <w:rFonts w:asciiTheme="minorHAnsi" w:hAnsiTheme="minorHAnsi" w:cstheme="minorHAnsi"/>
+                <w:sz w:val="28"/>
+                <w:szCs w:val="28"/>
+              </w:rPr>
+            </w:pPr>
+            <w:r>
+              <w:rPr>
+                <w:rFonts w:asciiTheme="minorHAnsi" w:hAnsiTheme="minorHAnsi" w:cstheme="minorHAnsi"/>
+                <w:sz w:val="28"/>
+                <w:szCs w:val="28"/>
+              </w:rPr>
+              <w:t>Regional Huila</w:t>
             </w:r>
           </w:p>
         </w:tc>
@@ -14850,7 +15019,39 @@
                 <w:sz w:val="28"/>
                 <w:szCs w:val="28"/>
               </w:rPr>
-              <w:t>Centro de Comercio Regional - Antioquia</w:t>
+              <w:t>Centro de Comercio</w:t>
+            </w:r>
+            <w:r>
+              <w:rPr>
+                <w:rFonts w:asciiTheme="minorHAnsi" w:hAnsiTheme="minorHAnsi" w:cstheme="minorHAnsi"/>
+                <w:sz w:val="28"/>
+                <w:szCs w:val="28"/>
+              </w:rPr>
+              <w:t xml:space="preserve"> - </w:t>
+            </w:r>
+            <w:r>
+              <w:rPr>
+                <w:rFonts w:asciiTheme="minorHAnsi" w:hAnsiTheme="minorHAnsi" w:cstheme="minorHAnsi"/>
+                <w:sz w:val="28"/>
+                <w:szCs w:val="28"/>
+              </w:rPr>
+              <w:t>Regional</w:t>
+            </w:r>
+            <w:r>
+              <w:rPr>
+                <w:rFonts w:asciiTheme="minorHAnsi" w:hAnsiTheme="minorHAnsi" w:cstheme="minorHAnsi"/>
+                <w:sz w:val="28"/>
+                <w:szCs w:val="28"/>
+              </w:rPr>
+              <w:t xml:space="preserve"> A</w:t>
+            </w:r>
+            <w:r>
+              <w:rPr>
+                <w:rFonts w:asciiTheme="minorHAnsi" w:hAnsiTheme="minorHAnsi" w:cstheme="minorHAnsi"/>
+                <w:sz w:val="28"/>
+                <w:szCs w:val="28"/>
+              </w:rPr>
+              <w:t>ntioquia</w:t>
             </w:r>
           </w:p>
         </w:tc>
@@ -14928,7 +15129,23 @@
                 <w:sz w:val="28"/>
                 <w:szCs w:val="28"/>
               </w:rPr>
-              <w:t>Centro de Comercio y Servicios – Regional Atlántico</w:t>
+              <w:t xml:space="preserve">Centro de Comercio y Servicios </w:t>
+            </w:r>
+            <w:r>
+              <w:rPr>
+                <w:rFonts w:asciiTheme="minorHAnsi" w:eastAsiaTheme="minorEastAsia" w:hAnsiTheme="minorHAnsi" w:cstheme="minorHAnsi"/>
+                <w:sz w:val="28"/>
+                <w:szCs w:val="28"/>
+              </w:rPr>
+              <w:t>-</w:t>
+            </w:r>
+            <w:r>
+              <w:rPr>
+                <w:rFonts w:asciiTheme="minorHAnsi" w:eastAsiaTheme="minorEastAsia" w:hAnsiTheme="minorHAnsi" w:cstheme="minorHAnsi"/>
+                <w:sz w:val="28"/>
+                <w:szCs w:val="28"/>
+              </w:rPr>
+              <w:t xml:space="preserve"> Regional Atlántico</w:t>
             </w:r>
           </w:p>
         </w:tc>
@@ -15011,7 +15228,23 @@
                 <w:sz w:val="28"/>
                 <w:szCs w:val="28"/>
               </w:rPr>
-              <w:t>Centro de Comercio y Servicios – Regional Atlántico</w:t>
+              <w:t xml:space="preserve">Centro de Comercio y Servicios </w:t>
+            </w:r>
+            <w:r>
+              <w:rPr>
+                <w:rFonts w:asciiTheme="minorHAnsi" w:eastAsiaTheme="minorEastAsia" w:hAnsiTheme="minorHAnsi" w:cstheme="minorHAnsi"/>
+                <w:sz w:val="28"/>
+                <w:szCs w:val="28"/>
+              </w:rPr>
+              <w:t>-</w:t>
+            </w:r>
+            <w:r>
+              <w:rPr>
+                <w:rFonts w:asciiTheme="minorHAnsi" w:eastAsiaTheme="minorEastAsia" w:hAnsiTheme="minorHAnsi" w:cstheme="minorHAnsi"/>
+                <w:sz w:val="28"/>
+                <w:szCs w:val="28"/>
+              </w:rPr>
+              <w:t xml:space="preserve"> Regional Atlántico</w:t>
             </w:r>
           </w:p>
         </w:tc>
@@ -15089,7 +15322,23 @@
                 <w:sz w:val="28"/>
                 <w:szCs w:val="28"/>
               </w:rPr>
-              <w:t>Centro de Comercio y Servicios – Regional Atlántico</w:t>
+              <w:t xml:space="preserve">Centro de Comercio y Servicios </w:t>
+            </w:r>
+            <w:r>
+              <w:rPr>
+                <w:rFonts w:asciiTheme="minorHAnsi" w:eastAsiaTheme="minorEastAsia" w:hAnsiTheme="minorHAnsi" w:cstheme="minorHAnsi"/>
+                <w:sz w:val="28"/>
+                <w:szCs w:val="28"/>
+              </w:rPr>
+              <w:t>-</w:t>
+            </w:r>
+            <w:r>
+              <w:rPr>
+                <w:rFonts w:asciiTheme="minorHAnsi" w:eastAsiaTheme="minorEastAsia" w:hAnsiTheme="minorHAnsi" w:cstheme="minorHAnsi"/>
+                <w:sz w:val="28"/>
+                <w:szCs w:val="28"/>
+              </w:rPr>
+              <w:t xml:space="preserve"> Regional Atlántico</w:t>
             </w:r>
           </w:p>
         </w:tc>
@@ -15164,7 +15413,23 @@
                 <w:sz w:val="28"/>
                 <w:szCs w:val="28"/>
               </w:rPr>
-              <w:t>Centro de Comercio y Servicios Regional - Tolima</w:t>
+              <w:t>Centro de Comercio y Servicios</w:t>
+            </w:r>
+            <w:r>
+              <w:rPr>
+                <w:rFonts w:asciiTheme="minorHAnsi" w:eastAsiaTheme="minorEastAsia" w:hAnsiTheme="minorHAnsi" w:cstheme="minorHAnsi"/>
+                <w:sz w:val="28"/>
+                <w:szCs w:val="28"/>
+              </w:rPr>
+              <w:t xml:space="preserve"> -</w:t>
+            </w:r>
+            <w:r>
+              <w:rPr>
+                <w:rFonts w:asciiTheme="minorHAnsi" w:eastAsiaTheme="minorEastAsia" w:hAnsiTheme="minorHAnsi" w:cstheme="minorHAnsi"/>
+                <w:sz w:val="28"/>
+                <w:szCs w:val="28"/>
+              </w:rPr>
+              <w:t xml:space="preserve"> Regional Tolima</w:t>
             </w:r>
           </w:p>
         </w:tc>
@@ -15243,7 +15508,39 @@
                 <w:sz w:val="28"/>
                 <w:szCs w:val="28"/>
               </w:rPr>
-              <w:t>Centro Industrial del Diseño y la Manufactura Regional - Santander</w:t>
+              <w:t xml:space="preserve">Centro Industrial del Diseño y la Manufactura </w:t>
+            </w:r>
+            <w:r>
+              <w:rPr>
+                <w:rFonts w:asciiTheme="minorHAnsi" w:eastAsiaTheme="minorEastAsia" w:hAnsiTheme="minorHAnsi" w:cstheme="minorHAnsi"/>
+                <w:sz w:val="28"/>
+                <w:szCs w:val="28"/>
+              </w:rPr>
+              <w:t xml:space="preserve">- </w:t>
+            </w:r>
+            <w:r>
+              <w:rPr>
+                <w:rFonts w:asciiTheme="minorHAnsi" w:eastAsiaTheme="minorEastAsia" w:hAnsiTheme="minorHAnsi" w:cstheme="minorHAnsi"/>
+                <w:sz w:val="28"/>
+                <w:szCs w:val="28"/>
+              </w:rPr>
+              <w:t xml:space="preserve">Regional </w:t>
+            </w:r>
+            <w:r>
+              <w:rPr>
+                <w:rFonts w:asciiTheme="minorHAnsi" w:eastAsiaTheme="minorEastAsia" w:hAnsiTheme="minorHAnsi" w:cstheme="minorHAnsi"/>
+                <w:sz w:val="28"/>
+                <w:szCs w:val="28"/>
+              </w:rPr>
+              <w:t>S</w:t>
+            </w:r>
+            <w:r>
+              <w:rPr>
+                <w:rFonts w:asciiTheme="minorHAnsi" w:eastAsiaTheme="minorEastAsia" w:hAnsiTheme="minorHAnsi" w:cstheme="minorHAnsi"/>
+                <w:sz w:val="28"/>
+                <w:szCs w:val="28"/>
+              </w:rPr>
+              <w:t>antander</w:t>
             </w:r>
           </w:p>
         </w:tc>
@@ -15318,7 +15615,23 @@
                 <w:sz w:val="28"/>
                 <w:szCs w:val="28"/>
               </w:rPr>
-              <w:t>Centro Industrial del Diseño y la Manufactura Regional - Santander</w:t>
+              <w:t>Centro Industrial del Diseño y la Manufactura</w:t>
+            </w:r>
+            <w:r>
+              <w:rPr>
+                <w:rFonts w:asciiTheme="minorHAnsi" w:eastAsiaTheme="minorEastAsia" w:hAnsiTheme="minorHAnsi" w:cstheme="minorHAnsi"/>
+                <w:sz w:val="28"/>
+                <w:szCs w:val="28"/>
+              </w:rPr>
+              <w:t xml:space="preserve"> -</w:t>
+            </w:r>
+            <w:r>
+              <w:rPr>
+                <w:rFonts w:asciiTheme="minorHAnsi" w:eastAsiaTheme="minorEastAsia" w:hAnsiTheme="minorHAnsi" w:cstheme="minorHAnsi"/>
+                <w:sz w:val="28"/>
+                <w:szCs w:val="28"/>
+              </w:rPr>
+              <w:t xml:space="preserve"> Regional Santander</w:t>
             </w:r>
           </w:p>
         </w:tc>
@@ -15397,7 +15710,23 @@
                 <w:sz w:val="28"/>
                 <w:szCs w:val="28"/>
               </w:rPr>
-              <w:t>Centro Industrial del Diseño y la Manufactura Regional - Santander</w:t>
+              <w:t>Centro Industrial del Diseño y la Manufactura</w:t>
+            </w:r>
+            <w:r>
+              <w:rPr>
+                <w:rFonts w:asciiTheme="minorHAnsi" w:eastAsiaTheme="minorEastAsia" w:hAnsiTheme="minorHAnsi" w:cstheme="minorHAnsi"/>
+                <w:sz w:val="28"/>
+                <w:szCs w:val="28"/>
+              </w:rPr>
+              <w:t xml:space="preserve"> -</w:t>
+            </w:r>
+            <w:r>
+              <w:rPr>
+                <w:rFonts w:asciiTheme="minorHAnsi" w:eastAsiaTheme="minorEastAsia" w:hAnsiTheme="minorHAnsi" w:cstheme="minorHAnsi"/>
+                <w:sz w:val="28"/>
+                <w:szCs w:val="28"/>
+              </w:rPr>
+              <w:t xml:space="preserve"> Regional Santander</w:t>
             </w:r>
           </w:p>
         </w:tc>
@@ -15473,7 +15802,23 @@
                 <w:sz w:val="28"/>
                 <w:szCs w:val="28"/>
               </w:rPr>
-              <w:t>Centro Industrial del Diseño y la Manufactura Regional - Santander</w:t>
+              <w:t xml:space="preserve">Centro Industrial del Diseño y la Manufactura </w:t>
+            </w:r>
+            <w:r>
+              <w:rPr>
+                <w:rFonts w:asciiTheme="minorHAnsi" w:eastAsiaTheme="minorEastAsia" w:hAnsiTheme="minorHAnsi" w:cstheme="minorHAnsi"/>
+                <w:sz w:val="28"/>
+                <w:szCs w:val="28"/>
+              </w:rPr>
+              <w:t xml:space="preserve">- </w:t>
+            </w:r>
+            <w:r>
+              <w:rPr>
+                <w:rFonts w:asciiTheme="minorHAnsi" w:eastAsiaTheme="minorEastAsia" w:hAnsiTheme="minorHAnsi" w:cstheme="minorHAnsi"/>
+                <w:sz w:val="28"/>
+                <w:szCs w:val="28"/>
+              </w:rPr>
+              <w:t>Regional Santander</w:t>
             </w:r>
           </w:p>
         </w:tc>
@@ -15552,7 +15897,23 @@
                 <w:sz w:val="28"/>
                 <w:szCs w:val="28"/>
               </w:rPr>
-              <w:t>Centro Industrial del Diseño y la Manufactura Regional - Santander</w:t>
+              <w:t xml:space="preserve">Centro Industrial del Diseño y la Manufactura </w:t>
+            </w:r>
+            <w:r>
+              <w:rPr>
+                <w:rFonts w:asciiTheme="minorHAnsi" w:eastAsiaTheme="minorEastAsia" w:hAnsiTheme="minorHAnsi" w:cstheme="minorHAnsi"/>
+                <w:sz w:val="28"/>
+                <w:szCs w:val="28"/>
+              </w:rPr>
+              <w:t xml:space="preserve">- </w:t>
+            </w:r>
+            <w:r>
+              <w:rPr>
+                <w:rFonts w:asciiTheme="minorHAnsi" w:eastAsiaTheme="minorEastAsia" w:hAnsiTheme="minorHAnsi" w:cstheme="minorHAnsi"/>
+                <w:sz w:val="28"/>
+                <w:szCs w:val="28"/>
+              </w:rPr>
+              <w:t>Regional Santander</w:t>
             </w:r>
           </w:p>
         </w:tc>
@@ -15722,25 +16083,7 @@
                 <w:sz w:val="28"/>
                 <w:szCs w:val="28"/>
               </w:rPr>
-              <w:t xml:space="preserve">Jonathan </w:t>
-            </w:r>
-            <w:proofErr w:type="spellStart"/>
-            <w:r>
-              <w:rPr>
-                <w:rFonts w:asciiTheme="minorHAnsi" w:hAnsiTheme="minorHAnsi" w:cstheme="minorHAnsi"/>
-                <w:sz w:val="28"/>
-                <w:szCs w:val="28"/>
-              </w:rPr>
-              <w:t>Adie</w:t>
-            </w:r>
-            <w:proofErr w:type="spellEnd"/>
-            <w:r>
-              <w:rPr>
-                <w:rFonts w:asciiTheme="minorHAnsi" w:hAnsiTheme="minorHAnsi" w:cstheme="minorHAnsi"/>
-                <w:sz w:val="28"/>
-                <w:szCs w:val="28"/>
-              </w:rPr>
-              <w:t xml:space="preserve"> Villafañe</w:t>
+              <w:t>Jonathan Adie Villafañe</w:t>
             </w:r>
           </w:p>
         </w:tc>
@@ -15808,23 +16151,13 @@
                 <w:szCs w:val="28"/>
               </w:rPr>
             </w:pPr>
-            <w:proofErr w:type="spellStart"/>
             <w:r>
               <w:rPr>
                 <w:rFonts w:asciiTheme="minorHAnsi" w:hAnsiTheme="minorHAnsi" w:cstheme="minorHAnsi"/>
                 <w:sz w:val="28"/>
                 <w:szCs w:val="28"/>
               </w:rPr>
-              <w:t>Karine</w:t>
-            </w:r>
-            <w:proofErr w:type="spellEnd"/>
-            <w:r>
-              <w:rPr>
-                <w:rFonts w:asciiTheme="minorHAnsi" w:hAnsiTheme="minorHAnsi" w:cstheme="minorHAnsi"/>
-                <w:sz w:val="28"/>
-                <w:szCs w:val="28"/>
-              </w:rPr>
-              <w:t xml:space="preserve"> Isabel Ospino Fritz</w:t>
+              <w:t>Karine Isabel Ospino Fritz</w:t>
             </w:r>
           </w:p>
         </w:tc>
@@ -15888,8 +16221,8 @@
       </w:pPr>
     </w:p>
     <w:sectPr>
-      <w:headerReference w:type="default" r:id="rId37"/>
-      <w:footerReference w:type="default" r:id="rId38"/>
+      <w:headerReference w:type="default" r:id="rId38"/>
+      <w:footerReference w:type="default" r:id="rId39"/>
       <w:pgSz w:w="12240" w:h="15840"/>
       <w:pgMar w:top="1701" w:right="1134" w:bottom="1134" w:left="1134" w:header="709" w:footer="737" w:gutter="0"/>
       <w:pgNumType w:start="1"/>
@@ -16468,8 +16801,8 @@
   <w:abstractNum w:abstractNumId="3" w15:restartNumberingAfterBreak="0">
     <w:nsid w:val="022B6BDA"/>
     <w:multiLevelType w:val="hybridMultilevel"/>
-    <w:tmpl w:val="BDB8EE66"/>
-    <w:lvl w:ilvl="0" w:tplc="240A0017">
+    <w:tmpl w:val="2BEA09A8"/>
+    <w:lvl w:ilvl="0" w:tplc="E3CA7820">
       <w:start w:val="1"/>
       <w:numFmt w:val="lowerLetter"/>
       <w:lvlText w:val="%1)"/>
@@ -16477,6 +16810,10 @@
       <w:pPr>
         <w:ind w:left="1429" w:hanging="360"/>
       </w:pPr>
+      <w:rPr>
+        <w:b/>
+        <w:bCs/>
+      </w:rPr>
     </w:lvl>
     <w:lvl w:ilvl="1" w:tplc="240A0019" w:tentative="1">
       <w:start w:val="1"/>
@@ -16893,8 +17230,8 @@
   <w:abstractNum w:abstractNumId="7" w15:restartNumberingAfterBreak="0">
     <w:nsid w:val="0D9E0B53"/>
     <w:multiLevelType w:val="hybridMultilevel"/>
-    <w:tmpl w:val="5A7221A8"/>
-    <w:lvl w:ilvl="0" w:tplc="240A0013">
+    <w:tmpl w:val="08589172"/>
+    <w:lvl w:ilvl="0" w:tplc="30D02708">
       <w:start w:val="1"/>
       <w:numFmt w:val="upperRoman"/>
       <w:lvlText w:val="%1."/>
@@ -16902,6 +17239,10 @@
       <w:pPr>
         <w:ind w:left="1429" w:hanging="360"/>
       </w:pPr>
+      <w:rPr>
+        <w:b/>
+        <w:bCs/>
+      </w:rPr>
     </w:lvl>
     <w:lvl w:ilvl="1" w:tplc="240A0019" w:tentative="1">
       <w:start w:val="1"/>
@@ -22074,6 +22415,17 @@
 </file>
 
 <file path=customXml/item1.xml><?xml version="1.0" encoding="utf-8"?>
+<p:properties xmlns:p="http://schemas.microsoft.com/office/2006/metadata/properties" xmlns:xsi="http://www.w3.org/2001/XMLSchema-instance" xmlns:pc="http://schemas.microsoft.com/office/infopath/2007/PartnerControls">
+  <documentManagement>
+    <TaxCatchAll xmlns="13c90a0b-73bc-4dc0-be5f-28d77b615beb" xsi:nil="true"/>
+    <lcf76f155ced4ddcb4097134ff3c332f xmlns="13c93bba-48ce-428c-bfe5-88b42c19b028">
+      <Terms xmlns="http://schemas.microsoft.com/office/infopath/2007/PartnerControls"/>
+    </lcf76f155ced4ddcb4097134ff3c332f>
+  </documentManagement>
+</p:properties>
+</file>
+
+<file path=customXml/item2.xml><?xml version="1.0" encoding="utf-8"?>
 <?mso-contentType ?>
 <FormTemplates xmlns="http://schemas.microsoft.com/sharepoint/v3/contenttype/forms">
   <Display>DocumentLibraryForm</Display>
@@ -22082,18 +22434,242 @@
 </FormTemplates>
 </file>
 
-<file path=customXml/item2.xml><?xml version="1.0" encoding="utf-8"?>
-<p:properties xmlns:p="http://schemas.microsoft.com/office/2006/metadata/properties" xmlns:xsi="http://www.w3.org/2001/XMLSchema-instance" xmlns:pc="http://schemas.microsoft.com/office/infopath/2007/PartnerControls">
-  <documentManagement>
-    <TaxCatchAll xmlns="adccf511-daff-4bcb-9072-914cedbf4c7e" xsi:nil="true"/>
-    <lcf76f155ced4ddcb4097134ff3c332f xmlns="a70d3c18-0869-45a1-9f75-4b4b8f0f32be">
-      <Terms xmlns="http://schemas.microsoft.com/office/infopath/2007/PartnerControls"/>
-    </lcf76f155ced4ddcb4097134ff3c332f>
-  </documentManagement>
-</p:properties>
+<file path=customXml/item3.xml><?xml version="1.0" encoding="utf-8"?>
+<ct:contentTypeSchema xmlns:ct="http://schemas.microsoft.com/office/2006/metadata/contentType" xmlns:ma="http://schemas.microsoft.com/office/2006/metadata/properties/metaAttributes" ct:_="" ma:_="" ma:contentTypeName="Documento" ma:contentTypeID="0x0101006A81D6BD42E8DF4C91013959704817E1" ma:contentTypeVersion="15" ma:contentTypeDescription="Crear nuevo documento." ma:contentTypeScope="" ma:versionID="bf4f72ffd194f0963ff564daca6869f7">
+  <xsd:schema xmlns:xsd="http://www.w3.org/2001/XMLSchema" xmlns:xs="http://www.w3.org/2001/XMLSchema" xmlns:p="http://schemas.microsoft.com/office/2006/metadata/properties" xmlns:ns2="13c90a0b-73bc-4dc0-be5f-28d77b615beb" xmlns:ns3="13c93bba-48ce-428c-bfe5-88b42c19b028" targetNamespace="http://schemas.microsoft.com/office/2006/metadata/properties" ma:root="true" ma:fieldsID="8718d6f4873a5b1392a45044efa78385" ns2:_="" ns3:_="">
+    <xsd:import namespace="13c90a0b-73bc-4dc0-be5f-28d77b615beb"/>
+    <xsd:import namespace="13c93bba-48ce-428c-bfe5-88b42c19b028"/>
+    <xsd:element name="properties">
+      <xsd:complexType>
+        <xsd:sequence>
+          <xsd:element name="documentManagement">
+            <xsd:complexType>
+              <xsd:all>
+                <xsd:element ref="ns2:SharedWithUsers" minOccurs="0"/>
+                <xsd:element ref="ns2:SharedWithDetails" minOccurs="0"/>
+                <xsd:element ref="ns3:MediaServiceMetadata" minOccurs="0"/>
+                <xsd:element ref="ns3:MediaServiceFastMetadata" minOccurs="0"/>
+                <xsd:element ref="ns3:MediaServiceSearchProperties" minOccurs="0"/>
+                <xsd:element ref="ns3:MediaServiceObjectDetectorVersions" minOccurs="0"/>
+                <xsd:element ref="ns3:MediaServiceDateTaken" minOccurs="0"/>
+                <xsd:element ref="ns3:MediaServiceGenerationTime" minOccurs="0"/>
+                <xsd:element ref="ns3:MediaServiceEventHashCode" minOccurs="0"/>
+                <xsd:element ref="ns3:MediaLengthInSeconds" minOccurs="0"/>
+                <xsd:element ref="ns3:lcf76f155ced4ddcb4097134ff3c332f" minOccurs="0"/>
+                <xsd:element ref="ns2:TaxCatchAll" minOccurs="0"/>
+                <xsd:element ref="ns3:MediaServiceOCR" minOccurs="0"/>
+                <xsd:element ref="ns3:MediaServiceLocation" minOccurs="0"/>
+              </xsd:all>
+            </xsd:complexType>
+          </xsd:element>
+        </xsd:sequence>
+      </xsd:complexType>
+    </xsd:element>
+  </xsd:schema>
+  <xsd:schema xmlns:xsd="http://www.w3.org/2001/XMLSchema" xmlns:xs="http://www.w3.org/2001/XMLSchema" xmlns:dms="http://schemas.microsoft.com/office/2006/documentManagement/types" xmlns:pc="http://schemas.microsoft.com/office/infopath/2007/PartnerControls" targetNamespace="13c90a0b-73bc-4dc0-be5f-28d77b615beb" elementFormDefault="qualified">
+    <xsd:import namespace="http://schemas.microsoft.com/office/2006/documentManagement/types"/>
+    <xsd:import namespace="http://schemas.microsoft.com/office/infopath/2007/PartnerControls"/>
+    <xsd:element name="SharedWithUsers" ma:index="8" nillable="true" ma:displayName="Compartido con" ma:internalName="SharedWithUsers" ma:readOnly="true">
+      <xsd:complexType>
+        <xsd:complexContent>
+          <xsd:extension base="dms:UserMulti">
+            <xsd:sequence>
+              <xsd:element name="UserInfo" minOccurs="0" maxOccurs="unbounded">
+                <xsd:complexType>
+                  <xsd:sequence>
+                    <xsd:element name="DisplayName" type="xsd:string" minOccurs="0"/>
+                    <xsd:element name="AccountId" type="dms:UserId" minOccurs="0" nillable="true"/>
+                    <xsd:element name="AccountType" type="xsd:string" minOccurs="0"/>
+                  </xsd:sequence>
+                </xsd:complexType>
+              </xsd:element>
+            </xsd:sequence>
+          </xsd:extension>
+        </xsd:complexContent>
+      </xsd:complexType>
+    </xsd:element>
+    <xsd:element name="SharedWithDetails" ma:index="9" nillable="true" ma:displayName="Detalles de uso compartido" ma:internalName="SharedWithDetails" ma:readOnly="true">
+      <xsd:simpleType>
+        <xsd:restriction base="dms:Note">
+          <xsd:maxLength value="255"/>
+        </xsd:restriction>
+      </xsd:simpleType>
+    </xsd:element>
+    <xsd:element name="TaxCatchAll" ma:index="20" nillable="true" ma:displayName="Taxonomy Catch All Column" ma:hidden="true" ma:list="{a42ca037-5d13-4729-aeec-4237f141d2d6}" ma:internalName="TaxCatchAll" ma:showField="CatchAllData" ma:web="13c90a0b-73bc-4dc0-be5f-28d77b615beb">
+      <xsd:complexType>
+        <xsd:complexContent>
+          <xsd:extension base="dms:MultiChoiceLookup">
+            <xsd:sequence>
+              <xsd:element name="Value" type="dms:Lookup" maxOccurs="unbounded" minOccurs="0" nillable="true"/>
+            </xsd:sequence>
+          </xsd:extension>
+        </xsd:complexContent>
+      </xsd:complexType>
+    </xsd:element>
+  </xsd:schema>
+  <xsd:schema xmlns:xsd="http://www.w3.org/2001/XMLSchema" xmlns:xs="http://www.w3.org/2001/XMLSchema" xmlns:dms="http://schemas.microsoft.com/office/2006/documentManagement/types" xmlns:pc="http://schemas.microsoft.com/office/infopath/2007/PartnerControls" targetNamespace="13c93bba-48ce-428c-bfe5-88b42c19b028" elementFormDefault="qualified">
+    <xsd:import namespace="http://schemas.microsoft.com/office/2006/documentManagement/types"/>
+    <xsd:import namespace="http://schemas.microsoft.com/office/infopath/2007/PartnerControls"/>
+    <xsd:element name="MediaServiceMetadata" ma:index="10" nillable="true" ma:displayName="MediaServiceMetadata" ma:hidden="true" ma:internalName="MediaServiceMetadata" ma:readOnly="true">
+      <xsd:simpleType>
+        <xsd:restriction base="dms:Note"/>
+      </xsd:simpleType>
+    </xsd:element>
+    <xsd:element name="MediaServiceFastMetadata" ma:index="11" nillable="true" ma:displayName="MediaServiceFastMetadata" ma:hidden="true" ma:internalName="MediaServiceFastMetadata" ma:readOnly="true">
+      <xsd:simpleType>
+        <xsd:restriction base="dms:Note"/>
+      </xsd:simpleType>
+    </xsd:element>
+    <xsd:element name="MediaServiceSearchProperties" ma:index="12" nillable="true" ma:displayName="MediaServiceSearchProperties" ma:hidden="true" ma:internalName="MediaServiceSearchProperties" ma:readOnly="true">
+      <xsd:simpleType>
+        <xsd:restriction base="dms:Note"/>
+      </xsd:simpleType>
+    </xsd:element>
+    <xsd:element name="MediaServiceObjectDetectorVersions" ma:index="13" nillable="true" ma:displayName="MediaServiceObjectDetectorVersions" ma:hidden="true" ma:indexed="true" ma:internalName="MediaServiceObjectDetectorVersions" ma:readOnly="true">
+      <xsd:simpleType>
+        <xsd:restriction base="dms:Text"/>
+      </xsd:simpleType>
+    </xsd:element>
+    <xsd:element name="MediaServiceDateTaken" ma:index="14" nillable="true" ma:displayName="MediaServiceDateTaken" ma:hidden="true" ma:indexed="true" ma:internalName="MediaServiceDateTaken" ma:readOnly="true">
+      <xsd:simpleType>
+        <xsd:restriction base="dms:Text"/>
+      </xsd:simpleType>
+    </xsd:element>
+    <xsd:element name="MediaServiceGenerationTime" ma:index="15" nillable="true" ma:displayName="MediaServiceGenerationTime" ma:hidden="true" ma:internalName="MediaServiceGenerationTime" ma:readOnly="true">
+      <xsd:simpleType>
+        <xsd:restriction base="dms:Text"/>
+      </xsd:simpleType>
+    </xsd:element>
+    <xsd:element name="MediaServiceEventHashCode" ma:index="16" nillable="true" ma:displayName="MediaServiceEventHashCode" ma:hidden="true" ma:internalName="MediaServiceEventHashCode" ma:readOnly="true">
+      <xsd:simpleType>
+        <xsd:restriction base="dms:Text"/>
+      </xsd:simpleType>
+    </xsd:element>
+    <xsd:element name="MediaLengthInSeconds" ma:index="17" nillable="true" ma:displayName="MediaLengthInSeconds" ma:hidden="true" ma:internalName="MediaLengthInSeconds" ma:readOnly="true">
+      <xsd:simpleType>
+        <xsd:restriction base="dms:Unknown"/>
+      </xsd:simpleType>
+    </xsd:element>
+    <xsd:element name="lcf76f155ced4ddcb4097134ff3c332f" ma:index="19" nillable="true" ma:taxonomy="true" ma:internalName="lcf76f155ced4ddcb4097134ff3c332f" ma:taxonomyFieldName="MediaServiceImageTags" ma:displayName="Etiquetas de imagen" ma:readOnly="false" ma:fieldId="{5cf76f15-5ced-4ddc-b409-7134ff3c332f}" ma:taxonomyMulti="true" ma:sspId="d33c8c81-5745-4931-bcc4-c2aeafe86780" ma:termSetId="09814cd3-568e-fe90-9814-8d621ff8fb84" ma:anchorId="fba54fb3-c3e1-fe81-a776-ca4b69148c4d" ma:open="true" ma:isKeyword="false">
+      <xsd:complexType>
+        <xsd:sequence>
+          <xsd:element ref="pc:Terms" minOccurs="0" maxOccurs="1"/>
+        </xsd:sequence>
+      </xsd:complexType>
+    </xsd:element>
+    <xsd:element name="MediaServiceOCR" ma:index="21" nillable="true" ma:displayName="Extracted Text" ma:internalName="MediaServiceOCR" ma:readOnly="true">
+      <xsd:simpleType>
+        <xsd:restriction base="dms:Note">
+          <xsd:maxLength value="255"/>
+        </xsd:restriction>
+      </xsd:simpleType>
+    </xsd:element>
+    <xsd:element name="MediaServiceLocation" ma:index="22" nillable="true" ma:displayName="Location" ma:description="" ma:indexed="true" ma:internalName="MediaServiceLocation" ma:readOnly="true">
+      <xsd:simpleType>
+        <xsd:restriction base="dms:Text"/>
+      </xsd:simpleType>
+    </xsd:element>
+  </xsd:schema>
+  <xsd:schema xmlns="http://schemas.openxmlformats.org/package/2006/metadata/core-properties" xmlns:xsd="http://www.w3.org/2001/XMLSchema" xmlns:xsi="http://www.w3.org/2001/XMLSchema-instance" xmlns:dc="http://purl.org/dc/elements/1.1/" xmlns:dcterms="http://purl.org/dc/terms/" xmlns:odoc="http://schemas.microsoft.com/internal/obd" targetNamespace="http://schemas.openxmlformats.org/package/2006/metadata/core-properties" elementFormDefault="qualified" attributeFormDefault="unqualified" blockDefault="#all">
+    <xsd:import namespace="http://purl.org/dc/elements/1.1/" schemaLocation="http://dublincore.org/schemas/xmls/qdc/2003/04/02/dc.xsd"/>
+    <xsd:import namespace="http://purl.org/dc/terms/" schemaLocation="http://dublincore.org/schemas/xmls/qdc/2003/04/02/dcterms.xsd"/>
+    <xsd:element name="coreProperties" type="CT_coreProperties"/>
+    <xsd:complexType name="CT_coreProperties">
+      <xsd:all>
+        <xsd:element ref="dc:creator" minOccurs="0" maxOccurs="1"/>
+        <xsd:element ref="dcterms:created" minOccurs="0" maxOccurs="1"/>
+        <xsd:element ref="dc:identifier" minOccurs="0" maxOccurs="1"/>
+        <xsd:element name="contentType" minOccurs="0" maxOccurs="1" type="xsd:string" ma:index="0" ma:displayName="Tipo de contenido"/>
+        <xsd:element ref="dc:title" minOccurs="0" maxOccurs="1" ma:index="4" ma:displayName="Título"/>
+        <xsd:element ref="dc:subject" minOccurs="0" maxOccurs="1"/>
+        <xsd:element ref="dc:description" minOccurs="0" maxOccurs="1"/>
+        <xsd:element name="keywords" minOccurs="0" maxOccurs="1" type="xsd:string"/>
+        <xsd:element ref="dc:language" minOccurs="0" maxOccurs="1"/>
+        <xsd:element name="category" minOccurs="0" maxOccurs="1" type="xsd:string"/>
+        <xsd:element name="version" minOccurs="0" maxOccurs="1" type="xsd:string"/>
+        <xsd:element name="revision" minOccurs="0" maxOccurs="1" type="xsd:string">
+          <xsd:annotation>
+            <xsd:documentation>
+                        This value indicates the number of saves or revisions. The application is responsible for updating this value after each revision.
+                    </xsd:documentation>
+          </xsd:annotation>
+        </xsd:element>
+        <xsd:element name="lastModifiedBy" minOccurs="0" maxOccurs="1" type="xsd:string"/>
+        <xsd:element ref="dcterms:modified" minOccurs="0" maxOccurs="1"/>
+        <xsd:element name="contentStatus" minOccurs="0" maxOccurs="1" type="xsd:string"/>
+      </xsd:all>
+    </xsd:complexType>
+  </xsd:schema>
+  <xs:schema xmlns:pc="http://schemas.microsoft.com/office/infopath/2007/PartnerControls" xmlns:xs="http://www.w3.org/2001/XMLSchema" targetNamespace="http://schemas.microsoft.com/office/infopath/2007/PartnerControls" elementFormDefault="qualified" attributeFormDefault="unqualified">
+    <xs:element name="Person">
+      <xs:complexType>
+        <xs:sequence>
+          <xs:element ref="pc:DisplayName" minOccurs="0"/>
+          <xs:element ref="pc:AccountId" minOccurs="0"/>
+          <xs:element ref="pc:AccountType" minOccurs="0"/>
+        </xs:sequence>
+      </xs:complexType>
+    </xs:element>
+    <xs:element name="DisplayName" type="xs:string"/>
+    <xs:element name="AccountId" type="xs:string"/>
+    <xs:element name="AccountType" type="xs:string"/>
+    <xs:element name="BDCAssociatedEntity">
+      <xs:complexType>
+        <xs:sequence>
+          <xs:element ref="pc:BDCEntity" minOccurs="0" maxOccurs="unbounded"/>
+        </xs:sequence>
+        <xs:attribute ref="pc:EntityNamespace"/>
+        <xs:attribute ref="pc:EntityName"/>
+        <xs:attribute ref="pc:SystemInstanceName"/>
+        <xs:attribute ref="pc:AssociationName"/>
+      </xs:complexType>
+    </xs:element>
+    <xs:attribute name="EntityNamespace" type="xs:string"/>
+    <xs:attribute name="EntityName" type="xs:string"/>
+    <xs:attribute name="SystemInstanceName" type="xs:string"/>
+    <xs:attribute name="AssociationName" type="xs:string"/>
+    <xs:element name="BDCEntity">
+      <xs:complexType>
+        <xs:sequence>
+          <xs:element ref="pc:EntityDisplayName" minOccurs="0"/>
+          <xs:element ref="pc:EntityInstanceReference" minOccurs="0"/>
+          <xs:element ref="pc:EntityId1" minOccurs="0"/>
+          <xs:element ref="pc:EntityId2" minOccurs="0"/>
+          <xs:element ref="pc:EntityId3" minOccurs="0"/>
+          <xs:element ref="pc:EntityId4" minOccurs="0"/>
+          <xs:element ref="pc:EntityId5" minOccurs="0"/>
+        </xs:sequence>
+      </xs:complexType>
+    </xs:element>
+    <xs:element name="EntityDisplayName" type="xs:string"/>
+    <xs:element name="EntityInstanceReference" type="xs:string"/>
+    <xs:element name="EntityId1" type="xs:string"/>
+    <xs:element name="EntityId2" type="xs:string"/>
+    <xs:element name="EntityId3" type="xs:string"/>
+    <xs:element name="EntityId4" type="xs:string"/>
+    <xs:element name="EntityId5" type="xs:string"/>
+    <xs:element name="Terms">
+      <xs:complexType>
+        <xs:sequence>
+          <xs:element ref="pc:TermInfo" minOccurs="0" maxOccurs="unbounded"/>
+        </xs:sequence>
+      </xs:complexType>
+    </xs:element>
+    <xs:element name="TermInfo">
+      <xs:complexType>
+        <xs:sequence>
+          <xs:element ref="pc:TermName" minOccurs="0"/>
+          <xs:element ref="pc:TermId" minOccurs="0"/>
+        </xs:sequence>
+      </xs:complexType>
+    </xs:element>
+    <xs:element name="TermName" type="xs:string"/>
+    <xs:element name="TermId" type="xs:string"/>
+  </xs:schema>
+</ct:contentTypeSchema>
 </file>
 
-<file path=customXml/item3.xml><?xml version="1.0" encoding="utf-8"?>
+<file path=customXml/item4.xml><?xml version="1.0" encoding="utf-8"?>
 <b:Sources xmlns:b="http://schemas.openxmlformats.org/officeDocument/2006/bibliography" xmlns="http://schemas.openxmlformats.org/officeDocument/2006/bibliography" SelectedStyle="\APASixthEditionOfficeOnline.xsl" StyleName="APA" Version="6">
   <b:Source>
     <b:Tag>Mue12</b:Tag>
@@ -22604,216 +23180,7 @@
 </b:Sources>
 </file>
 
-<file path=customXml/item4.xml><?xml version="1.0" encoding="utf-8"?>
-<ct:contentTypeSchema xmlns:ct="http://schemas.microsoft.com/office/2006/metadata/contentType" xmlns:ma="http://schemas.microsoft.com/office/2006/metadata/properties/metaAttributes" ct:_="" ma:_="" ma:contentTypeName="Documento" ma:contentTypeID="0x010100FC2B1768DD5A774EB396CCAB0DE361C1" ma:contentTypeVersion="12" ma:contentTypeDescription="Crear nuevo documento." ma:contentTypeScope="" ma:versionID="d4a546b22d2924edabf51241cf3422b8">
-  <xsd:schema xmlns:xsd="http://www.w3.org/2001/XMLSchema" xmlns:xs="http://www.w3.org/2001/XMLSchema" xmlns:p="http://schemas.microsoft.com/office/2006/metadata/properties" xmlns:ns2="a70d3c18-0869-45a1-9f75-4b4b8f0f32be" xmlns:ns3="adccf511-daff-4bcb-9072-914cedbf4c7e" targetNamespace="http://schemas.microsoft.com/office/2006/metadata/properties" ma:root="true" ma:fieldsID="e29002b2d9ca820e89c57fc59ec70c79" ns2:_="" ns3:_="">
-    <xsd:import namespace="a70d3c18-0869-45a1-9f75-4b4b8f0f32be"/>
-    <xsd:import namespace="adccf511-daff-4bcb-9072-914cedbf4c7e"/>
-    <xsd:element name="properties">
-      <xsd:complexType>
-        <xsd:sequence>
-          <xsd:element name="documentManagement">
-            <xsd:complexType>
-              <xsd:all>
-                <xsd:element ref="ns2:MediaServiceMetadata" minOccurs="0"/>
-                <xsd:element ref="ns2:MediaServiceFastMetadata" minOccurs="0"/>
-                <xsd:element ref="ns2:MediaServiceSearchProperties" minOccurs="0"/>
-                <xsd:element ref="ns2:MediaServiceDateTaken" minOccurs="0"/>
-                <xsd:element ref="ns2:MediaServiceGenerationTime" minOccurs="0"/>
-                <xsd:element ref="ns2:MediaServiceEventHashCode" minOccurs="0"/>
-                <xsd:element ref="ns2:MediaLengthInSeconds" minOccurs="0"/>
-                <xsd:element ref="ns2:lcf76f155ced4ddcb4097134ff3c332f" minOccurs="0"/>
-                <xsd:element ref="ns3:TaxCatchAll" minOccurs="0"/>
-                <xsd:element ref="ns2:MediaServiceOCR" minOccurs="0"/>
-                <xsd:element ref="ns2:MediaServiceBillingMetadata" minOccurs="0"/>
-              </xsd:all>
-            </xsd:complexType>
-          </xsd:element>
-        </xsd:sequence>
-      </xsd:complexType>
-    </xsd:element>
-  </xsd:schema>
-  <xsd:schema xmlns:xsd="http://www.w3.org/2001/XMLSchema" xmlns:xs="http://www.w3.org/2001/XMLSchema" xmlns:dms="http://schemas.microsoft.com/office/2006/documentManagement/types" xmlns:pc="http://schemas.microsoft.com/office/infopath/2007/PartnerControls" targetNamespace="a70d3c18-0869-45a1-9f75-4b4b8f0f32be" elementFormDefault="qualified">
-    <xsd:import namespace="http://schemas.microsoft.com/office/2006/documentManagement/types"/>
-    <xsd:import namespace="http://schemas.microsoft.com/office/infopath/2007/PartnerControls"/>
-    <xsd:element name="MediaServiceMetadata" ma:index="8" nillable="true" ma:displayName="MediaServiceMetadata" ma:hidden="true" ma:internalName="MediaServiceMetadata" ma:readOnly="true">
-      <xsd:simpleType>
-        <xsd:restriction base="dms:Note"/>
-      </xsd:simpleType>
-    </xsd:element>
-    <xsd:element name="MediaServiceFastMetadata" ma:index="9" nillable="true" ma:displayName="MediaServiceFastMetadata" ma:hidden="true" ma:internalName="MediaServiceFastMetadata" ma:readOnly="true">
-      <xsd:simpleType>
-        <xsd:restriction base="dms:Note"/>
-      </xsd:simpleType>
-    </xsd:element>
-    <xsd:element name="MediaServiceSearchProperties" ma:index="10" nillable="true" ma:displayName="MediaServiceSearchProperties" ma:hidden="true" ma:internalName="MediaServiceSearchProperties" ma:readOnly="true">
-      <xsd:simpleType>
-        <xsd:restriction base="dms:Note"/>
-      </xsd:simpleType>
-    </xsd:element>
-    <xsd:element name="MediaServiceDateTaken" ma:index="11" nillable="true" ma:displayName="MediaServiceDateTaken" ma:hidden="true" ma:indexed="true" ma:internalName="MediaServiceDateTaken" ma:readOnly="true">
-      <xsd:simpleType>
-        <xsd:restriction base="dms:Text"/>
-      </xsd:simpleType>
-    </xsd:element>
-    <xsd:element name="MediaServiceGenerationTime" ma:index="12" nillable="true" ma:displayName="MediaServiceGenerationTime" ma:hidden="true" ma:internalName="MediaServiceGenerationTime" ma:readOnly="true">
-      <xsd:simpleType>
-        <xsd:restriction base="dms:Text"/>
-      </xsd:simpleType>
-    </xsd:element>
-    <xsd:element name="MediaServiceEventHashCode" ma:index="13" nillable="true" ma:displayName="MediaServiceEventHashCode" ma:hidden="true" ma:internalName="MediaServiceEventHashCode" ma:readOnly="true">
-      <xsd:simpleType>
-        <xsd:restriction base="dms:Text"/>
-      </xsd:simpleType>
-    </xsd:element>
-    <xsd:element name="MediaLengthInSeconds" ma:index="14" nillable="true" ma:displayName="MediaLengthInSeconds" ma:hidden="true" ma:internalName="MediaLengthInSeconds" ma:readOnly="true">
-      <xsd:simpleType>
-        <xsd:restriction base="dms:Unknown"/>
-      </xsd:simpleType>
-    </xsd:element>
-    <xsd:element name="lcf76f155ced4ddcb4097134ff3c332f" ma:index="16" nillable="true" ma:taxonomy="true" ma:internalName="lcf76f155ced4ddcb4097134ff3c332f" ma:taxonomyFieldName="MediaServiceImageTags" ma:displayName="Etiquetas de imagen" ma:readOnly="false" ma:fieldId="{5cf76f15-5ced-4ddc-b409-7134ff3c332f}" ma:taxonomyMulti="true" ma:sspId="d33c8c81-5745-4931-bcc4-c2aeafe86780" ma:termSetId="09814cd3-568e-fe90-9814-8d621ff8fb84" ma:anchorId="fba54fb3-c3e1-fe81-a776-ca4b69148c4d" ma:open="true" ma:isKeyword="false">
-      <xsd:complexType>
-        <xsd:sequence>
-          <xsd:element ref="pc:Terms" minOccurs="0" maxOccurs="1"/>
-        </xsd:sequence>
-      </xsd:complexType>
-    </xsd:element>
-    <xsd:element name="MediaServiceOCR" ma:index="18" nillable="true" ma:displayName="Extracted Text" ma:internalName="MediaServiceOCR" ma:readOnly="true">
-      <xsd:simpleType>
-        <xsd:restriction base="dms:Note">
-          <xsd:maxLength value="255"/>
-        </xsd:restriction>
-      </xsd:simpleType>
-    </xsd:element>
-    <xsd:element name="MediaServiceBillingMetadata" ma:index="19" nillable="true" ma:displayName="MediaServiceBillingMetadata" ma:hidden="true" ma:internalName="MediaServiceBillingMetadata" ma:readOnly="true">
-      <xsd:simpleType>
-        <xsd:restriction base="dms:Note"/>
-      </xsd:simpleType>
-    </xsd:element>
-  </xsd:schema>
-  <xsd:schema xmlns:xsd="http://www.w3.org/2001/XMLSchema" xmlns:xs="http://www.w3.org/2001/XMLSchema" xmlns:dms="http://schemas.microsoft.com/office/2006/documentManagement/types" xmlns:pc="http://schemas.microsoft.com/office/infopath/2007/PartnerControls" targetNamespace="adccf511-daff-4bcb-9072-914cedbf4c7e" elementFormDefault="qualified">
-    <xsd:import namespace="http://schemas.microsoft.com/office/2006/documentManagement/types"/>
-    <xsd:import namespace="http://schemas.microsoft.com/office/infopath/2007/PartnerControls"/>
-    <xsd:element name="TaxCatchAll" ma:index="17" nillable="true" ma:displayName="Taxonomy Catch All Column" ma:hidden="true" ma:list="{d55fdbc5-1632-489d-aeea-ba6fd7407963}" ma:internalName="TaxCatchAll" ma:showField="CatchAllData" ma:web="adccf511-daff-4bcb-9072-914cedbf4c7e">
-      <xsd:complexType>
-        <xsd:complexContent>
-          <xsd:extension base="dms:MultiChoiceLookup">
-            <xsd:sequence>
-              <xsd:element name="Value" type="dms:Lookup" maxOccurs="unbounded" minOccurs="0" nillable="true"/>
-            </xsd:sequence>
-          </xsd:extension>
-        </xsd:complexContent>
-      </xsd:complexType>
-    </xsd:element>
-  </xsd:schema>
-  <xsd:schema xmlns="http://schemas.openxmlformats.org/package/2006/metadata/core-properties" xmlns:xsd="http://www.w3.org/2001/XMLSchema" xmlns:xsi="http://www.w3.org/2001/XMLSchema-instance" xmlns:dc="http://purl.org/dc/elements/1.1/" xmlns:dcterms="http://purl.org/dc/terms/" xmlns:odoc="http://schemas.microsoft.com/internal/obd" targetNamespace="http://schemas.openxmlformats.org/package/2006/metadata/core-properties" elementFormDefault="qualified" attributeFormDefault="unqualified" blockDefault="#all">
-    <xsd:import namespace="http://purl.org/dc/elements/1.1/" schemaLocation="http://dublincore.org/schemas/xmls/qdc/2003/04/02/dc.xsd"/>
-    <xsd:import namespace="http://purl.org/dc/terms/" schemaLocation="http://dublincore.org/schemas/xmls/qdc/2003/04/02/dcterms.xsd"/>
-    <xsd:element name="coreProperties" type="CT_coreProperties"/>
-    <xsd:complexType name="CT_coreProperties">
-      <xsd:all>
-        <xsd:element ref="dc:creator" minOccurs="0" maxOccurs="1"/>
-        <xsd:element ref="dcterms:created" minOccurs="0" maxOccurs="1"/>
-        <xsd:element ref="dc:identifier" minOccurs="0" maxOccurs="1"/>
-        <xsd:element name="contentType" minOccurs="0" maxOccurs="1" type="xsd:string" ma:index="0" ma:displayName="Tipo de contenido"/>
-        <xsd:element ref="dc:title" minOccurs="0" maxOccurs="1" ma:index="4" ma:displayName="Título"/>
-        <xsd:element ref="dc:subject" minOccurs="0" maxOccurs="1"/>
-        <xsd:element ref="dc:description" minOccurs="0" maxOccurs="1"/>
-        <xsd:element name="keywords" minOccurs="0" maxOccurs="1" type="xsd:string"/>
-        <xsd:element ref="dc:language" minOccurs="0" maxOccurs="1"/>
-        <xsd:element name="category" minOccurs="0" maxOccurs="1" type="xsd:string"/>
-        <xsd:element name="version" minOccurs="0" maxOccurs="1" type="xsd:string"/>
-        <xsd:element name="revision" minOccurs="0" maxOccurs="1" type="xsd:string">
-          <xsd:annotation>
-            <xsd:documentation>
-                        This value indicates the number of saves or revisions. The application is responsible for updating this value after each revision.
-                    </xsd:documentation>
-          </xsd:annotation>
-        </xsd:element>
-        <xsd:element name="lastModifiedBy" minOccurs="0" maxOccurs="1" type="xsd:string"/>
-        <xsd:element ref="dcterms:modified" minOccurs="0" maxOccurs="1"/>
-        <xsd:element name="contentStatus" minOccurs="0" maxOccurs="1" type="xsd:string"/>
-      </xsd:all>
-    </xsd:complexType>
-  </xsd:schema>
-  <xs:schema xmlns:pc="http://schemas.microsoft.com/office/infopath/2007/PartnerControls" xmlns:xs="http://www.w3.org/2001/XMLSchema" targetNamespace="http://schemas.microsoft.com/office/infopath/2007/PartnerControls" elementFormDefault="qualified" attributeFormDefault="unqualified">
-    <xs:element name="Person">
-      <xs:complexType>
-        <xs:sequence>
-          <xs:element ref="pc:DisplayName" minOccurs="0"/>
-          <xs:element ref="pc:AccountId" minOccurs="0"/>
-          <xs:element ref="pc:AccountType" minOccurs="0"/>
-        </xs:sequence>
-      </xs:complexType>
-    </xs:element>
-    <xs:element name="DisplayName" type="xs:string"/>
-    <xs:element name="AccountId" type="xs:string"/>
-    <xs:element name="AccountType" type="xs:string"/>
-    <xs:element name="BDCAssociatedEntity">
-      <xs:complexType>
-        <xs:sequence>
-          <xs:element ref="pc:BDCEntity" minOccurs="0" maxOccurs="unbounded"/>
-        </xs:sequence>
-        <xs:attribute ref="pc:EntityNamespace"/>
-        <xs:attribute ref="pc:EntityName"/>
-        <xs:attribute ref="pc:SystemInstanceName"/>
-        <xs:attribute ref="pc:AssociationName"/>
-      </xs:complexType>
-    </xs:element>
-    <xs:attribute name="EntityNamespace" type="xs:string"/>
-    <xs:attribute name="EntityName" type="xs:string"/>
-    <xs:attribute name="SystemInstanceName" type="xs:string"/>
-    <xs:attribute name="AssociationName" type="xs:string"/>
-    <xs:element name="BDCEntity">
-      <xs:complexType>
-        <xs:sequence>
-          <xs:element ref="pc:EntityDisplayName" minOccurs="0"/>
-          <xs:element ref="pc:EntityInstanceReference" minOccurs="0"/>
-          <xs:element ref="pc:EntityId1" minOccurs="0"/>
-          <xs:element ref="pc:EntityId2" minOccurs="0"/>
-          <xs:element ref="pc:EntityId3" minOccurs="0"/>
-          <xs:element ref="pc:EntityId4" minOccurs="0"/>
-          <xs:element ref="pc:EntityId5" minOccurs="0"/>
-        </xs:sequence>
-      </xs:complexType>
-    </xs:element>
-    <xs:element name="EntityDisplayName" type="xs:string"/>
-    <xs:element name="EntityInstanceReference" type="xs:string"/>
-    <xs:element name="EntityId1" type="xs:string"/>
-    <xs:element name="EntityId2" type="xs:string"/>
-    <xs:element name="EntityId3" type="xs:string"/>
-    <xs:element name="EntityId4" type="xs:string"/>
-    <xs:element name="EntityId5" type="xs:string"/>
-    <xs:element name="Terms">
-      <xs:complexType>
-        <xs:sequence>
-          <xs:element ref="pc:TermInfo" minOccurs="0" maxOccurs="unbounded"/>
-        </xs:sequence>
-      </xs:complexType>
-    </xs:element>
-    <xs:element name="TermInfo">
-      <xs:complexType>
-        <xs:sequence>
-          <xs:element ref="pc:TermName" minOccurs="0"/>
-          <xs:element ref="pc:TermId" minOccurs="0"/>
-        </xs:sequence>
-      </xs:complexType>
-    </xs:element>
-    <xs:element name="TermName" type="xs:string"/>
-    <xs:element name="TermId" type="xs:string"/>
-  </xs:schema>
-</ct:contentTypeSchema>
-</file>
-
 <file path=customXml/itemProps1.xml><?xml version="1.0" encoding="utf-8"?>
-<ds:datastoreItem xmlns:ds="http://schemas.openxmlformats.org/officeDocument/2006/customXml" ds:itemID="{81CBDEC1-3B00-44ED-AD36-0268077980BA}">
-  <ds:schemaRefs>
-    <ds:schemaRef ds:uri="http://schemas.microsoft.com/sharepoint/v3/contenttype/forms"/>
-  </ds:schemaRefs>
-</ds:datastoreItem>
-</file>
-
-<file path=customXml/itemProps2.xml><?xml version="1.0" encoding="utf-8"?>
 <ds:datastoreItem xmlns:ds="http://schemas.openxmlformats.org/officeDocument/2006/customXml" ds:itemID="{1145D752-ACC1-45E1-AB53-0C756F67FC7F}">
   <ds:schemaRefs>
     <ds:schemaRef ds:uri="http://schemas.microsoft.com/office/2006/metadata/properties"/>
@@ -22824,29 +23191,22 @@
 </ds:datastoreItem>
 </file>
 
+<file path=customXml/itemProps2.xml><?xml version="1.0" encoding="utf-8"?>
+<ds:datastoreItem xmlns:ds="http://schemas.openxmlformats.org/officeDocument/2006/customXml" ds:itemID="{81CBDEC1-3B00-44ED-AD36-0268077980BA}">
+  <ds:schemaRefs>
+    <ds:schemaRef ds:uri="http://schemas.microsoft.com/sharepoint/v3/contenttype/forms"/>
+  </ds:schemaRefs>
+</ds:datastoreItem>
+</file>
+
 <file path=customXml/itemProps3.xml><?xml version="1.0" encoding="utf-8"?>
+<ds:datastoreItem xmlns:ds="http://schemas.openxmlformats.org/officeDocument/2006/customXml" ds:itemID="{39F49E34-3471-4F32-A407-B861BDD8DE47}"/>
+</file>
+
+<file path=customXml/itemProps4.xml><?xml version="1.0" encoding="utf-8"?>
 <ds:datastoreItem xmlns:ds="http://schemas.openxmlformats.org/officeDocument/2006/customXml" ds:itemID="{84F3832F-79D0-40EC-924E-4EC5D33B7AFB}">
   <ds:schemaRefs>
     <ds:schemaRef ds:uri="http://schemas.openxmlformats.org/officeDocument/2006/bibliography"/>
   </ds:schemaRefs>
 </ds:datastoreItem>
-</file>
-
-<file path=customXml/itemProps4.xml><?xml version="1.0" encoding="utf-8"?>
-<ds:datastoreItem xmlns:ds="http://schemas.openxmlformats.org/officeDocument/2006/customXml" ds:itemID="{996434B9-CC1E-4468-A086-AA07C2AF1350}">
-  <ds:schemaRefs>
-    <ds:schemaRef ds:uri="http://schemas.microsoft.com/office/2006/metadata/contentType"/>
-    <ds:schemaRef ds:uri="http://schemas.microsoft.com/office/2006/metadata/properties/metaAttributes"/>
-    <ds:schemaRef ds:uri="http://www.w3.org/2001/XMLSchema"/>
-    <ds:schemaRef ds:uri="http://schemas.microsoft.com/office/2006/metadata/properties"/>
-    <ds:schemaRef ds:uri="a70d3c18-0869-45a1-9f75-4b4b8f0f32be"/>
-    <ds:schemaRef ds:uri="adccf511-daff-4bcb-9072-914cedbf4c7e"/>
-    <ds:schemaRef ds:uri="http://schemas.microsoft.com/office/2006/documentManagement/types"/>
-    <ds:schemaRef ds:uri="http://schemas.microsoft.com/office/infopath/2007/PartnerControls"/>
-    <ds:schemaRef ds:uri="http://schemas.openxmlformats.org/package/2006/metadata/core-properties"/>
-    <ds:schemaRef ds:uri="http://purl.org/dc/elements/1.1/"/>
-    <ds:schemaRef ds:uri="http://purl.org/dc/terms/"/>
-    <ds:schemaRef ds:uri="http://schemas.microsoft.com/internal/obd"/>
-  </ds:schemaRefs>
-</ds:datastoreItem>
 </file>
--- a/fuentes/CFA1_135333_DU.docx
+++ b/fuentes/CFA1_135333_DU.docx
@@ -604,7 +604,7 @@
           <w:r>
             <w:fldChar w:fldCharType="separate"/>
           </w:r>
-          <w:hyperlink w:anchor="_Toc229413287" w:history="1">
+          <w:hyperlink w:anchor="_Toc229564280" w:history="1">
             <w:r>
               <w:rPr>
                 <w:rStyle w:val="Hipervnculo"/>
@@ -631,7 +631,7 @@
                 <w:noProof/>
                 <w:webHidden/>
               </w:rPr>
-              <w:instrText xml:space="preserve"> PAGEREF _Toc229413287 \h </w:instrText>
+              <w:instrText xml:space="preserve"> PAGEREF _Toc229564280 \h </w:instrText>
             </w:r>
             <w:r>
               <w:rPr>
@@ -678,7 +678,7 @@
               <w14:ligatures w14:val="none"/>
             </w:rPr>
           </w:pPr>
-          <w:hyperlink w:anchor="_Toc229413288" w:history="1">
+          <w:hyperlink w:anchor="_Toc229564281" w:history="1">
             <w:r>
               <w:rPr>
                 <w:rStyle w:val="Hipervnculo"/>
@@ -723,7 +723,7 @@
                 <w:noProof/>
                 <w:webHidden/>
               </w:rPr>
-              <w:instrText xml:space="preserve"> PAGEREF _Toc229413288 \h </w:instrText>
+              <w:instrText xml:space="preserve"> PAGEREF _Toc229564281 \h </w:instrText>
             </w:r>
             <w:r>
               <w:rPr>
@@ -766,7 +766,7 @@
               <w14:ligatures w14:val="none"/>
             </w:rPr>
           </w:pPr>
-          <w:hyperlink w:anchor="_Toc229413289" w:history="1">
+          <w:hyperlink w:anchor="_Toc229564282" w:history="1">
             <w:r>
               <w:rPr>
                 <w:rStyle w:val="Hipervnculo"/>
@@ -811,7 +811,7 @@
                 <w:noProof/>
                 <w:webHidden/>
               </w:rPr>
-              <w:instrText xml:space="preserve"> PAGEREF _Toc229413289 \h </w:instrText>
+              <w:instrText xml:space="preserve"> PAGEREF _Toc229564282 \h </w:instrText>
             </w:r>
             <w:r>
               <w:rPr>
@@ -858,7 +858,7 @@
               <w14:ligatures w14:val="none"/>
             </w:rPr>
           </w:pPr>
-          <w:hyperlink w:anchor="_Toc229413290" w:history="1">
+          <w:hyperlink w:anchor="_Toc229564283" w:history="1">
             <w:r>
               <w:rPr>
                 <w:rStyle w:val="Hipervnculo"/>
@@ -903,7 +903,7 @@
                 <w:noProof/>
                 <w:webHidden/>
               </w:rPr>
-              <w:instrText xml:space="preserve"> PAGEREF _Toc229413290 \h </w:instrText>
+              <w:instrText xml:space="preserve"> PAGEREF _Toc229564283 \h </w:instrText>
             </w:r>
             <w:r>
               <w:rPr>
@@ -946,7 +946,7 @@
               <w14:ligatures w14:val="none"/>
             </w:rPr>
           </w:pPr>
-          <w:hyperlink w:anchor="_Toc229413291" w:history="1">
+          <w:hyperlink w:anchor="_Toc229564284" w:history="1">
             <w:r>
               <w:rPr>
                 <w:rStyle w:val="Hipervnculo"/>
@@ -991,7 +991,7 @@
                 <w:noProof/>
                 <w:webHidden/>
               </w:rPr>
-              <w:instrText xml:space="preserve"> PAGEREF _Toc229413291 \h </w:instrText>
+              <w:instrText xml:space="preserve"> PAGEREF _Toc229564284 \h </w:instrText>
             </w:r>
             <w:r>
               <w:rPr>
@@ -1034,7 +1034,7 @@
               <w14:ligatures w14:val="none"/>
             </w:rPr>
           </w:pPr>
-          <w:hyperlink w:anchor="_Toc229413292" w:history="1">
+          <w:hyperlink w:anchor="_Toc229564285" w:history="1">
             <w:r>
               <w:rPr>
                 <w:rStyle w:val="Hipervnculo"/>
@@ -1079,7 +1079,7 @@
                 <w:noProof/>
                 <w:webHidden/>
               </w:rPr>
-              <w:instrText xml:space="preserve"> PAGEREF _Toc229413292 \h </w:instrText>
+              <w:instrText xml:space="preserve"> PAGEREF _Toc229564285 \h </w:instrText>
             </w:r>
             <w:r>
               <w:rPr>
@@ -1126,7 +1126,7 @@
               <w14:ligatures w14:val="none"/>
             </w:rPr>
           </w:pPr>
-          <w:hyperlink w:anchor="_Toc229413293" w:history="1">
+          <w:hyperlink w:anchor="_Toc229564286" w:history="1">
             <w:r>
               <w:rPr>
                 <w:rStyle w:val="Hipervnculo"/>
@@ -1171,7 +1171,7 @@
                 <w:noProof/>
                 <w:webHidden/>
               </w:rPr>
-              <w:instrText xml:space="preserve"> PAGEREF _Toc229413293 \h </w:instrText>
+              <w:instrText xml:space="preserve"> PAGEREF _Toc229564286 \h </w:instrText>
             </w:r>
             <w:r>
               <w:rPr>
@@ -1214,7 +1214,7 @@
               <w14:ligatures w14:val="none"/>
             </w:rPr>
           </w:pPr>
-          <w:hyperlink w:anchor="_Toc229413294" w:history="1">
+          <w:hyperlink w:anchor="_Toc229564287" w:history="1">
             <w:r>
               <w:rPr>
                 <w:rStyle w:val="Hipervnculo"/>
@@ -1259,7 +1259,7 @@
                 <w:noProof/>
                 <w:webHidden/>
               </w:rPr>
-              <w:instrText xml:space="preserve"> PAGEREF _Toc229413294 \h </w:instrText>
+              <w:instrText xml:space="preserve"> PAGEREF _Toc229564287 \h </w:instrText>
             </w:r>
             <w:r>
               <w:rPr>
@@ -1302,7 +1302,7 @@
               <w14:ligatures w14:val="none"/>
             </w:rPr>
           </w:pPr>
-          <w:hyperlink w:anchor="_Toc229413295" w:history="1">
+          <w:hyperlink w:anchor="_Toc229564288" w:history="1">
             <w:r>
               <w:rPr>
                 <w:rStyle w:val="Hipervnculo"/>
@@ -1347,7 +1347,7 @@
                 <w:noProof/>
                 <w:webHidden/>
               </w:rPr>
-              <w:instrText xml:space="preserve"> PAGEREF _Toc229413295 \h </w:instrText>
+              <w:instrText xml:space="preserve"> PAGEREF _Toc229564288 \h </w:instrText>
             </w:r>
             <w:r>
               <w:rPr>
@@ -1394,7 +1394,7 @@
               <w14:ligatures w14:val="none"/>
             </w:rPr>
           </w:pPr>
-          <w:hyperlink w:anchor="_Toc229413296" w:history="1">
+          <w:hyperlink w:anchor="_Toc229564289" w:history="1">
             <w:r>
               <w:rPr>
                 <w:rStyle w:val="Hipervnculo"/>
@@ -1439,7 +1439,7 @@
                 <w:noProof/>
                 <w:webHidden/>
               </w:rPr>
-              <w:instrText xml:space="preserve"> PAGEREF _Toc229413296 \h </w:instrText>
+              <w:instrText xml:space="preserve"> PAGEREF _Toc229564289 \h </w:instrText>
             </w:r>
             <w:r>
               <w:rPr>
@@ -1482,7 +1482,7 @@
               <w14:ligatures w14:val="none"/>
             </w:rPr>
           </w:pPr>
-          <w:hyperlink w:anchor="_Toc229413297" w:history="1">
+          <w:hyperlink w:anchor="_Toc229564290" w:history="1">
             <w:r>
               <w:rPr>
                 <w:rStyle w:val="Hipervnculo"/>
@@ -1527,7 +1527,7 @@
                 <w:noProof/>
                 <w:webHidden/>
               </w:rPr>
-              <w:instrText xml:space="preserve"> PAGEREF _Toc229413297 \h </w:instrText>
+              <w:instrText xml:space="preserve"> PAGEREF _Toc229564290 \h </w:instrText>
             </w:r>
             <w:r>
               <w:rPr>
@@ -1570,7 +1570,7 @@
               <w14:ligatures w14:val="none"/>
             </w:rPr>
           </w:pPr>
-          <w:hyperlink w:anchor="_Toc229413298" w:history="1">
+          <w:hyperlink w:anchor="_Toc229564291" w:history="1">
             <w:r>
               <w:rPr>
                 <w:rStyle w:val="Hipervnculo"/>
@@ -1615,7 +1615,7 @@
                 <w:noProof/>
                 <w:webHidden/>
               </w:rPr>
-              <w:instrText xml:space="preserve"> PAGEREF _Toc229413298 \h </w:instrText>
+              <w:instrText xml:space="preserve"> PAGEREF _Toc229564291 \h </w:instrText>
             </w:r>
             <w:r>
               <w:rPr>
@@ -1658,7 +1658,7 @@
               <w14:ligatures w14:val="none"/>
             </w:rPr>
           </w:pPr>
-          <w:hyperlink w:anchor="_Toc229413299" w:history="1">
+          <w:hyperlink w:anchor="_Toc229564292" w:history="1">
             <w:r>
               <w:rPr>
                 <w:rStyle w:val="Hipervnculo"/>
@@ -1703,7 +1703,7 @@
                 <w:noProof/>
                 <w:webHidden/>
               </w:rPr>
-              <w:instrText xml:space="preserve"> PAGEREF _Toc229413299 \h </w:instrText>
+              <w:instrText xml:space="preserve"> PAGEREF _Toc229564292 \h </w:instrText>
             </w:r>
             <w:r>
               <w:rPr>
@@ -1746,7 +1746,7 @@
               <w14:ligatures w14:val="none"/>
             </w:rPr>
           </w:pPr>
-          <w:hyperlink w:anchor="_Toc229413300" w:history="1">
+          <w:hyperlink w:anchor="_Toc229564293" w:history="1">
             <w:r>
               <w:rPr>
                 <w:rStyle w:val="Hipervnculo"/>
@@ -1791,7 +1791,7 @@
                 <w:noProof/>
                 <w:webHidden/>
               </w:rPr>
-              <w:instrText xml:space="preserve"> PAGEREF _Toc229413300 \h </w:instrText>
+              <w:instrText xml:space="preserve"> PAGEREF _Toc229564293 \h </w:instrText>
             </w:r>
             <w:r>
               <w:rPr>
@@ -1838,7 +1838,7 @@
               <w14:ligatures w14:val="none"/>
             </w:rPr>
           </w:pPr>
-          <w:hyperlink w:anchor="_Toc229413301" w:history="1">
+          <w:hyperlink w:anchor="_Toc229564294" w:history="1">
             <w:r>
               <w:rPr>
                 <w:rStyle w:val="Hipervnculo"/>
@@ -1883,7 +1883,7 @@
                 <w:noProof/>
                 <w:webHidden/>
               </w:rPr>
-              <w:instrText xml:space="preserve"> PAGEREF _Toc229413301 \h </w:instrText>
+              <w:instrText xml:space="preserve"> PAGEREF _Toc229564294 \h </w:instrText>
             </w:r>
             <w:r>
               <w:rPr>
@@ -1926,7 +1926,7 @@
               <w14:ligatures w14:val="none"/>
             </w:rPr>
           </w:pPr>
-          <w:hyperlink w:anchor="_Toc229413302" w:history="1">
+          <w:hyperlink w:anchor="_Toc229564295" w:history="1">
             <w:r>
               <w:rPr>
                 <w:rStyle w:val="Hipervnculo"/>
@@ -1971,7 +1971,7 @@
                 <w:noProof/>
                 <w:webHidden/>
               </w:rPr>
-              <w:instrText xml:space="preserve"> PAGEREF _Toc229413302 \h </w:instrText>
+              <w:instrText xml:space="preserve"> PAGEREF _Toc229564295 \h </w:instrText>
             </w:r>
             <w:r>
               <w:rPr>
@@ -2014,7 +2014,7 @@
               <w14:ligatures w14:val="none"/>
             </w:rPr>
           </w:pPr>
-          <w:hyperlink w:anchor="_Toc229413303" w:history="1">
+          <w:hyperlink w:anchor="_Toc229564296" w:history="1">
             <w:r>
               <w:rPr>
                 <w:rStyle w:val="Hipervnculo"/>
@@ -2059,7 +2059,7 @@
                 <w:noProof/>
                 <w:webHidden/>
               </w:rPr>
-              <w:instrText xml:space="preserve"> PAGEREF _Toc229413303 \h </w:instrText>
+              <w:instrText xml:space="preserve"> PAGEREF _Toc229564296 \h </w:instrText>
             </w:r>
             <w:r>
               <w:rPr>
@@ -2105,7 +2105,7 @@
               <w14:ligatures w14:val="none"/>
             </w:rPr>
           </w:pPr>
-          <w:hyperlink w:anchor="_Toc229413304" w:history="1">
+          <w:hyperlink w:anchor="_Toc229564297" w:history="1">
             <w:r>
               <w:rPr>
                 <w:rStyle w:val="Hipervnculo"/>
@@ -2132,7 +2132,7 @@
                 <w:noProof/>
                 <w:webHidden/>
               </w:rPr>
-              <w:instrText xml:space="preserve"> PAGEREF _Toc229413304 \h </w:instrText>
+              <w:instrText xml:space="preserve"> PAGEREF _Toc229564297 \h </w:instrText>
             </w:r>
             <w:r>
               <w:rPr>
@@ -2178,7 +2178,7 @@
               <w14:ligatures w14:val="none"/>
             </w:rPr>
           </w:pPr>
-          <w:hyperlink w:anchor="_Toc229413305" w:history="1">
+          <w:hyperlink w:anchor="_Toc229564298" w:history="1">
             <w:r>
               <w:rPr>
                 <w:rStyle w:val="Hipervnculo"/>
@@ -2205,7 +2205,7 @@
                 <w:noProof/>
                 <w:webHidden/>
               </w:rPr>
-              <w:instrText xml:space="preserve"> PAGEREF _Toc229413305 \h </w:instrText>
+              <w:instrText xml:space="preserve"> PAGEREF _Toc229564298 \h </w:instrText>
             </w:r>
             <w:r>
               <w:rPr>
@@ -2251,7 +2251,7 @@
               <w14:ligatures w14:val="none"/>
             </w:rPr>
           </w:pPr>
-          <w:hyperlink w:anchor="_Toc229413306" w:history="1">
+          <w:hyperlink w:anchor="_Toc229564299" w:history="1">
             <w:r>
               <w:rPr>
                 <w:rStyle w:val="Hipervnculo"/>
@@ -2278,7 +2278,7 @@
                 <w:noProof/>
                 <w:webHidden/>
               </w:rPr>
-              <w:instrText xml:space="preserve"> PAGEREF _Toc229413306 \h </w:instrText>
+              <w:instrText xml:space="preserve"> PAGEREF _Toc229564299 \h </w:instrText>
             </w:r>
             <w:r>
               <w:rPr>
@@ -2324,7 +2324,7 @@
               <w14:ligatures w14:val="none"/>
             </w:rPr>
           </w:pPr>
-          <w:hyperlink w:anchor="_Toc229413307" w:history="1">
+          <w:hyperlink w:anchor="_Toc229564300" w:history="1">
             <w:r>
               <w:rPr>
                 <w:rStyle w:val="Hipervnculo"/>
@@ -2351,7 +2351,7 @@
                 <w:noProof/>
                 <w:webHidden/>
               </w:rPr>
-              <w:instrText xml:space="preserve"> PAGEREF _Toc229413307 \h </w:instrText>
+              <w:instrText xml:space="preserve"> PAGEREF _Toc229564300 \h </w:instrText>
             </w:r>
             <w:r>
               <w:rPr>
@@ -2416,7 +2416,7 @@
       <w:pPr>
         <w:pStyle w:val="Titulosgenerales"/>
       </w:pPr>
-      <w:bookmarkStart w:id="0" w:name="_Toc229413287"/>
+      <w:bookmarkStart w:id="0" w:name="_Toc229564280"/>
       <w:r>
         <w:lastRenderedPageBreak/>
         <w:t>Introducción</w:t>
@@ -2442,10 +2442,19 @@
       <w:r>
         <w:t>Reconocimiento de clientes</w:t>
       </w:r>
-    </w:p>
-    <w:p>
-      <w:r>
-        <w:t xml:space="preserve">       </w:t>
+      <w:r>
+        <w:t>: introducción</w:t>
+      </w:r>
+    </w:p>
+    <w:p>
+      <w:r>
+        <w:t xml:space="preserve">     </w:t>
+      </w:r>
+      <w:r>
+        <w:t xml:space="preserve">   </w:t>
+      </w:r>
+      <w:r>
+        <w:t xml:space="preserve">  </w:t>
       </w:r>
       <w:r>
         <w:rPr>
@@ -2994,7 +3003,7 @@
       <w:pPr>
         <w:pStyle w:val="Ttulo1"/>
       </w:pPr>
-      <w:bookmarkStart w:id="1" w:name="_Toc229413288"/>
+      <w:bookmarkStart w:id="1" w:name="_Toc229564281"/>
       <w:r>
         <w:lastRenderedPageBreak/>
         <w:t>Información</w:t>
@@ -3736,7 +3745,7 @@
       <w:pPr>
         <w:pStyle w:val="Ttulo2"/>
       </w:pPr>
-      <w:bookmarkStart w:id="2" w:name="_Toc229413289"/>
+      <w:bookmarkStart w:id="2" w:name="_Toc229564282"/>
       <w:r>
         <w:lastRenderedPageBreak/>
         <w:t>Tipos de información</w:t>
@@ -4044,7 +4053,7 @@
       <w:pPr>
         <w:pStyle w:val="Ttulo1"/>
       </w:pPr>
-      <w:bookmarkStart w:id="3" w:name="_Toc229413290"/>
+      <w:bookmarkStart w:id="3" w:name="_Toc229564283"/>
       <w:r>
         <w:lastRenderedPageBreak/>
         <w:t>Cliente</w:t>
@@ -4087,10 +4096,10 @@
           <w:noProof/>
         </w:rPr>
         <w:drawing>
-          <wp:inline distT="0" distB="0" distL="0" distR="0" wp14:anchorId="6203E03F" wp14:editId="3CC17440">
-            <wp:extent cx="4603898" cy="2588655"/>
-            <wp:effectExtent l="0" t="0" r="6350" b="2540"/>
-            <wp:docPr id="8" name="Imagen 8">
+          <wp:inline distT="0" distB="0" distL="0" distR="0" wp14:anchorId="5B862DEA" wp14:editId="08D621F3">
+            <wp:extent cx="4529470" cy="2546805"/>
+            <wp:effectExtent l="0" t="0" r="4445" b="6350"/>
+            <wp:docPr id="5" name="Imagen 5">
               <a:extLst xmlns:a="http://schemas.openxmlformats.org/drawingml/2006/main">
                 <a:ext uri="{C183D7F6-B498-43B3-948B-1728B52AA6E4}">
                   <adec:decorative xmlns:adec="http://schemas.microsoft.com/office/drawing/2017/decorative" val="1"/>
@@ -4104,7 +4113,7 @@
               <a:graphicData uri="http://schemas.openxmlformats.org/drawingml/2006/picture">
                 <pic:pic xmlns:pic="http://schemas.openxmlformats.org/drawingml/2006/picture">
                   <pic:nvPicPr>
-                    <pic:cNvPr id="8" name="Imagen 8">
+                    <pic:cNvPr id="5" name="Imagen 5">
                       <a:extLst>
                         <a:ext uri="{C183D7F6-B498-43B3-948B-1728B52AA6E4}">
                           <adec:decorative xmlns:adec="http://schemas.microsoft.com/office/drawing/2017/decorative" val="1"/>
@@ -4131,7 +4140,7 @@
                   <pic:spPr bwMode="auto">
                     <a:xfrm>
                       <a:off x="0" y="0"/>
-                      <a:ext cx="4622988" cy="2599389"/>
+                      <a:ext cx="4539230" cy="2552293"/>
                     </a:xfrm>
                     <a:prstGeom prst="rect">
                       <a:avLst/>
@@ -4414,7 +4423,6 @@
         <w:rPr>
           <w:bCs/>
         </w:rPr>
-        <w:lastRenderedPageBreak/>
         <w:t xml:space="preserve">De acuerdo con lo anterior, se podrían resumir las expectativas mínimas que tienen los clientes </w:t>
       </w:r>
       <w:r>
@@ -4745,6 +4753,9 @@
     </w:p>
     <w:p>
       <w:r>
+        <w:t xml:space="preserve">    </w:t>
+      </w:r>
+      <w:r>
         <w:t xml:space="preserve">        </w:t>
       </w:r>
       <w:r>
@@ -4752,10 +4763,10 @@
           <w:noProof/>
         </w:rPr>
         <w:drawing>
-          <wp:inline distT="0" distB="0" distL="0" distR="0" wp14:anchorId="6598B279" wp14:editId="1355C004">
-            <wp:extent cx="4710224" cy="2648438"/>
+          <wp:inline distT="0" distB="0" distL="0" distR="0" wp14:anchorId="62AE20DE" wp14:editId="0EBDDDE2">
+            <wp:extent cx="4273639" cy="2402958"/>
             <wp:effectExtent l="0" t="0" r="0" b="0"/>
-            <wp:docPr id="9" name="Imagen 9">
+            <wp:docPr id="21" name="Imagen 21">
               <a:extLst xmlns:a="http://schemas.openxmlformats.org/drawingml/2006/main">
                 <a:ext uri="{C183D7F6-B498-43B3-948B-1728B52AA6E4}">
                   <adec:decorative xmlns:adec="http://schemas.microsoft.com/office/drawing/2017/decorative" val="1"/>
@@ -4769,7 +4780,7 @@
               <a:graphicData uri="http://schemas.openxmlformats.org/drawingml/2006/picture">
                 <pic:pic xmlns:pic="http://schemas.openxmlformats.org/drawingml/2006/picture">
                   <pic:nvPicPr>
-                    <pic:cNvPr id="9" name="Imagen 9">
+                    <pic:cNvPr id="21" name="Imagen 21">
                       <a:extLst>
                         <a:ext uri="{C183D7F6-B498-43B3-948B-1728B52AA6E4}">
                           <adec:decorative xmlns:adec="http://schemas.microsoft.com/office/drawing/2017/decorative" val="1"/>
@@ -4796,7 +4807,7 @@
                   <pic:spPr bwMode="auto">
                     <a:xfrm>
                       <a:off x="0" y="0"/>
-                      <a:ext cx="4715082" cy="2651170"/>
+                      <a:ext cx="4288629" cy="2411386"/>
                     </a:xfrm>
                     <a:prstGeom prst="rect">
                       <a:avLst/>
@@ -4816,6 +4827,9 @@
     <w:p>
       <w:r>
         <w:t xml:space="preserve">        </w:t>
+      </w:r>
+      <w:r>
+        <w:t xml:space="preserve">  </w:t>
       </w:r>
       <w:r>
         <w:t xml:space="preserve">Video: </w:t>
@@ -4980,11 +4994,7 @@
           </w:p>
           <w:p>
             <w:r>
-              <w:t xml:space="preserve">Dos, cliente y consumidor al mismo tiempo, Ana Teresa a través de una página web compra unos zapatos para una fiesta, en este caso Ana es la cliente porque fue </w:t>
-            </w:r>
-            <w:r>
-              <w:lastRenderedPageBreak/>
-              <w:t xml:space="preserve">quien pagó por los zapatos y al mismo tiempo es la consumidora </w:t>
+              <w:t xml:space="preserve">Dos, cliente y consumidor al mismo tiempo, Ana Teresa a través de una página web compra unos zapatos para una fiesta, en este caso Ana es la cliente porque fue quien pagó por los zapatos y al mismo tiempo es la consumidora </w:t>
             </w:r>
             <w:proofErr w:type="spellStart"/>
             <w:r>
@@ -5000,6 +5010,7 @@
           </w:p>
           <w:p>
             <w:r>
+              <w:lastRenderedPageBreak/>
               <w:t>Aquí se debe tener presente el concepto de consumidor no solo hace alusión a productos que se consumen</w:t>
             </w:r>
             <w:r>
@@ -5120,40 +5131,39 @@
         <w:rPr>
           <w:bCs/>
         </w:rPr>
+        <w:t xml:space="preserve">Hay un interrogante que es frecuente cuando se están analizando a los clientes, el cual es: ¿las necesidades de los clientes ya están creadas o se deben crear?, la respuesta es simple: las necesidades ya existen; por esto, las empresas crean o comercializan bienes o servicios, para satisfacer las necesidades de los clientes de la mejor </w:t>
+      </w:r>
+      <w:r>
+        <w:rPr>
+          <w:bCs/>
+        </w:rPr>
+        <w:t xml:space="preserve">manera </w:t>
+      </w:r>
+      <w:r>
+        <w:rPr>
+          <w:bCs/>
+        </w:rPr>
+        <w:t>posible.</w:t>
+      </w:r>
+    </w:p>
+    <w:p>
+      <w:pPr>
+        <w:rPr>
+          <w:bCs/>
+        </w:rPr>
+      </w:pPr>
+      <w:r>
+        <w:rPr>
+          <w:bCs/>
+        </w:rPr>
+        <w:t xml:space="preserve">Para dar mayor estructura a la premisa anterior, hacia 1943 Abraham Maslow, en su libro: Teoría de la Motivación Humana, formuló uno de los aportes más relevantes para la historia asociado al comportamiento humano, la pirámide de Maslow. En ella se establece que todas las personas tienen diferentes niveles de necesidades y en la medida en que las más básicas se van cubriendo el ser humano propenderá por ir avanzando en la pirámide y alcanzar las siguientes. Para mayor entendimiento, se </w:t>
+      </w:r>
+      <w:r>
+        <w:rPr>
+          <w:bCs/>
+        </w:rPr>
         <w:lastRenderedPageBreak/>
-        <w:t xml:space="preserve">Hay un interrogante que es frecuente cuando se están analizando a los clientes, el cual es: ¿las necesidades de los clientes ya están creadas o se deben crear?, la respuesta es simple: las necesidades ya existen; por esto, las empresas crean o comercializan bienes o servicios, para satisfacer las necesidades de los clientes de la mejor </w:t>
-      </w:r>
-      <w:r>
-        <w:rPr>
-          <w:bCs/>
-        </w:rPr>
-        <w:t xml:space="preserve">manera </w:t>
-      </w:r>
-      <w:r>
-        <w:rPr>
-          <w:bCs/>
-        </w:rPr>
-        <w:t>posible.</w:t>
-      </w:r>
-    </w:p>
-    <w:p>
-      <w:pPr>
-        <w:rPr>
-          <w:bCs/>
-        </w:rPr>
-      </w:pPr>
-      <w:r>
-        <w:rPr>
-          <w:bCs/>
-        </w:rPr>
-        <w:t xml:space="preserve">Para dar mayor estructura a la premisa anterior, hacia 1943 Abraham Maslow, en su libro: Teoría de la Motivación Humana, formuló uno de los aportes más relevantes para la historia asociado al comportamiento humano, la pirámide de Maslow. En ella se </w:t>
-      </w:r>
-      <w:r>
-        <w:rPr>
-          <w:bCs/>
-        </w:rPr>
-        <w:lastRenderedPageBreak/>
-        <w:t>establece que todas las personas tienen diferentes niveles de necesidades y en la medida en que las más básicas se van cubriendo el ser humano propenderá por ir avanzando en la pirámide y alcanzar las siguientes. Para mayor entendimiento, se detalla a continuación la clasificación de las necesidades que se identifican en la pirámide de Maslow.</w:t>
+        <w:t>detalla a continuación la clasificación de las necesidades que se identifican en la pirámide de Maslow.</w:t>
       </w:r>
     </w:p>
     <w:p>
@@ -5266,7 +5276,7 @@
       <w:pPr>
         <w:pStyle w:val="Ttulo2"/>
       </w:pPr>
-      <w:bookmarkStart w:id="4" w:name="_Toc229413291"/>
+      <w:bookmarkStart w:id="4" w:name="_Toc229564284"/>
       <w:r>
         <w:t>Clasificación</w:t>
       </w:r>
@@ -5339,7 +5349,6 @@
         <w:rPr>
           <w:lang w:val="es-419" w:eastAsia="es-CO"/>
         </w:rPr>
-        <w:lastRenderedPageBreak/>
         <w:t>A partir del volumen de compra.</w:t>
       </w:r>
     </w:p>
@@ -5371,6 +5380,7 @@
         <w:rPr>
           <w:lang w:val="es-419" w:eastAsia="es-CO"/>
         </w:rPr>
+        <w:lastRenderedPageBreak/>
         <w:t>Nota: pueden existir más tipos de clasificación que tengan en cuenta otras características.</w:t>
       </w:r>
     </w:p>
@@ -5534,14 +5544,14 @@
         <w:rPr>
           <w:lang w:val="es-419" w:eastAsia="es-CO"/>
         </w:rPr>
-        <w:t xml:space="preserve">Son los que están por fuera de la empresa y se ven influenciados por ella, son relevantes porque son los que generan principalmente los ingresos a la empresa. El cliente externo, por excelencia, es aquel que le compra los productos a la empresa, sin embargo, en sentido técnico clientes externos también son: los proveedores, los </w:t>
+        <w:t xml:space="preserve">Son los que están por fuera de la empresa y se ven influenciados por ella, son relevantes porque son los que generan principalmente los ingresos a la empresa. El cliente externo, por excelencia, es aquel que le compra los productos a la empresa, sin embargo, en sentido técnico clientes externos también son: los proveedores, los distribuidores, el Estado, los entes de vigilancia, reguladores y de control y en general la </w:t>
       </w:r>
       <w:r>
         <w:rPr>
           <w:lang w:val="es-419" w:eastAsia="es-CO"/>
         </w:rPr>
         <w:lastRenderedPageBreak/>
-        <w:t>distribuidores, el Estado, los entes de vigilancia, reguladores y de control y en general la sociedad en general, quienes están siempre pendientes del impacto de las acciones de las empresas en el entorno.</w:t>
+        <w:t>sociedad en general, quienes están siempre pendientes del impacto de las acciones de las empresas en el entorno.</w:t>
       </w:r>
     </w:p>
     <w:p>
@@ -5746,7 +5756,6 @@
         <w:rPr>
           <w:lang w:val="es-419" w:eastAsia="es-CO"/>
         </w:rPr>
-        <w:lastRenderedPageBreak/>
         <w:t>Requieren del bien</w:t>
       </w:r>
       <w:r>
@@ -5777,6 +5786,7 @@
         <w:rPr>
           <w:lang w:val="es-419" w:eastAsia="es-CO"/>
         </w:rPr>
+        <w:lastRenderedPageBreak/>
         <w:t>Tienen poder adquisitivo (dinero o medios de pago) para comprarlo.</w:t>
       </w:r>
     </w:p>
@@ -6063,21 +6073,7 @@
         <w:rPr>
           <w:lang w:val="es-419" w:eastAsia="es-CO"/>
         </w:rPr>
-        <w:t xml:space="preserve">Son aquellos que realizaron compras hace bastante tiempo </w:t>
-      </w:r>
-      <w:proofErr w:type="gramStart"/>
-      <w:r>
-        <w:rPr>
-          <w:lang w:val="es-419" w:eastAsia="es-CO"/>
-        </w:rPr>
-        <w:t>y</w:t>
-      </w:r>
-      <w:proofErr w:type="gramEnd"/>
-      <w:r>
-        <w:rPr>
-          <w:lang w:val="es-419" w:eastAsia="es-CO"/>
-        </w:rPr>
-        <w:t xml:space="preserve"> por tanto, ya no tienen relación comercial con la empresa, por lo que se infiere que están adquiriendo los productos con la competencia o que dejaron de utilizar el bien</w:t>
+        <w:t>Son aquellos que realizaron compras hace bastante tiempo y por tanto, ya no tienen relación comercial con la empresa, por lo que se infiere que están adquiriendo los productos con la competencia o que dejaron de utilizar el bien</w:t>
       </w:r>
       <w:r>
         <w:rPr>
@@ -6496,7 +6492,7 @@
       <w:pPr>
         <w:pStyle w:val="Ttulo2"/>
       </w:pPr>
-      <w:bookmarkStart w:id="5" w:name="_Toc229413292"/>
+      <w:bookmarkStart w:id="5" w:name="_Toc229564285"/>
       <w:r>
         <w:t>Tipología y manejo del cliente</w:t>
       </w:r>
@@ -6554,21 +6550,7 @@
         <w:rPr>
           <w:lang w:val="es-419" w:eastAsia="es-CO"/>
         </w:rPr>
-        <w:t xml:space="preserve">El cliente informado es aquel que se caracteriza por tener mucho conocimiento sobre el producto que está requiriendo, por tanto, está pendiente de cada detalle </w:t>
-      </w:r>
-      <w:proofErr w:type="gramStart"/>
-      <w:r>
-        <w:rPr>
-          <w:lang w:val="es-419" w:eastAsia="es-CO"/>
-        </w:rPr>
-        <w:t>y</w:t>
-      </w:r>
-      <w:proofErr w:type="gramEnd"/>
-      <w:r>
-        <w:rPr>
-          <w:lang w:val="es-419" w:eastAsia="es-CO"/>
-        </w:rPr>
-        <w:t xml:space="preserve"> por tanto, indaga mucho, sus preguntas se caracterizan por ser analíticas y profundas.</w:t>
+        <w:t>El cliente informado es aquel que se caracteriza por tener mucho conocimiento sobre el producto que está requiriendo, por tanto, está pendiente de cada detalle y por tanto, indaga mucho, sus preguntas se caracterizan por ser analíticas y profundas.</w:t>
       </w:r>
     </w:p>
     <w:p>
@@ -7602,7 +7584,7 @@
       <w:pPr>
         <w:pStyle w:val="Ttulo1"/>
       </w:pPr>
-      <w:bookmarkStart w:id="6" w:name="_Toc229413293"/>
+      <w:bookmarkStart w:id="6" w:name="_Toc229564286"/>
       <w:r>
         <w:lastRenderedPageBreak/>
         <w:t>Inclusión</w:t>
@@ -7638,16 +7620,8 @@
         <w:rPr>
           <w:lang w:val="es-419" w:eastAsia="es-CO"/>
         </w:rPr>
-        <w:t xml:space="preserve">a </w:t>
-      </w:r>
-      <w:proofErr w:type="gramStart"/>
-      <w:r>
-        <w:rPr>
-          <w:lang w:val="es-419" w:eastAsia="es-CO"/>
-        </w:rPr>
-        <w:t>continuación</w:t>
-      </w:r>
-      <w:proofErr w:type="gramEnd"/>
+        <w:t>a continuación</w:t>
+      </w:r>
       <w:r>
         <w:rPr>
           <w:lang w:val="es-419" w:eastAsia="es-CO"/>
@@ -7840,7 +7814,7 @@
       <w:pPr>
         <w:pStyle w:val="Ttulo2"/>
       </w:pPr>
-      <w:bookmarkStart w:id="7" w:name="_Toc229413294"/>
+      <w:bookmarkStart w:id="7" w:name="_Toc229564287"/>
       <w:r>
         <w:lastRenderedPageBreak/>
         <w:t>Discapacidad y sus tipos</w:t>
@@ -8299,7 +8273,7 @@
       <w:pPr>
         <w:pStyle w:val="Ttulo2"/>
       </w:pPr>
-      <w:bookmarkStart w:id="8" w:name="_Toc229413295"/>
+      <w:bookmarkStart w:id="8" w:name="_Toc229564288"/>
       <w:r>
         <w:t>Normativa</w:t>
       </w:r>
@@ -9162,7 +9136,7 @@
       <w:pPr>
         <w:pStyle w:val="Ttulo1"/>
       </w:pPr>
-      <w:bookmarkStart w:id="9" w:name="_Toc229413296"/>
+      <w:bookmarkStart w:id="9" w:name="_Toc229564289"/>
       <w:r>
         <w:lastRenderedPageBreak/>
         <w:t>Servicio al cliente</w:t>
@@ -9364,7 +9338,7 @@
       <w:pPr>
         <w:pStyle w:val="Ttulo2"/>
       </w:pPr>
-      <w:bookmarkStart w:id="10" w:name="_Toc229413297"/>
+      <w:bookmarkStart w:id="10" w:name="_Toc229564290"/>
       <w:r>
         <w:t>Prestación del servicio al cliente</w:t>
       </w:r>
@@ -10447,7 +10421,7 @@
       <w:pPr>
         <w:pStyle w:val="Ttulo2"/>
       </w:pPr>
-      <w:bookmarkStart w:id="11" w:name="_Toc229413298"/>
+      <w:bookmarkStart w:id="11" w:name="_Toc229564291"/>
       <w:r>
         <w:lastRenderedPageBreak/>
         <w:t>Triángulo del servicio</w:t>
@@ -11242,7 +11216,7 @@
       <w:pPr>
         <w:pStyle w:val="Ttulo2"/>
       </w:pPr>
-      <w:bookmarkStart w:id="12" w:name="_Toc229413299"/>
+      <w:bookmarkStart w:id="12" w:name="_Toc229564292"/>
       <w:r>
         <w:t>Canales de atención en servicio al cliente</w:t>
       </w:r>
@@ -11313,7 +11287,7 @@
       <w:pPr>
         <w:pStyle w:val="Ttulo2"/>
       </w:pPr>
-      <w:bookmarkStart w:id="13" w:name="_Toc229413300"/>
+      <w:bookmarkStart w:id="13" w:name="_Toc229564293"/>
       <w:r>
         <w:t>Momentos de verdad</w:t>
       </w:r>
@@ -11407,17 +11381,29 @@
         <w:rPr>
           <w:lang w:val="es-419" w:eastAsia="es-CO"/>
         </w:rPr>
-        <w:t xml:space="preserve">      </w:t>
+        <w:t xml:space="preserve"> </w:t>
+      </w:r>
+      <w:r>
+        <w:rPr>
+          <w:lang w:val="es-419" w:eastAsia="es-CO"/>
+        </w:rPr>
+        <w:t xml:space="preserve"> </w:t>
+      </w:r>
+      <w:r>
+        <w:rPr>
+          <w:lang w:val="es-419" w:eastAsia="es-CO"/>
+        </w:rPr>
+        <w:t xml:space="preserve">     </w:t>
       </w:r>
       <w:r>
         <w:rPr>
           <w:noProof/>
         </w:rPr>
         <w:drawing>
-          <wp:inline distT="0" distB="0" distL="0" distR="0" wp14:anchorId="1B4006A2" wp14:editId="282AD850">
-            <wp:extent cx="4750130" cy="2670874"/>
-            <wp:effectExtent l="0" t="0" r="0" b="0"/>
-            <wp:docPr id="10" name="Imagen 10">
+          <wp:inline distT="0" distB="0" distL="0" distR="0" wp14:anchorId="4DF3C438" wp14:editId="20CBA820">
+            <wp:extent cx="3955311" cy="2223970"/>
+            <wp:effectExtent l="0" t="0" r="7620" b="5080"/>
+            <wp:docPr id="15" name="Imagen 15">
               <a:extLst xmlns:a="http://schemas.openxmlformats.org/drawingml/2006/main">
                 <a:ext uri="{C183D7F6-B498-43B3-948B-1728B52AA6E4}">
                   <adec:decorative xmlns:adec="http://schemas.microsoft.com/office/drawing/2017/decorative" val="1"/>
@@ -11431,7 +11417,7 @@
               <a:graphicData uri="http://schemas.openxmlformats.org/drawingml/2006/picture">
                 <pic:pic xmlns:pic="http://schemas.openxmlformats.org/drawingml/2006/picture">
                   <pic:nvPicPr>
-                    <pic:cNvPr id="10" name="Imagen 10">
+                    <pic:cNvPr id="15" name="Imagen 15">
                       <a:extLst>
                         <a:ext uri="{C183D7F6-B498-43B3-948B-1728B52AA6E4}">
                           <adec:decorative xmlns:adec="http://schemas.microsoft.com/office/drawing/2017/decorative" val="1"/>
@@ -11458,7 +11444,7 @@
                   <pic:spPr bwMode="auto">
                     <a:xfrm>
                       <a:off x="0" y="0"/>
-                      <a:ext cx="4790829" cy="2693758"/>
+                      <a:ext cx="3980584" cy="2238181"/>
                     </a:xfrm>
                     <a:prstGeom prst="rect">
                       <a:avLst/>
@@ -12079,7 +12065,7 @@
       <w:pPr>
         <w:pStyle w:val="Ttulo1"/>
       </w:pPr>
-      <w:bookmarkStart w:id="14" w:name="_Toc229413301"/>
+      <w:bookmarkStart w:id="14" w:name="_Toc229564294"/>
       <w:r>
         <w:lastRenderedPageBreak/>
         <w:t>Seguridad y salud en el trabajo (SST)</w:t>
@@ -13066,7 +13052,7 @@
       <w:pPr>
         <w:pStyle w:val="Ttulo2"/>
       </w:pPr>
-      <w:bookmarkStart w:id="15" w:name="_Toc229413302"/>
+      <w:bookmarkStart w:id="15" w:name="_Toc229564295"/>
       <w:r>
         <w:t>Factores de riesgos SST</w:t>
       </w:r>
@@ -13382,7 +13368,7 @@
       <w:pPr>
         <w:pStyle w:val="Ttulo2"/>
       </w:pPr>
-      <w:bookmarkStart w:id="18" w:name="_Toc229413303"/>
+      <w:bookmarkStart w:id="18" w:name="_Toc229564296"/>
       <w:r>
         <w:t>Manejo y control SST</w:t>
       </w:r>
@@ -13584,6 +13570,7 @@
       </w:pPr>
       <w:r>
         <w:rPr>
+          <w:noProof/>
           <w:lang w:val="es-419" w:eastAsia="es-CO"/>
         </w:rPr>
         <w:drawing>
@@ -13732,7 +13719,7 @@
       <w:pPr>
         <w:pStyle w:val="Titulosgenerales"/>
       </w:pPr>
-      <w:bookmarkStart w:id="19" w:name="_Toc229413304"/>
+      <w:bookmarkStart w:id="19" w:name="_Toc229564297"/>
       <w:bookmarkEnd w:id="16"/>
       <w:bookmarkEnd w:id="17"/>
       <w:r>
@@ -13769,6 +13756,7 @@
       </w:pPr>
       <w:r>
         <w:rPr>
+          <w:noProof/>
           <w:lang w:val="es-419" w:eastAsia="es-CO"/>
         </w:rPr>
         <w:drawing>
@@ -13819,7 +13807,7 @@
       <w:pPr>
         <w:pStyle w:val="Titulosgenerales"/>
       </w:pPr>
-      <w:bookmarkStart w:id="20" w:name="_Toc229413305"/>
+      <w:bookmarkStart w:id="20" w:name="_Toc229564298"/>
       <w:r>
         <w:lastRenderedPageBreak/>
         <w:t>Glosario</w:t>
@@ -14116,7 +14104,7 @@
       <w:pPr>
         <w:pStyle w:val="Titulosgenerales"/>
       </w:pPr>
-      <w:bookmarkStart w:id="21" w:name="_Toc229413306"/>
+      <w:bookmarkStart w:id="21" w:name="_Toc229564299"/>
       <w:r>
         <w:lastRenderedPageBreak/>
         <w:t>Referencias bibliográficas</w:t>
@@ -14399,7 +14387,7 @@
       <w:pPr>
         <w:pStyle w:val="Titulosgenerales"/>
       </w:pPr>
-      <w:bookmarkStart w:id="22" w:name="_Toc229413307"/>
+      <w:bookmarkStart w:id="22" w:name="_Toc229564300"/>
       <w:r>
         <w:lastRenderedPageBreak/>
         <w:t>C</w:t>
@@ -22415,17 +22403,6 @@
 </file>
 
 <file path=customXml/item1.xml><?xml version="1.0" encoding="utf-8"?>
-<p:properties xmlns:p="http://schemas.microsoft.com/office/2006/metadata/properties" xmlns:xsi="http://www.w3.org/2001/XMLSchema-instance" xmlns:pc="http://schemas.microsoft.com/office/infopath/2007/PartnerControls">
-  <documentManagement>
-    <TaxCatchAll xmlns="13c90a0b-73bc-4dc0-be5f-28d77b615beb" xsi:nil="true"/>
-    <lcf76f155ced4ddcb4097134ff3c332f xmlns="13c93bba-48ce-428c-bfe5-88b42c19b028">
-      <Terms xmlns="http://schemas.microsoft.com/office/infopath/2007/PartnerControls"/>
-    </lcf76f155ced4ddcb4097134ff3c332f>
-  </documentManagement>
-</p:properties>
-</file>
-
-<file path=customXml/item2.xml><?xml version="1.0" encoding="utf-8"?>
 <?mso-contentType ?>
 <FormTemplates xmlns="http://schemas.microsoft.com/sharepoint/v3/contenttype/forms">
   <Display>DocumentLibraryForm</Display>
@@ -22434,242 +22411,18 @@
 </FormTemplates>
 </file>
 
-<file path=customXml/item3.xml><?xml version="1.0" encoding="utf-8"?>
-<ct:contentTypeSchema xmlns:ct="http://schemas.microsoft.com/office/2006/metadata/contentType" xmlns:ma="http://schemas.microsoft.com/office/2006/metadata/properties/metaAttributes" ct:_="" ma:_="" ma:contentTypeName="Documento" ma:contentTypeID="0x0101006A81D6BD42E8DF4C91013959704817E1" ma:contentTypeVersion="15" ma:contentTypeDescription="Crear nuevo documento." ma:contentTypeScope="" ma:versionID="bf4f72ffd194f0963ff564daca6869f7">
-  <xsd:schema xmlns:xsd="http://www.w3.org/2001/XMLSchema" xmlns:xs="http://www.w3.org/2001/XMLSchema" xmlns:p="http://schemas.microsoft.com/office/2006/metadata/properties" xmlns:ns2="13c90a0b-73bc-4dc0-be5f-28d77b615beb" xmlns:ns3="13c93bba-48ce-428c-bfe5-88b42c19b028" targetNamespace="http://schemas.microsoft.com/office/2006/metadata/properties" ma:root="true" ma:fieldsID="8718d6f4873a5b1392a45044efa78385" ns2:_="" ns3:_="">
-    <xsd:import namespace="13c90a0b-73bc-4dc0-be5f-28d77b615beb"/>
-    <xsd:import namespace="13c93bba-48ce-428c-bfe5-88b42c19b028"/>
-    <xsd:element name="properties">
-      <xsd:complexType>
-        <xsd:sequence>
-          <xsd:element name="documentManagement">
-            <xsd:complexType>
-              <xsd:all>
-                <xsd:element ref="ns2:SharedWithUsers" minOccurs="0"/>
-                <xsd:element ref="ns2:SharedWithDetails" minOccurs="0"/>
-                <xsd:element ref="ns3:MediaServiceMetadata" minOccurs="0"/>
-                <xsd:element ref="ns3:MediaServiceFastMetadata" minOccurs="0"/>
-                <xsd:element ref="ns3:MediaServiceSearchProperties" minOccurs="0"/>
-                <xsd:element ref="ns3:MediaServiceObjectDetectorVersions" minOccurs="0"/>
-                <xsd:element ref="ns3:MediaServiceDateTaken" minOccurs="0"/>
-                <xsd:element ref="ns3:MediaServiceGenerationTime" minOccurs="0"/>
-                <xsd:element ref="ns3:MediaServiceEventHashCode" minOccurs="0"/>
-                <xsd:element ref="ns3:MediaLengthInSeconds" minOccurs="0"/>
-                <xsd:element ref="ns3:lcf76f155ced4ddcb4097134ff3c332f" minOccurs="0"/>
-                <xsd:element ref="ns2:TaxCatchAll" minOccurs="0"/>
-                <xsd:element ref="ns3:MediaServiceOCR" minOccurs="0"/>
-                <xsd:element ref="ns3:MediaServiceLocation" minOccurs="0"/>
-              </xsd:all>
-            </xsd:complexType>
-          </xsd:element>
-        </xsd:sequence>
-      </xsd:complexType>
-    </xsd:element>
-  </xsd:schema>
-  <xsd:schema xmlns:xsd="http://www.w3.org/2001/XMLSchema" xmlns:xs="http://www.w3.org/2001/XMLSchema" xmlns:dms="http://schemas.microsoft.com/office/2006/documentManagement/types" xmlns:pc="http://schemas.microsoft.com/office/infopath/2007/PartnerControls" targetNamespace="13c90a0b-73bc-4dc0-be5f-28d77b615beb" elementFormDefault="qualified">
-    <xsd:import namespace="http://schemas.microsoft.com/office/2006/documentManagement/types"/>
-    <xsd:import namespace="http://schemas.microsoft.com/office/infopath/2007/PartnerControls"/>
-    <xsd:element name="SharedWithUsers" ma:index="8" nillable="true" ma:displayName="Compartido con" ma:internalName="SharedWithUsers" ma:readOnly="true">
-      <xsd:complexType>
-        <xsd:complexContent>
-          <xsd:extension base="dms:UserMulti">
-            <xsd:sequence>
-              <xsd:element name="UserInfo" minOccurs="0" maxOccurs="unbounded">
-                <xsd:complexType>
-                  <xsd:sequence>
-                    <xsd:element name="DisplayName" type="xsd:string" minOccurs="0"/>
-                    <xsd:element name="AccountId" type="dms:UserId" minOccurs="0" nillable="true"/>
-                    <xsd:element name="AccountType" type="xsd:string" minOccurs="0"/>
-                  </xsd:sequence>
-                </xsd:complexType>
-              </xsd:element>
-            </xsd:sequence>
-          </xsd:extension>
-        </xsd:complexContent>
-      </xsd:complexType>
-    </xsd:element>
-    <xsd:element name="SharedWithDetails" ma:index="9" nillable="true" ma:displayName="Detalles de uso compartido" ma:internalName="SharedWithDetails" ma:readOnly="true">
-      <xsd:simpleType>
-        <xsd:restriction base="dms:Note">
-          <xsd:maxLength value="255"/>
-        </xsd:restriction>
-      </xsd:simpleType>
-    </xsd:element>
-    <xsd:element name="TaxCatchAll" ma:index="20" nillable="true" ma:displayName="Taxonomy Catch All Column" ma:hidden="true" ma:list="{a42ca037-5d13-4729-aeec-4237f141d2d6}" ma:internalName="TaxCatchAll" ma:showField="CatchAllData" ma:web="13c90a0b-73bc-4dc0-be5f-28d77b615beb">
-      <xsd:complexType>
-        <xsd:complexContent>
-          <xsd:extension base="dms:MultiChoiceLookup">
-            <xsd:sequence>
-              <xsd:element name="Value" type="dms:Lookup" maxOccurs="unbounded" minOccurs="0" nillable="true"/>
-            </xsd:sequence>
-          </xsd:extension>
-        </xsd:complexContent>
-      </xsd:complexType>
-    </xsd:element>
-  </xsd:schema>
-  <xsd:schema xmlns:xsd="http://www.w3.org/2001/XMLSchema" xmlns:xs="http://www.w3.org/2001/XMLSchema" xmlns:dms="http://schemas.microsoft.com/office/2006/documentManagement/types" xmlns:pc="http://schemas.microsoft.com/office/infopath/2007/PartnerControls" targetNamespace="13c93bba-48ce-428c-bfe5-88b42c19b028" elementFormDefault="qualified">
-    <xsd:import namespace="http://schemas.microsoft.com/office/2006/documentManagement/types"/>
-    <xsd:import namespace="http://schemas.microsoft.com/office/infopath/2007/PartnerControls"/>
-    <xsd:element name="MediaServiceMetadata" ma:index="10" nillable="true" ma:displayName="MediaServiceMetadata" ma:hidden="true" ma:internalName="MediaServiceMetadata" ma:readOnly="true">
-      <xsd:simpleType>
-        <xsd:restriction base="dms:Note"/>
-      </xsd:simpleType>
-    </xsd:element>
-    <xsd:element name="MediaServiceFastMetadata" ma:index="11" nillable="true" ma:displayName="MediaServiceFastMetadata" ma:hidden="true" ma:internalName="MediaServiceFastMetadata" ma:readOnly="true">
-      <xsd:simpleType>
-        <xsd:restriction base="dms:Note"/>
-      </xsd:simpleType>
-    </xsd:element>
-    <xsd:element name="MediaServiceSearchProperties" ma:index="12" nillable="true" ma:displayName="MediaServiceSearchProperties" ma:hidden="true" ma:internalName="MediaServiceSearchProperties" ma:readOnly="true">
-      <xsd:simpleType>
-        <xsd:restriction base="dms:Note"/>
-      </xsd:simpleType>
-    </xsd:element>
-    <xsd:element name="MediaServiceObjectDetectorVersions" ma:index="13" nillable="true" ma:displayName="MediaServiceObjectDetectorVersions" ma:hidden="true" ma:indexed="true" ma:internalName="MediaServiceObjectDetectorVersions" ma:readOnly="true">
-      <xsd:simpleType>
-        <xsd:restriction base="dms:Text"/>
-      </xsd:simpleType>
-    </xsd:element>
-    <xsd:element name="MediaServiceDateTaken" ma:index="14" nillable="true" ma:displayName="MediaServiceDateTaken" ma:hidden="true" ma:indexed="true" ma:internalName="MediaServiceDateTaken" ma:readOnly="true">
-      <xsd:simpleType>
-        <xsd:restriction base="dms:Text"/>
-      </xsd:simpleType>
-    </xsd:element>
-    <xsd:element name="MediaServiceGenerationTime" ma:index="15" nillable="true" ma:displayName="MediaServiceGenerationTime" ma:hidden="true" ma:internalName="MediaServiceGenerationTime" ma:readOnly="true">
-      <xsd:simpleType>
-        <xsd:restriction base="dms:Text"/>
-      </xsd:simpleType>
-    </xsd:element>
-    <xsd:element name="MediaServiceEventHashCode" ma:index="16" nillable="true" ma:displayName="MediaServiceEventHashCode" ma:hidden="true" ma:internalName="MediaServiceEventHashCode" ma:readOnly="true">
-      <xsd:simpleType>
-        <xsd:restriction base="dms:Text"/>
-      </xsd:simpleType>
-    </xsd:element>
-    <xsd:element name="MediaLengthInSeconds" ma:index="17" nillable="true" ma:displayName="MediaLengthInSeconds" ma:hidden="true" ma:internalName="MediaLengthInSeconds" ma:readOnly="true">
-      <xsd:simpleType>
-        <xsd:restriction base="dms:Unknown"/>
-      </xsd:simpleType>
-    </xsd:element>
-    <xsd:element name="lcf76f155ced4ddcb4097134ff3c332f" ma:index="19" nillable="true" ma:taxonomy="true" ma:internalName="lcf76f155ced4ddcb4097134ff3c332f" ma:taxonomyFieldName="MediaServiceImageTags" ma:displayName="Etiquetas de imagen" ma:readOnly="false" ma:fieldId="{5cf76f15-5ced-4ddc-b409-7134ff3c332f}" ma:taxonomyMulti="true" ma:sspId="d33c8c81-5745-4931-bcc4-c2aeafe86780" ma:termSetId="09814cd3-568e-fe90-9814-8d621ff8fb84" ma:anchorId="fba54fb3-c3e1-fe81-a776-ca4b69148c4d" ma:open="true" ma:isKeyword="false">
-      <xsd:complexType>
-        <xsd:sequence>
-          <xsd:element ref="pc:Terms" minOccurs="0" maxOccurs="1"/>
-        </xsd:sequence>
-      </xsd:complexType>
-    </xsd:element>
-    <xsd:element name="MediaServiceOCR" ma:index="21" nillable="true" ma:displayName="Extracted Text" ma:internalName="MediaServiceOCR" ma:readOnly="true">
-      <xsd:simpleType>
-        <xsd:restriction base="dms:Note">
-          <xsd:maxLength value="255"/>
-        </xsd:restriction>
-      </xsd:simpleType>
-    </xsd:element>
-    <xsd:element name="MediaServiceLocation" ma:index="22" nillable="true" ma:displayName="Location" ma:description="" ma:indexed="true" ma:internalName="MediaServiceLocation" ma:readOnly="true">
-      <xsd:simpleType>
-        <xsd:restriction base="dms:Text"/>
-      </xsd:simpleType>
-    </xsd:element>
-  </xsd:schema>
-  <xsd:schema xmlns="http://schemas.openxmlformats.org/package/2006/metadata/core-properties" xmlns:xsd="http://www.w3.org/2001/XMLSchema" xmlns:xsi="http://www.w3.org/2001/XMLSchema-instance" xmlns:dc="http://purl.org/dc/elements/1.1/" xmlns:dcterms="http://purl.org/dc/terms/" xmlns:odoc="http://schemas.microsoft.com/internal/obd" targetNamespace="http://schemas.openxmlformats.org/package/2006/metadata/core-properties" elementFormDefault="qualified" attributeFormDefault="unqualified" blockDefault="#all">
-    <xsd:import namespace="http://purl.org/dc/elements/1.1/" schemaLocation="http://dublincore.org/schemas/xmls/qdc/2003/04/02/dc.xsd"/>
-    <xsd:import namespace="http://purl.org/dc/terms/" schemaLocation="http://dublincore.org/schemas/xmls/qdc/2003/04/02/dcterms.xsd"/>
-    <xsd:element name="coreProperties" type="CT_coreProperties"/>
-    <xsd:complexType name="CT_coreProperties">
-      <xsd:all>
-        <xsd:element ref="dc:creator" minOccurs="0" maxOccurs="1"/>
-        <xsd:element ref="dcterms:created" minOccurs="0" maxOccurs="1"/>
-        <xsd:element ref="dc:identifier" minOccurs="0" maxOccurs="1"/>
-        <xsd:element name="contentType" minOccurs="0" maxOccurs="1" type="xsd:string" ma:index="0" ma:displayName="Tipo de contenido"/>
-        <xsd:element ref="dc:title" minOccurs="0" maxOccurs="1" ma:index="4" ma:displayName="Título"/>
-        <xsd:element ref="dc:subject" minOccurs="0" maxOccurs="1"/>
-        <xsd:element ref="dc:description" minOccurs="0" maxOccurs="1"/>
-        <xsd:element name="keywords" minOccurs="0" maxOccurs="1" type="xsd:string"/>
-        <xsd:element ref="dc:language" minOccurs="0" maxOccurs="1"/>
-        <xsd:element name="category" minOccurs="0" maxOccurs="1" type="xsd:string"/>
-        <xsd:element name="version" minOccurs="0" maxOccurs="1" type="xsd:string"/>
-        <xsd:element name="revision" minOccurs="0" maxOccurs="1" type="xsd:string">
-          <xsd:annotation>
-            <xsd:documentation>
-                        This value indicates the number of saves or revisions. The application is responsible for updating this value after each revision.
-                    </xsd:documentation>
-          </xsd:annotation>
-        </xsd:element>
-        <xsd:element name="lastModifiedBy" minOccurs="0" maxOccurs="1" type="xsd:string"/>
-        <xsd:element ref="dcterms:modified" minOccurs="0" maxOccurs="1"/>
-        <xsd:element name="contentStatus" minOccurs="0" maxOccurs="1" type="xsd:string"/>
-      </xsd:all>
-    </xsd:complexType>
-  </xsd:schema>
-  <xs:schema xmlns:pc="http://schemas.microsoft.com/office/infopath/2007/PartnerControls" xmlns:xs="http://www.w3.org/2001/XMLSchema" targetNamespace="http://schemas.microsoft.com/office/infopath/2007/PartnerControls" elementFormDefault="qualified" attributeFormDefault="unqualified">
-    <xs:element name="Person">
-      <xs:complexType>
-        <xs:sequence>
-          <xs:element ref="pc:DisplayName" minOccurs="0"/>
-          <xs:element ref="pc:AccountId" minOccurs="0"/>
-          <xs:element ref="pc:AccountType" minOccurs="0"/>
-        </xs:sequence>
-      </xs:complexType>
-    </xs:element>
-    <xs:element name="DisplayName" type="xs:string"/>
-    <xs:element name="AccountId" type="xs:string"/>
-    <xs:element name="AccountType" type="xs:string"/>
-    <xs:element name="BDCAssociatedEntity">
-      <xs:complexType>
-        <xs:sequence>
-          <xs:element ref="pc:BDCEntity" minOccurs="0" maxOccurs="unbounded"/>
-        </xs:sequence>
-        <xs:attribute ref="pc:EntityNamespace"/>
-        <xs:attribute ref="pc:EntityName"/>
-        <xs:attribute ref="pc:SystemInstanceName"/>
-        <xs:attribute ref="pc:AssociationName"/>
-      </xs:complexType>
-    </xs:element>
-    <xs:attribute name="EntityNamespace" type="xs:string"/>
-    <xs:attribute name="EntityName" type="xs:string"/>
-    <xs:attribute name="SystemInstanceName" type="xs:string"/>
-    <xs:attribute name="AssociationName" type="xs:string"/>
-    <xs:element name="BDCEntity">
-      <xs:complexType>
-        <xs:sequence>
-          <xs:element ref="pc:EntityDisplayName" minOccurs="0"/>
-          <xs:element ref="pc:EntityInstanceReference" minOccurs="0"/>
-          <xs:element ref="pc:EntityId1" minOccurs="0"/>
-          <xs:element ref="pc:EntityId2" minOccurs="0"/>
-          <xs:element ref="pc:EntityId3" minOccurs="0"/>
-          <xs:element ref="pc:EntityId4" minOccurs="0"/>
-          <xs:element ref="pc:EntityId5" minOccurs="0"/>
-        </xs:sequence>
-      </xs:complexType>
-    </xs:element>
-    <xs:element name="EntityDisplayName" type="xs:string"/>
-    <xs:element name="EntityInstanceReference" type="xs:string"/>
-    <xs:element name="EntityId1" type="xs:string"/>
-    <xs:element name="EntityId2" type="xs:string"/>
-    <xs:element name="EntityId3" type="xs:string"/>
-    <xs:element name="EntityId4" type="xs:string"/>
-    <xs:element name="EntityId5" type="xs:string"/>
-    <xs:element name="Terms">
-      <xs:complexType>
-        <xs:sequence>
-          <xs:element ref="pc:TermInfo" minOccurs="0" maxOccurs="unbounded"/>
-        </xs:sequence>
-      </xs:complexType>
-    </xs:element>
-    <xs:element name="TermInfo">
-      <xs:complexType>
-        <xs:sequence>
-          <xs:element ref="pc:TermName" minOccurs="0"/>
-          <xs:element ref="pc:TermId" minOccurs="0"/>
-        </xs:sequence>
-      </xs:complexType>
-    </xs:element>
-    <xs:element name="TermName" type="xs:string"/>
-    <xs:element name="TermId" type="xs:string"/>
-  </xs:schema>
-</ct:contentTypeSchema>
+<file path=customXml/item2.xml><?xml version="1.0" encoding="utf-8"?>
+<p:properties xmlns:p="http://schemas.microsoft.com/office/2006/metadata/properties" xmlns:xsi="http://www.w3.org/2001/XMLSchema-instance" xmlns:pc="http://schemas.microsoft.com/office/infopath/2007/PartnerControls">
+  <documentManagement>
+    <TaxCatchAll xmlns="adccf511-daff-4bcb-9072-914cedbf4c7e" xsi:nil="true"/>
+    <lcf76f155ced4ddcb4097134ff3c332f xmlns="a70d3c18-0869-45a1-9f75-4b4b8f0f32be">
+      <Terms xmlns="http://schemas.microsoft.com/office/infopath/2007/PartnerControls"/>
+    </lcf76f155ced4ddcb4097134ff3c332f>
+  </documentManagement>
+</p:properties>
 </file>
 
-<file path=customXml/item4.xml><?xml version="1.0" encoding="utf-8"?>
+<file path=customXml/item3.xml><?xml version="1.0" encoding="utf-8"?>
 <b:Sources xmlns:b="http://schemas.openxmlformats.org/officeDocument/2006/bibliography" xmlns="http://schemas.openxmlformats.org/officeDocument/2006/bibliography" SelectedStyle="\APASixthEditionOfficeOnline.xsl" StyleName="APA" Version="6">
   <b:Source>
     <b:Tag>Mue12</b:Tag>
@@ -23180,7 +22933,216 @@
 </b:Sources>
 </file>
 
+<file path=customXml/item4.xml><?xml version="1.0" encoding="utf-8"?>
+<ct:contentTypeSchema xmlns:ct="http://schemas.microsoft.com/office/2006/metadata/contentType" xmlns:ma="http://schemas.microsoft.com/office/2006/metadata/properties/metaAttributes" ct:_="" ma:_="" ma:contentTypeName="Documento" ma:contentTypeID="0x010100FC2B1768DD5A774EB396CCAB0DE361C1" ma:contentTypeVersion="12" ma:contentTypeDescription="Crear nuevo documento." ma:contentTypeScope="" ma:versionID="d4a546b22d2924edabf51241cf3422b8">
+  <xsd:schema xmlns:xsd="http://www.w3.org/2001/XMLSchema" xmlns:xs="http://www.w3.org/2001/XMLSchema" xmlns:p="http://schemas.microsoft.com/office/2006/metadata/properties" xmlns:ns2="a70d3c18-0869-45a1-9f75-4b4b8f0f32be" xmlns:ns3="adccf511-daff-4bcb-9072-914cedbf4c7e" targetNamespace="http://schemas.microsoft.com/office/2006/metadata/properties" ma:root="true" ma:fieldsID="e29002b2d9ca820e89c57fc59ec70c79" ns2:_="" ns3:_="">
+    <xsd:import namespace="a70d3c18-0869-45a1-9f75-4b4b8f0f32be"/>
+    <xsd:import namespace="adccf511-daff-4bcb-9072-914cedbf4c7e"/>
+    <xsd:element name="properties">
+      <xsd:complexType>
+        <xsd:sequence>
+          <xsd:element name="documentManagement">
+            <xsd:complexType>
+              <xsd:all>
+                <xsd:element ref="ns2:MediaServiceMetadata" minOccurs="0"/>
+                <xsd:element ref="ns2:MediaServiceFastMetadata" minOccurs="0"/>
+                <xsd:element ref="ns2:MediaServiceSearchProperties" minOccurs="0"/>
+                <xsd:element ref="ns2:MediaServiceDateTaken" minOccurs="0"/>
+                <xsd:element ref="ns2:MediaServiceGenerationTime" minOccurs="0"/>
+                <xsd:element ref="ns2:MediaServiceEventHashCode" minOccurs="0"/>
+                <xsd:element ref="ns2:MediaLengthInSeconds" minOccurs="0"/>
+                <xsd:element ref="ns2:lcf76f155ced4ddcb4097134ff3c332f" minOccurs="0"/>
+                <xsd:element ref="ns3:TaxCatchAll" minOccurs="0"/>
+                <xsd:element ref="ns2:MediaServiceOCR" minOccurs="0"/>
+                <xsd:element ref="ns2:MediaServiceBillingMetadata" minOccurs="0"/>
+              </xsd:all>
+            </xsd:complexType>
+          </xsd:element>
+        </xsd:sequence>
+      </xsd:complexType>
+    </xsd:element>
+  </xsd:schema>
+  <xsd:schema xmlns:xsd="http://www.w3.org/2001/XMLSchema" xmlns:xs="http://www.w3.org/2001/XMLSchema" xmlns:dms="http://schemas.microsoft.com/office/2006/documentManagement/types" xmlns:pc="http://schemas.microsoft.com/office/infopath/2007/PartnerControls" targetNamespace="a70d3c18-0869-45a1-9f75-4b4b8f0f32be" elementFormDefault="qualified">
+    <xsd:import namespace="http://schemas.microsoft.com/office/2006/documentManagement/types"/>
+    <xsd:import namespace="http://schemas.microsoft.com/office/infopath/2007/PartnerControls"/>
+    <xsd:element name="MediaServiceMetadata" ma:index="8" nillable="true" ma:displayName="MediaServiceMetadata" ma:hidden="true" ma:internalName="MediaServiceMetadata" ma:readOnly="true">
+      <xsd:simpleType>
+        <xsd:restriction base="dms:Note"/>
+      </xsd:simpleType>
+    </xsd:element>
+    <xsd:element name="MediaServiceFastMetadata" ma:index="9" nillable="true" ma:displayName="MediaServiceFastMetadata" ma:hidden="true" ma:internalName="MediaServiceFastMetadata" ma:readOnly="true">
+      <xsd:simpleType>
+        <xsd:restriction base="dms:Note"/>
+      </xsd:simpleType>
+    </xsd:element>
+    <xsd:element name="MediaServiceSearchProperties" ma:index="10" nillable="true" ma:displayName="MediaServiceSearchProperties" ma:hidden="true" ma:internalName="MediaServiceSearchProperties" ma:readOnly="true">
+      <xsd:simpleType>
+        <xsd:restriction base="dms:Note"/>
+      </xsd:simpleType>
+    </xsd:element>
+    <xsd:element name="MediaServiceDateTaken" ma:index="11" nillable="true" ma:displayName="MediaServiceDateTaken" ma:hidden="true" ma:indexed="true" ma:internalName="MediaServiceDateTaken" ma:readOnly="true">
+      <xsd:simpleType>
+        <xsd:restriction base="dms:Text"/>
+      </xsd:simpleType>
+    </xsd:element>
+    <xsd:element name="MediaServiceGenerationTime" ma:index="12" nillable="true" ma:displayName="MediaServiceGenerationTime" ma:hidden="true" ma:internalName="MediaServiceGenerationTime" ma:readOnly="true">
+      <xsd:simpleType>
+        <xsd:restriction base="dms:Text"/>
+      </xsd:simpleType>
+    </xsd:element>
+    <xsd:element name="MediaServiceEventHashCode" ma:index="13" nillable="true" ma:displayName="MediaServiceEventHashCode" ma:hidden="true" ma:internalName="MediaServiceEventHashCode" ma:readOnly="true">
+      <xsd:simpleType>
+        <xsd:restriction base="dms:Text"/>
+      </xsd:simpleType>
+    </xsd:element>
+    <xsd:element name="MediaLengthInSeconds" ma:index="14" nillable="true" ma:displayName="MediaLengthInSeconds" ma:hidden="true" ma:internalName="MediaLengthInSeconds" ma:readOnly="true">
+      <xsd:simpleType>
+        <xsd:restriction base="dms:Unknown"/>
+      </xsd:simpleType>
+    </xsd:element>
+    <xsd:element name="lcf76f155ced4ddcb4097134ff3c332f" ma:index="16" nillable="true" ma:taxonomy="true" ma:internalName="lcf76f155ced4ddcb4097134ff3c332f" ma:taxonomyFieldName="MediaServiceImageTags" ma:displayName="Etiquetas de imagen" ma:readOnly="false" ma:fieldId="{5cf76f15-5ced-4ddc-b409-7134ff3c332f}" ma:taxonomyMulti="true" ma:sspId="d33c8c81-5745-4931-bcc4-c2aeafe86780" ma:termSetId="09814cd3-568e-fe90-9814-8d621ff8fb84" ma:anchorId="fba54fb3-c3e1-fe81-a776-ca4b69148c4d" ma:open="true" ma:isKeyword="false">
+      <xsd:complexType>
+        <xsd:sequence>
+          <xsd:element ref="pc:Terms" minOccurs="0" maxOccurs="1"/>
+        </xsd:sequence>
+      </xsd:complexType>
+    </xsd:element>
+    <xsd:element name="MediaServiceOCR" ma:index="18" nillable="true" ma:displayName="Extracted Text" ma:internalName="MediaServiceOCR" ma:readOnly="true">
+      <xsd:simpleType>
+        <xsd:restriction base="dms:Note">
+          <xsd:maxLength value="255"/>
+        </xsd:restriction>
+      </xsd:simpleType>
+    </xsd:element>
+    <xsd:element name="MediaServiceBillingMetadata" ma:index="19" nillable="true" ma:displayName="MediaServiceBillingMetadata" ma:hidden="true" ma:internalName="MediaServiceBillingMetadata" ma:readOnly="true">
+      <xsd:simpleType>
+        <xsd:restriction base="dms:Note"/>
+      </xsd:simpleType>
+    </xsd:element>
+  </xsd:schema>
+  <xsd:schema xmlns:xsd="http://www.w3.org/2001/XMLSchema" xmlns:xs="http://www.w3.org/2001/XMLSchema" xmlns:dms="http://schemas.microsoft.com/office/2006/documentManagement/types" xmlns:pc="http://schemas.microsoft.com/office/infopath/2007/PartnerControls" targetNamespace="adccf511-daff-4bcb-9072-914cedbf4c7e" elementFormDefault="qualified">
+    <xsd:import namespace="http://schemas.microsoft.com/office/2006/documentManagement/types"/>
+    <xsd:import namespace="http://schemas.microsoft.com/office/infopath/2007/PartnerControls"/>
+    <xsd:element name="TaxCatchAll" ma:index="17" nillable="true" ma:displayName="Taxonomy Catch All Column" ma:hidden="true" ma:list="{d55fdbc5-1632-489d-aeea-ba6fd7407963}" ma:internalName="TaxCatchAll" ma:showField="CatchAllData" ma:web="adccf511-daff-4bcb-9072-914cedbf4c7e">
+      <xsd:complexType>
+        <xsd:complexContent>
+          <xsd:extension base="dms:MultiChoiceLookup">
+            <xsd:sequence>
+              <xsd:element name="Value" type="dms:Lookup" maxOccurs="unbounded" minOccurs="0" nillable="true"/>
+            </xsd:sequence>
+          </xsd:extension>
+        </xsd:complexContent>
+      </xsd:complexType>
+    </xsd:element>
+  </xsd:schema>
+  <xsd:schema xmlns="http://schemas.openxmlformats.org/package/2006/metadata/core-properties" xmlns:xsd="http://www.w3.org/2001/XMLSchema" xmlns:xsi="http://www.w3.org/2001/XMLSchema-instance" xmlns:dc="http://purl.org/dc/elements/1.1/" xmlns:dcterms="http://purl.org/dc/terms/" xmlns:odoc="http://schemas.microsoft.com/internal/obd" targetNamespace="http://schemas.openxmlformats.org/package/2006/metadata/core-properties" elementFormDefault="qualified" attributeFormDefault="unqualified" blockDefault="#all">
+    <xsd:import namespace="http://purl.org/dc/elements/1.1/" schemaLocation="http://dublincore.org/schemas/xmls/qdc/2003/04/02/dc.xsd"/>
+    <xsd:import namespace="http://purl.org/dc/terms/" schemaLocation="http://dublincore.org/schemas/xmls/qdc/2003/04/02/dcterms.xsd"/>
+    <xsd:element name="coreProperties" type="CT_coreProperties"/>
+    <xsd:complexType name="CT_coreProperties">
+      <xsd:all>
+        <xsd:element ref="dc:creator" minOccurs="0" maxOccurs="1"/>
+        <xsd:element ref="dcterms:created" minOccurs="0" maxOccurs="1"/>
+        <xsd:element ref="dc:identifier" minOccurs="0" maxOccurs="1"/>
+        <xsd:element name="contentType" minOccurs="0" maxOccurs="1" type="xsd:string" ma:index="0" ma:displayName="Tipo de contenido"/>
+        <xsd:element ref="dc:title" minOccurs="0" maxOccurs="1" ma:index="4" ma:displayName="Título"/>
+        <xsd:element ref="dc:subject" minOccurs="0" maxOccurs="1"/>
+        <xsd:element ref="dc:description" minOccurs="0" maxOccurs="1"/>
+        <xsd:element name="keywords" minOccurs="0" maxOccurs="1" type="xsd:string"/>
+        <xsd:element ref="dc:language" minOccurs="0" maxOccurs="1"/>
+        <xsd:element name="category" minOccurs="0" maxOccurs="1" type="xsd:string"/>
+        <xsd:element name="version" minOccurs="0" maxOccurs="1" type="xsd:string"/>
+        <xsd:element name="revision" minOccurs="0" maxOccurs="1" type="xsd:string">
+          <xsd:annotation>
+            <xsd:documentation>
+                        This value indicates the number of saves or revisions. The application is responsible for updating this value after each revision.
+                    </xsd:documentation>
+          </xsd:annotation>
+        </xsd:element>
+        <xsd:element name="lastModifiedBy" minOccurs="0" maxOccurs="1" type="xsd:string"/>
+        <xsd:element ref="dcterms:modified" minOccurs="0" maxOccurs="1"/>
+        <xsd:element name="contentStatus" minOccurs="0" maxOccurs="1" type="xsd:string"/>
+      </xsd:all>
+    </xsd:complexType>
+  </xsd:schema>
+  <xs:schema xmlns:pc="http://schemas.microsoft.com/office/infopath/2007/PartnerControls" xmlns:xs="http://www.w3.org/2001/XMLSchema" targetNamespace="http://schemas.microsoft.com/office/infopath/2007/PartnerControls" elementFormDefault="qualified" attributeFormDefault="unqualified">
+    <xs:element name="Person">
+      <xs:complexType>
+        <xs:sequence>
+          <xs:element ref="pc:DisplayName" minOccurs="0"/>
+          <xs:element ref="pc:AccountId" minOccurs="0"/>
+          <xs:element ref="pc:AccountType" minOccurs="0"/>
+        </xs:sequence>
+      </xs:complexType>
+    </xs:element>
+    <xs:element name="DisplayName" type="xs:string"/>
+    <xs:element name="AccountId" type="xs:string"/>
+    <xs:element name="AccountType" type="xs:string"/>
+    <xs:element name="BDCAssociatedEntity">
+      <xs:complexType>
+        <xs:sequence>
+          <xs:element ref="pc:BDCEntity" minOccurs="0" maxOccurs="unbounded"/>
+        </xs:sequence>
+        <xs:attribute ref="pc:EntityNamespace"/>
+        <xs:attribute ref="pc:EntityName"/>
+        <xs:attribute ref="pc:SystemInstanceName"/>
+        <xs:attribute ref="pc:AssociationName"/>
+      </xs:complexType>
+    </xs:element>
+    <xs:attribute name="EntityNamespace" type="xs:string"/>
+    <xs:attribute name="EntityName" type="xs:string"/>
+    <xs:attribute name="SystemInstanceName" type="xs:string"/>
+    <xs:attribute name="AssociationName" type="xs:string"/>
+    <xs:element name="BDCEntity">
+      <xs:complexType>
+        <xs:sequence>
+          <xs:element ref="pc:EntityDisplayName" minOccurs="0"/>
+          <xs:element ref="pc:EntityInstanceReference" minOccurs="0"/>
+          <xs:element ref="pc:EntityId1" minOccurs="0"/>
+          <xs:element ref="pc:EntityId2" minOccurs="0"/>
+          <xs:element ref="pc:EntityId3" minOccurs="0"/>
+          <xs:element ref="pc:EntityId4" minOccurs="0"/>
+          <xs:element ref="pc:EntityId5" minOccurs="0"/>
+        </xs:sequence>
+      </xs:complexType>
+    </xs:element>
+    <xs:element name="EntityDisplayName" type="xs:string"/>
+    <xs:element name="EntityInstanceReference" type="xs:string"/>
+    <xs:element name="EntityId1" type="xs:string"/>
+    <xs:element name="EntityId2" type="xs:string"/>
+    <xs:element name="EntityId3" type="xs:string"/>
+    <xs:element name="EntityId4" type="xs:string"/>
+    <xs:element name="EntityId5" type="xs:string"/>
+    <xs:element name="Terms">
+      <xs:complexType>
+        <xs:sequence>
+          <xs:element ref="pc:TermInfo" minOccurs="0" maxOccurs="unbounded"/>
+        </xs:sequence>
+      </xs:complexType>
+    </xs:element>
+    <xs:element name="TermInfo">
+      <xs:complexType>
+        <xs:sequence>
+          <xs:element ref="pc:TermName" minOccurs="0"/>
+          <xs:element ref="pc:TermId" minOccurs="0"/>
+        </xs:sequence>
+      </xs:complexType>
+    </xs:element>
+    <xs:element name="TermName" type="xs:string"/>
+    <xs:element name="TermId" type="xs:string"/>
+  </xs:schema>
+</ct:contentTypeSchema>
+</file>
+
 <file path=customXml/itemProps1.xml><?xml version="1.0" encoding="utf-8"?>
+<ds:datastoreItem xmlns:ds="http://schemas.openxmlformats.org/officeDocument/2006/customXml" ds:itemID="{81CBDEC1-3B00-44ED-AD36-0268077980BA}">
+  <ds:schemaRefs>
+    <ds:schemaRef ds:uri="http://schemas.microsoft.com/sharepoint/v3/contenttype/forms"/>
+  </ds:schemaRefs>
+</ds:datastoreItem>
+</file>
+
+<file path=customXml/itemProps2.xml><?xml version="1.0" encoding="utf-8"?>
 <ds:datastoreItem xmlns:ds="http://schemas.openxmlformats.org/officeDocument/2006/customXml" ds:itemID="{1145D752-ACC1-45E1-AB53-0C756F67FC7F}">
   <ds:schemaRefs>
     <ds:schemaRef ds:uri="http://schemas.microsoft.com/office/2006/metadata/properties"/>
@@ -23191,22 +23153,29 @@
 </ds:datastoreItem>
 </file>
 
-<file path=customXml/itemProps2.xml><?xml version="1.0" encoding="utf-8"?>
-<ds:datastoreItem xmlns:ds="http://schemas.openxmlformats.org/officeDocument/2006/customXml" ds:itemID="{81CBDEC1-3B00-44ED-AD36-0268077980BA}">
-  <ds:schemaRefs>
-    <ds:schemaRef ds:uri="http://schemas.microsoft.com/sharepoint/v3/contenttype/forms"/>
-  </ds:schemaRefs>
-</ds:datastoreItem>
-</file>
-
 <file path=customXml/itemProps3.xml><?xml version="1.0" encoding="utf-8"?>
-<ds:datastoreItem xmlns:ds="http://schemas.openxmlformats.org/officeDocument/2006/customXml" ds:itemID="{39F49E34-3471-4F32-A407-B861BDD8DE47}"/>
-</file>
-
-<file path=customXml/itemProps4.xml><?xml version="1.0" encoding="utf-8"?>
 <ds:datastoreItem xmlns:ds="http://schemas.openxmlformats.org/officeDocument/2006/customXml" ds:itemID="{84F3832F-79D0-40EC-924E-4EC5D33B7AFB}">
   <ds:schemaRefs>
     <ds:schemaRef ds:uri="http://schemas.openxmlformats.org/officeDocument/2006/bibliography"/>
   </ds:schemaRefs>
 </ds:datastoreItem>
+</file>
+
+<file path=customXml/itemProps4.xml><?xml version="1.0" encoding="utf-8"?>
+<ds:datastoreItem xmlns:ds="http://schemas.openxmlformats.org/officeDocument/2006/customXml" ds:itemID="{996434B9-CC1E-4468-A086-AA07C2AF1350}">
+  <ds:schemaRefs>
+    <ds:schemaRef ds:uri="http://schemas.microsoft.com/office/2006/metadata/contentType"/>
+    <ds:schemaRef ds:uri="http://schemas.microsoft.com/office/2006/metadata/properties/metaAttributes"/>
+    <ds:schemaRef ds:uri="http://www.w3.org/2001/XMLSchema"/>
+    <ds:schemaRef ds:uri="http://schemas.microsoft.com/office/2006/metadata/properties"/>
+    <ds:schemaRef ds:uri="a70d3c18-0869-45a1-9f75-4b4b8f0f32be"/>
+    <ds:schemaRef ds:uri="adccf511-daff-4bcb-9072-914cedbf4c7e"/>
+    <ds:schemaRef ds:uri="http://schemas.microsoft.com/office/2006/documentManagement/types"/>
+    <ds:schemaRef ds:uri="http://schemas.microsoft.com/office/infopath/2007/PartnerControls"/>
+    <ds:schemaRef ds:uri="http://schemas.openxmlformats.org/package/2006/metadata/core-properties"/>
+    <ds:schemaRef ds:uri="http://purl.org/dc/elements/1.1/"/>
+    <ds:schemaRef ds:uri="http://purl.org/dc/terms/"/>
+    <ds:schemaRef ds:uri="http://schemas.microsoft.com/internal/obd"/>
+  </ds:schemaRefs>
+</ds:datastoreItem>
 </file>